--- a/project/pwa/PWA Sprechtext.docx
+++ b/project/pwa/PWA Sprechtext.docx
@@ -5,14 +5,15 @@
     <w:p>
       <w:pPr>
         <w:pStyle w:val="Heading1"/>
-        <w:rPr>
-          <w:rFonts w:eastAsia="Times New Roman"/>
+        <w:spacing w:line="240" w:lineRule="auto"/>
+        <w:rPr>
+          <w:rFonts w:asciiTheme="minorHAnsi" w:eastAsia="Times New Roman" w:hAnsiTheme="minorHAnsi"/>
           <w:lang w:val="en-AT" w:eastAsia="en-GB"/>
         </w:rPr>
       </w:pPr>
       <w:r>
         <w:rPr>
-          <w:rFonts w:eastAsia="Times New Roman"/>
+          <w:rFonts w:asciiTheme="minorHAnsi" w:eastAsia="Times New Roman" w:hAnsiTheme="minorHAnsi"/>
           <w:lang w:val="en-AT" w:eastAsia="en-GB"/>
         </w:rPr>
         <w:t>PWA Sprechtext</w:t>
@@ -21,14 +22,15 @@
     <w:p>
       <w:pPr>
         <w:pStyle w:val="Heading2"/>
-        <w:rPr>
-          <w:rFonts w:eastAsia="Times New Roman"/>
+        <w:spacing w:before="360" w:line="240" w:lineRule="auto"/>
+        <w:rPr>
+          <w:rFonts w:asciiTheme="minorHAnsi" w:eastAsia="Times New Roman" w:hAnsiTheme="minorHAnsi"/>
           <w:lang w:val="en-AT" w:eastAsia="en-GB"/>
         </w:rPr>
       </w:pPr>
       <w:r>
         <w:rPr>
-          <w:rFonts w:eastAsia="Times New Roman"/>
+          <w:rFonts w:asciiTheme="minorHAnsi" w:eastAsia="Times New Roman" w:hAnsiTheme="minorHAnsi"/>
           <w:lang w:val="en-AT" w:eastAsia="en-GB"/>
         </w:rPr>
         <w:t>Folie 1 – Einleitung</w:t>
@@ -36,9 +38,9 @@
     </w:p>
     <w:p>
       <w:pPr>
-        <w:spacing w:after="0" w:line="240" w:lineRule="auto"/>
-        <w:rPr>
-          <w:rFonts w:ascii="Kannada Sangam MN" w:eastAsia="Times New Roman" w:hAnsi="Kannada Sangam MN" w:cs="Kannada Sangam MN"/>
+        <w:spacing w:before="360" w:after="80" w:line="240" w:lineRule="auto"/>
+        <w:rPr>
+          <w:rFonts w:eastAsia="Times New Roman" w:cs="Kannada Sangam MN"/>
           <w:color w:val="000000" w:themeColor="text1"/>
           <w:kern w:val="0"/>
           <w:lang w:val="en-AT" w:eastAsia="en-GB"/>
@@ -47,39 +49,141 @@
       </w:pPr>
       <w:r>
         <w:rPr>
-          <w:rFonts w:ascii="Kannada Sangam MN" w:eastAsia="Times New Roman" w:hAnsi="Kannada Sangam MN" w:cs="Kannada Sangam MN"/>
-          <w:color w:val="000000" w:themeColor="text1"/>
-          <w:kern w:val="0"/>
-          <w:lang w:val="en-AT" w:eastAsia="en-GB"/>
-          <w14:ligatures w14:val="none"/>
-        </w:rPr>
-        <w:t>Heute geht es um Progressive Web Apps, kurz PWAs.</w:t>
-      </w:r>
-      <w:r>
-        <w:rPr>
-          <w:rFonts w:ascii="Kannada Sangam MN" w:eastAsia="Times New Roman" w:hAnsi="Kannada Sangam MN" w:cs="Kannada Sangam MN"/>
+          <w:rFonts w:eastAsia="Times New Roman" w:cs="Kannada Sangam MN"/>
+          <w:color w:val="000000" w:themeColor="text1"/>
+          <w:kern w:val="0"/>
+          <w:lang w:val="en-AT" w:eastAsia="en-GB"/>
+          <w14:ligatures w14:val="none"/>
+        </w:rPr>
+        <w:t xml:space="preserve">Heute geht es um </w:t>
+      </w:r>
+      <w:r>
+        <w:rPr>
+          <w:rFonts w:eastAsia="Times New Roman" w:cs="Kannada Sangam MN"/>
+          <w:b/>
+          <w:bCs/>
+          <w:color w:val="000000" w:themeColor="text1"/>
+          <w:kern w:val="0"/>
+          <w:lang w:val="en-AT" w:eastAsia="en-GB"/>
+          <w14:ligatures w14:val="none"/>
+        </w:rPr>
+        <w:t>Progressive Web Apps</w:t>
+      </w:r>
+      <w:r>
+        <w:rPr>
+          <w:rFonts w:eastAsia="Times New Roman" w:cs="Kannada Sangam MN"/>
+          <w:color w:val="000000" w:themeColor="text1"/>
+          <w:kern w:val="0"/>
+          <w:lang w:val="en-AT" w:eastAsia="en-GB"/>
+          <w14:ligatures w14:val="none"/>
+        </w:rPr>
+        <w:t>, kurz PWAs.</w:t>
+      </w:r>
+      <w:r>
+        <w:rPr>
+          <w:rFonts w:eastAsia="Times New Roman" w:cs="Kannada Sangam MN"/>
           <w:color w:val="000000" w:themeColor="text1"/>
           <w:kern w:val="0"/>
           <w:lang w:val="en-AT" w:eastAsia="en-GB"/>
           <w14:ligatures w14:val="none"/>
         </w:rPr>
         <w:br/>
-        <w:t>PWAs verbinden die Vorteile von klassischen Webseiten mit denen nativer Apps.</w:t>
-      </w:r>
-      <w:r>
-        <w:rPr>
-          <w:rFonts w:ascii="Kannada Sangam MN" w:eastAsia="Times New Roman" w:hAnsi="Kannada Sangam MN" w:cs="Kannada Sangam MN"/>
+        <w:t xml:space="preserve">PWAs verbinden die Vorteile von </w:t>
+      </w:r>
+      <w:r>
+        <w:rPr>
+          <w:rFonts w:eastAsia="Times New Roman" w:cs="Kannada Sangam MN"/>
+          <w:b/>
+          <w:bCs/>
+          <w:color w:val="000000" w:themeColor="text1"/>
+          <w:kern w:val="0"/>
+          <w:lang w:val="en-AT" w:eastAsia="en-GB"/>
+          <w14:ligatures w14:val="none"/>
+        </w:rPr>
+        <w:t>klassischen Webseiten</w:t>
+      </w:r>
+      <w:r>
+        <w:rPr>
+          <w:rFonts w:eastAsia="Times New Roman" w:cs="Kannada Sangam MN"/>
+          <w:color w:val="000000" w:themeColor="text1"/>
+          <w:kern w:val="0"/>
+          <w:lang w:val="en-AT" w:eastAsia="en-GB"/>
+          <w14:ligatures w14:val="none"/>
+        </w:rPr>
+        <w:t xml:space="preserve"> mit denen </w:t>
+      </w:r>
+      <w:r>
+        <w:rPr>
+          <w:rFonts w:eastAsia="Times New Roman" w:cs="Kannada Sangam MN"/>
+          <w:b/>
+          <w:bCs/>
+          <w:color w:val="000000" w:themeColor="text1"/>
+          <w:kern w:val="0"/>
+          <w:lang w:val="en-AT" w:eastAsia="en-GB"/>
+          <w14:ligatures w14:val="none"/>
+        </w:rPr>
+        <w:t>nativer Apps</w:t>
+      </w:r>
+      <w:r>
+        <w:rPr>
+          <w:rFonts w:eastAsia="Times New Roman" w:cs="Kannada Sangam MN"/>
+          <w:color w:val="000000" w:themeColor="text1"/>
+          <w:kern w:val="0"/>
+          <w:lang w:val="en-AT" w:eastAsia="en-GB"/>
+          <w14:ligatures w14:val="none"/>
+        </w:rPr>
+        <w:t>.</w:t>
+      </w:r>
+      <w:r>
+        <w:rPr>
+          <w:rFonts w:eastAsia="Times New Roman" w:cs="Kannada Sangam MN"/>
           <w:color w:val="000000" w:themeColor="text1"/>
           <w:kern w:val="0"/>
           <w:lang w:val="en-AT" w:eastAsia="en-GB"/>
           <w14:ligatures w14:val="none"/>
         </w:rPr>
         <w:br/>
-        <w:t>Das Ziel ist es, Anwendungen zu entwickeln, die plattform</w:t>
-      </w:r>
-      <w:r>
-        <w:rPr>
-          <w:rFonts w:ascii="Cambria" w:eastAsia="Times New Roman" w:hAnsi="Cambria" w:cs="Cambria"/>
+        <w:t xml:space="preserve">Das </w:t>
+      </w:r>
+      <w:r>
+        <w:rPr>
+          <w:rFonts w:eastAsia="Times New Roman" w:cs="Kannada Sangam MN"/>
+          <w:b/>
+          <w:bCs/>
+          <w:color w:val="000000" w:themeColor="text1"/>
+          <w:kern w:val="0"/>
+          <w:lang w:val="en-AT" w:eastAsia="en-GB"/>
+          <w14:ligatures w14:val="none"/>
+        </w:rPr>
+        <w:t>Ziel</w:t>
+      </w:r>
+      <w:r>
+        <w:rPr>
+          <w:rFonts w:eastAsia="Times New Roman" w:cs="Kannada Sangam MN"/>
+          <w:color w:val="000000" w:themeColor="text1"/>
+          <w:kern w:val="0"/>
+          <w:lang w:val="en-AT" w:eastAsia="en-GB"/>
+          <w14:ligatures w14:val="none"/>
+        </w:rPr>
+        <w:t xml:space="preserve"> ist es, Anwendungen zu entwickeln, die </w:t>
+      </w:r>
+      <w:r>
+        <w:rPr>
+          <w:rFonts w:eastAsia="Times New Roman" w:cs="Kannada Sangam MN"/>
+          <w:b/>
+          <w:bCs/>
+          <w:color w:val="000000" w:themeColor="text1"/>
+          <w:kern w:val="0"/>
+          <w:lang w:val="en-AT" w:eastAsia="en-GB"/>
+          <w14:ligatures w14:val="none"/>
+        </w:rPr>
+        <w:t>plattform</w:t>
+      </w:r>
+      <w:r>
+        <w:rPr>
+          <w:rFonts w:eastAsia="Times New Roman" w:cs="Cambria"/>
+          <w:b/>
+          <w:bCs/>
           <w:color w:val="000000" w:themeColor="text1"/>
           <w:kern w:val="0"/>
           <w:lang w:val="en-AT" w:eastAsia="en-GB"/>
@@ -89,17 +193,87 @@
       </w:r>
       <w:r>
         <w:rPr>
-          <w:rFonts w:ascii="Kannada Sangam MN" w:eastAsia="Times New Roman" w:hAnsi="Kannada Sangam MN" w:cs="Kannada Sangam MN"/>
-          <w:color w:val="000000" w:themeColor="text1"/>
-          <w:kern w:val="0"/>
-          <w:lang w:val="en-AT" w:eastAsia="en-GB"/>
-          <w14:ligatures w14:val="none"/>
-        </w:rPr>
-        <w:t>bergreifend funktionieren, offline nutzbar sind und sich wie echte Apps anf</w:t>
-      </w:r>
-      <w:r>
-        <w:rPr>
-          <w:rFonts w:ascii="Cambria" w:eastAsia="Times New Roman" w:hAnsi="Cambria" w:cs="Cambria"/>
+          <w:rFonts w:eastAsia="Times New Roman" w:cs="Kannada Sangam MN"/>
+          <w:b/>
+          <w:bCs/>
+          <w:color w:val="000000" w:themeColor="text1"/>
+          <w:kern w:val="0"/>
+          <w:lang w:val="en-AT" w:eastAsia="en-GB"/>
+          <w14:ligatures w14:val="none"/>
+        </w:rPr>
+        <w:t>bergreifend</w:t>
+      </w:r>
+      <w:r>
+        <w:rPr>
+          <w:rFonts w:eastAsia="Times New Roman" w:cs="Kannada Sangam MN"/>
+          <w:color w:val="000000" w:themeColor="text1"/>
+          <w:kern w:val="0"/>
+          <w:lang w:val="en-AT" w:eastAsia="en-GB"/>
+          <w14:ligatures w14:val="none"/>
+        </w:rPr>
+        <w:t xml:space="preserve"> </w:t>
+      </w:r>
+      <w:r>
+        <w:rPr>
+          <w:rFonts w:eastAsia="Times New Roman" w:cs="Kannada Sangam MN"/>
+          <w:b/>
+          <w:bCs/>
+          <w:color w:val="000000" w:themeColor="text1"/>
+          <w:kern w:val="0"/>
+          <w:lang w:val="en-AT" w:eastAsia="en-GB"/>
+          <w14:ligatures w14:val="none"/>
+        </w:rPr>
+        <w:t>funktionieren</w:t>
+      </w:r>
+      <w:r>
+        <w:rPr>
+          <w:rFonts w:eastAsia="Times New Roman" w:cs="Kannada Sangam MN"/>
+          <w:color w:val="000000" w:themeColor="text1"/>
+          <w:kern w:val="0"/>
+          <w:lang w:val="en-AT" w:eastAsia="en-GB"/>
+          <w14:ligatures w14:val="none"/>
+        </w:rPr>
+        <w:t xml:space="preserve">, </w:t>
+      </w:r>
+      <w:r>
+        <w:rPr>
+          <w:rFonts w:eastAsia="Times New Roman" w:cs="Kannada Sangam MN"/>
+          <w:b/>
+          <w:bCs/>
+          <w:color w:val="000000" w:themeColor="text1"/>
+          <w:kern w:val="0"/>
+          <w:lang w:val="en-AT" w:eastAsia="en-GB"/>
+          <w14:ligatures w14:val="none"/>
+        </w:rPr>
+        <w:t>offline</w:t>
+      </w:r>
+      <w:r>
+        <w:rPr>
+          <w:rFonts w:eastAsia="Times New Roman" w:cs="Kannada Sangam MN"/>
+          <w:color w:val="000000" w:themeColor="text1"/>
+          <w:kern w:val="0"/>
+          <w:lang w:val="en-AT" w:eastAsia="en-GB"/>
+          <w14:ligatures w14:val="none"/>
+        </w:rPr>
+        <w:t xml:space="preserve"> nutzbar sind und sich wie </w:t>
+      </w:r>
+      <w:r>
+        <w:rPr>
+          <w:rFonts w:eastAsia="Times New Roman" w:cs="Kannada Sangam MN"/>
+          <w:b/>
+          <w:bCs/>
+          <w:color w:val="000000" w:themeColor="text1"/>
+          <w:kern w:val="0"/>
+          <w:lang w:val="en-AT" w:eastAsia="en-GB"/>
+          <w14:ligatures w14:val="none"/>
+        </w:rPr>
+        <w:t>echte Apps anf</w:t>
+      </w:r>
+      <w:r>
+        <w:rPr>
+          <w:rFonts w:eastAsia="Times New Roman" w:cs="Cambria"/>
+          <w:b/>
+          <w:bCs/>
           <w:color w:val="000000" w:themeColor="text1"/>
           <w:kern w:val="0"/>
           <w:lang w:val="en-AT" w:eastAsia="en-GB"/>
@@ -109,31 +283,109 @@
       </w:r>
       <w:r>
         <w:rPr>
-          <w:rFonts w:ascii="Kannada Sangam MN" w:eastAsia="Times New Roman" w:hAnsi="Kannada Sangam MN" w:cs="Kannada Sangam MN"/>
-          <w:color w:val="000000" w:themeColor="text1"/>
-          <w:kern w:val="0"/>
-          <w:lang w:val="en-AT" w:eastAsia="en-GB"/>
-          <w14:ligatures w14:val="none"/>
-        </w:rPr>
-        <w:t>hlen.</w:t>
-      </w:r>
-      <w:r>
-        <w:rPr>
-          <w:rFonts w:ascii="Kannada Sangam MN" w:eastAsia="Times New Roman" w:hAnsi="Kannada Sangam MN" w:cs="Kannada Sangam MN"/>
+          <w:rFonts w:eastAsia="Times New Roman" w:cs="Kannada Sangam MN"/>
+          <w:b/>
+          <w:bCs/>
+          <w:color w:val="000000" w:themeColor="text1"/>
+          <w:kern w:val="0"/>
+          <w:lang w:val="en-AT" w:eastAsia="en-GB"/>
+          <w14:ligatures w14:val="none"/>
+        </w:rPr>
+        <w:t>hlen</w:t>
+      </w:r>
+      <w:r>
+        <w:rPr>
+          <w:rFonts w:eastAsia="Times New Roman" w:cs="Kannada Sangam MN"/>
+          <w:color w:val="000000" w:themeColor="text1"/>
+          <w:kern w:val="0"/>
+          <w:lang w:val="en-AT" w:eastAsia="en-GB"/>
+          <w14:ligatures w14:val="none"/>
+        </w:rPr>
+        <w:t>.</w:t>
+      </w:r>
+      <w:r>
+        <w:rPr>
+          <w:rFonts w:eastAsia="Times New Roman" w:cs="Kannada Sangam MN"/>
           <w:color w:val="000000" w:themeColor="text1"/>
           <w:kern w:val="0"/>
           <w:lang w:val="en-AT" w:eastAsia="en-GB"/>
           <w14:ligatures w14:val="none"/>
         </w:rPr>
         <w:br/>
-        <w:t>Dadurch verschwimmen die Grenzen zwischen Web und nativen Anwendungen immer mehr.</w:t>
+        <w:t xml:space="preserve">Dadurch </w:t>
+      </w:r>
+      <w:r>
+        <w:rPr>
+          <w:rFonts w:eastAsia="Times New Roman" w:cs="Kannada Sangam MN"/>
+          <w:b/>
+          <w:bCs/>
+          <w:color w:val="000000" w:themeColor="text1"/>
+          <w:kern w:val="0"/>
+          <w:lang w:val="en-AT" w:eastAsia="en-GB"/>
+          <w14:ligatures w14:val="none"/>
+        </w:rPr>
+        <w:t>verschwimmen</w:t>
+      </w:r>
+      <w:r>
+        <w:rPr>
+          <w:rFonts w:eastAsia="Times New Roman" w:cs="Kannada Sangam MN"/>
+          <w:color w:val="000000" w:themeColor="text1"/>
+          <w:kern w:val="0"/>
+          <w:lang w:val="en-AT" w:eastAsia="en-GB"/>
+          <w14:ligatures w14:val="none"/>
+        </w:rPr>
+        <w:t xml:space="preserve"> die </w:t>
+      </w:r>
+      <w:r>
+        <w:rPr>
+          <w:rFonts w:eastAsia="Times New Roman" w:cs="Kannada Sangam MN"/>
+          <w:b/>
+          <w:bCs/>
+          <w:color w:val="000000" w:themeColor="text1"/>
+          <w:kern w:val="0"/>
+          <w:lang w:val="en-AT" w:eastAsia="en-GB"/>
+          <w14:ligatures w14:val="none"/>
+        </w:rPr>
+        <w:t>Grenzen</w:t>
+      </w:r>
+      <w:r>
+        <w:rPr>
+          <w:rFonts w:eastAsia="Times New Roman" w:cs="Kannada Sangam MN"/>
+          <w:color w:val="000000" w:themeColor="text1"/>
+          <w:kern w:val="0"/>
+          <w:lang w:val="en-AT" w:eastAsia="en-GB"/>
+          <w14:ligatures w14:val="none"/>
+        </w:rPr>
+        <w:t xml:space="preserve"> zwischen </w:t>
+      </w:r>
+      <w:r>
+        <w:rPr>
+          <w:rFonts w:eastAsia="Times New Roman" w:cs="Kannada Sangam MN"/>
+          <w:b/>
+          <w:bCs/>
+          <w:color w:val="000000" w:themeColor="text1"/>
+          <w:kern w:val="0"/>
+          <w:lang w:val="en-AT" w:eastAsia="en-GB"/>
+          <w14:ligatures w14:val="none"/>
+        </w:rPr>
+        <w:t>Web</w:t>
+      </w:r>
+      <w:r>
+        <w:rPr>
+          <w:rFonts w:eastAsia="Times New Roman" w:cs="Kannada Sangam MN"/>
+          <w:color w:val="000000" w:themeColor="text1"/>
+          <w:kern w:val="0"/>
+          <w:lang w:val="en-AT" w:eastAsia="en-GB"/>
+          <w14:ligatures w14:val="none"/>
+        </w:rPr>
+        <w:t xml:space="preserve"> und nativen Anwendungen immer mehr.</w:t>
       </w:r>
     </w:p>
     <w:p>
       <w:pPr>
-        <w:spacing w:after="0" w:line="240" w:lineRule="auto"/>
-        <w:rPr>
-          <w:rFonts w:ascii="Kannada Sangam MN" w:eastAsia="Times New Roman" w:hAnsi="Kannada Sangam MN" w:cs="Kannada Sangam MN"/>
+        <w:spacing w:before="360" w:after="80" w:line="240" w:lineRule="auto"/>
+        <w:rPr>
+          <w:rFonts w:eastAsia="Times New Roman" w:cs="Kannada Sangam MN"/>
           <w:color w:val="000000" w:themeColor="text1"/>
           <w:kern w:val="0"/>
           <w:lang w:val="en-AT" w:eastAsia="en-GB"/>
@@ -142,13 +394,13 @@
       </w:pPr>
       <w:r>
         <w:rPr>
-          <w:rFonts w:ascii="Kannada Sangam MN" w:eastAsia="Times New Roman" w:hAnsi="Kannada Sangam MN" w:cs="Kannada Sangam MN"/>
+          <w:rFonts w:eastAsia="Times New Roman" w:cs="Kannada Sangam MN"/>
           <w:noProof/>
           <w:color w:val="000000" w:themeColor="text1"/>
           <w:kern w:val="0"/>
           <w:lang w:val="en-AT" w:eastAsia="en-GB"/>
         </w:rPr>
-        <w:pict w14:anchorId="61904B26">
+        <w:pict w14:anchorId="659FD083">
           <v:rect id="_x0000_i1033" alt="" style="width:451.3pt;height:.05pt;mso-width-percent:0;mso-height-percent:0;mso-width-percent:0;mso-height-percent:0" o:hralign="center" o:hrstd="t" o:hr="t" fillcolor="#a0a0a0" stroked="f"/>
         </w:pict>
       </w:r>
@@ -156,14 +408,15 @@
     <w:p>
       <w:pPr>
         <w:pStyle w:val="Heading2"/>
-        <w:rPr>
-          <w:rFonts w:eastAsia="Times New Roman"/>
+        <w:spacing w:before="360" w:line="240" w:lineRule="auto"/>
+        <w:rPr>
+          <w:rFonts w:asciiTheme="minorHAnsi" w:eastAsia="Times New Roman" w:hAnsiTheme="minorHAnsi"/>
           <w:lang w:val="en-AT" w:eastAsia="en-GB"/>
         </w:rPr>
       </w:pPr>
       <w:r>
         <w:rPr>
-          <w:rFonts w:eastAsia="Times New Roman"/>
+          <w:rFonts w:asciiTheme="minorHAnsi" w:eastAsia="Times New Roman" w:hAnsiTheme="minorHAnsi"/>
           <w:lang w:val="en-AT" w:eastAsia="en-GB"/>
         </w:rPr>
         <w:t>Folie 2 – Der Paradigmenwechsel</w:t>
@@ -171,9 +424,9 @@
     </w:p>
     <w:p>
       <w:pPr>
-        <w:spacing w:after="0" w:line="240" w:lineRule="auto"/>
-        <w:rPr>
-          <w:rFonts w:ascii="Kannada Sangam MN" w:eastAsia="Times New Roman" w:hAnsi="Kannada Sangam MN" w:cs="Kannada Sangam MN"/>
+        <w:spacing w:before="360" w:after="80" w:line="240" w:lineRule="auto"/>
+        <w:rPr>
+          <w:rFonts w:eastAsia="Times New Roman" w:cs="Kannada Sangam MN"/>
           <w:color w:val="000000" w:themeColor="text1"/>
           <w:kern w:val="0"/>
           <w:lang w:val="en-AT" w:eastAsia="en-GB"/>
@@ -182,7 +435,7 @@
       </w:pPr>
       <w:r>
         <w:rPr>
-          <w:rFonts w:ascii="Kannada Sangam MN" w:eastAsia="Times New Roman" w:hAnsi="Kannada Sangam MN" w:cs="Kannada Sangam MN"/>
+          <w:rFonts w:eastAsia="Times New Roman" w:cs="Kannada Sangam MN"/>
           <w:color w:val="000000" w:themeColor="text1"/>
           <w:kern w:val="0"/>
           <w:lang w:val="en-AT" w:eastAsia="en-GB"/>
@@ -192,7 +445,7 @@
       </w:r>
       <w:r>
         <w:rPr>
-          <w:rFonts w:ascii="Cambria" w:eastAsia="Times New Roman" w:hAnsi="Cambria" w:cs="Cambria"/>
+          <w:rFonts w:eastAsia="Times New Roman" w:cs="Cambria"/>
           <w:color w:val="000000" w:themeColor="text1"/>
           <w:kern w:val="0"/>
           <w:lang w:val="en-AT" w:eastAsia="en-GB"/>
@@ -202,28 +455,127 @@
       </w:r>
       <w:r>
         <w:rPr>
-          <w:rFonts w:ascii="Kannada Sangam MN" w:eastAsia="Times New Roman" w:hAnsi="Kannada Sangam MN" w:cs="Kannada Sangam MN"/>
-          <w:color w:val="000000" w:themeColor="text1"/>
-          <w:kern w:val="0"/>
-          <w:lang w:val="en-AT" w:eastAsia="en-GB"/>
-          <w14:ligatures w14:val="none"/>
-        </w:rPr>
-        <w:t>her gab es einen klaren Unterschied zwischen Webseiten und nativen Apps.</w:t>
-      </w:r>
-      <w:r>
-        <w:rPr>
-          <w:rFonts w:ascii="Kannada Sangam MN" w:eastAsia="Times New Roman" w:hAnsi="Kannada Sangam MN" w:cs="Kannada Sangam MN"/>
+          <w:rFonts w:eastAsia="Times New Roman" w:cs="Kannada Sangam MN"/>
+          <w:color w:val="000000" w:themeColor="text1"/>
+          <w:kern w:val="0"/>
+          <w:lang w:val="en-AT" w:eastAsia="en-GB"/>
+          <w14:ligatures w14:val="none"/>
+        </w:rPr>
+        <w:t xml:space="preserve">her gab es einen </w:t>
+      </w:r>
+      <w:r>
+        <w:rPr>
+          <w:rFonts w:eastAsia="Times New Roman" w:cs="Kannada Sangam MN"/>
+          <w:b/>
+          <w:bCs/>
+          <w:color w:val="000000" w:themeColor="text1"/>
+          <w:kern w:val="0"/>
+          <w:lang w:val="en-AT" w:eastAsia="en-GB"/>
+          <w14:ligatures w14:val="none"/>
+        </w:rPr>
+        <w:t>klaren Unterschied</w:t>
+      </w:r>
+      <w:r>
+        <w:rPr>
+          <w:rFonts w:eastAsia="Times New Roman" w:cs="Kannada Sangam MN"/>
+          <w:color w:val="000000" w:themeColor="text1"/>
+          <w:kern w:val="0"/>
+          <w:lang w:val="en-AT" w:eastAsia="en-GB"/>
+          <w14:ligatures w14:val="none"/>
+        </w:rPr>
+        <w:t xml:space="preserve"> zwischen </w:t>
+      </w:r>
+      <w:r>
+        <w:rPr>
+          <w:rFonts w:eastAsia="Times New Roman" w:cs="Kannada Sangam MN"/>
+          <w:b/>
+          <w:bCs/>
+          <w:color w:val="000000" w:themeColor="text1"/>
+          <w:kern w:val="0"/>
+          <w:lang w:val="en-AT" w:eastAsia="en-GB"/>
+          <w14:ligatures w14:val="none"/>
+        </w:rPr>
+        <w:t>Webseiten</w:t>
+      </w:r>
+      <w:r>
+        <w:rPr>
+          <w:rFonts w:eastAsia="Times New Roman" w:cs="Kannada Sangam MN"/>
+          <w:color w:val="000000" w:themeColor="text1"/>
+          <w:kern w:val="0"/>
+          <w:lang w:val="en-AT" w:eastAsia="en-GB"/>
+          <w14:ligatures w14:val="none"/>
+        </w:rPr>
+        <w:t xml:space="preserve"> und </w:t>
+      </w:r>
+      <w:r>
+        <w:rPr>
+          <w:rFonts w:eastAsia="Times New Roman" w:cs="Kannada Sangam MN"/>
+          <w:b/>
+          <w:bCs/>
+          <w:color w:val="000000" w:themeColor="text1"/>
+          <w:kern w:val="0"/>
+          <w:lang w:val="en-AT" w:eastAsia="en-GB"/>
+          <w14:ligatures w14:val="none"/>
+        </w:rPr>
+        <w:t>nativen Apps.</w:t>
+      </w:r>
+      <w:r>
+        <w:rPr>
+          <w:rFonts w:eastAsia="Times New Roman" w:cs="Kannada Sangam MN"/>
           <w:color w:val="000000" w:themeColor="text1"/>
           <w:kern w:val="0"/>
           <w:lang w:val="en-AT" w:eastAsia="en-GB"/>
           <w14:ligatures w14:val="none"/>
         </w:rPr>
         <w:br/>
-        <w:t>Webseiten liefen nur im Browser, w</w:t>
-      </w:r>
-      <w:r>
-        <w:rPr>
-          <w:rFonts w:ascii="Cambria" w:eastAsia="Times New Roman" w:hAnsi="Cambria" w:cs="Cambria"/>
+      </w:r>
+      <w:r>
+        <w:rPr>
+          <w:rFonts w:eastAsia="Times New Roman" w:cs="Kannada Sangam MN"/>
+          <w:b/>
+          <w:bCs/>
+          <w:color w:val="000000" w:themeColor="text1"/>
+          <w:kern w:val="0"/>
+          <w:lang w:val="en-AT" w:eastAsia="en-GB"/>
+          <w14:ligatures w14:val="none"/>
+        </w:rPr>
+        <w:t>Webseiten</w:t>
+      </w:r>
+      <w:r>
+        <w:rPr>
+          <w:rFonts w:eastAsia="Times New Roman" w:cs="Kannada Sangam MN"/>
+          <w:color w:val="000000" w:themeColor="text1"/>
+          <w:kern w:val="0"/>
+          <w:lang w:val="en-AT" w:eastAsia="en-GB"/>
+          <w14:ligatures w14:val="none"/>
+        </w:rPr>
+        <w:t xml:space="preserve"> liefen nur im </w:t>
+      </w:r>
+      <w:r>
+        <w:rPr>
+          <w:rFonts w:eastAsia="Times New Roman" w:cs="Kannada Sangam MN"/>
+          <w:b/>
+          <w:bCs/>
+          <w:color w:val="000000" w:themeColor="text1"/>
+          <w:kern w:val="0"/>
+          <w:lang w:val="en-AT" w:eastAsia="en-GB"/>
+          <w14:ligatures w14:val="none"/>
+        </w:rPr>
+        <w:t>Browser</w:t>
+      </w:r>
+      <w:r>
+        <w:rPr>
+          <w:rFonts w:eastAsia="Times New Roman" w:cs="Kannada Sangam MN"/>
+          <w:color w:val="000000" w:themeColor="text1"/>
+          <w:kern w:val="0"/>
+          <w:lang w:val="en-AT" w:eastAsia="en-GB"/>
+          <w14:ligatures w14:val="none"/>
+        </w:rPr>
+        <w:t>, w</w:t>
+      </w:r>
+      <w:r>
+        <w:rPr>
+          <w:rFonts w:eastAsia="Times New Roman" w:cs="Cambria"/>
           <w:color w:val="000000" w:themeColor="text1"/>
           <w:kern w:val="0"/>
           <w:lang w:val="en-AT" w:eastAsia="en-GB"/>
@@ -233,20 +585,64 @@
       </w:r>
       <w:r>
         <w:rPr>
-          <w:rFonts w:ascii="Kannada Sangam MN" w:eastAsia="Times New Roman" w:hAnsi="Kannada Sangam MN" w:cs="Kannada Sangam MN"/>
-          <w:color w:val="000000" w:themeColor="text1"/>
-          <w:kern w:val="0"/>
-          <w:lang w:val="en-AT" w:eastAsia="en-GB"/>
-          <w14:ligatures w14:val="none"/>
-        </w:rPr>
-        <w:t>hrend Apps installiert werden mussten.</w:t>
+          <w:rFonts w:eastAsia="Times New Roman" w:cs="Kannada Sangam MN"/>
+          <w:color w:val="000000" w:themeColor="text1"/>
+          <w:kern w:val="0"/>
+          <w:lang w:val="en-AT" w:eastAsia="en-GB"/>
+          <w14:ligatures w14:val="none"/>
+        </w:rPr>
+        <w:t xml:space="preserve">hrend </w:t>
+      </w:r>
+      <w:r>
+        <w:rPr>
+          <w:rFonts w:eastAsia="Times New Roman" w:cs="Kannada Sangam MN"/>
+          <w:b/>
+          <w:bCs/>
+          <w:color w:val="000000" w:themeColor="text1"/>
+          <w:kern w:val="0"/>
+          <w:lang w:val="en-AT" w:eastAsia="en-GB"/>
+          <w14:ligatures w14:val="none"/>
+        </w:rPr>
+        <w:t>Apps</w:t>
+      </w:r>
+      <w:r>
+        <w:rPr>
+          <w:rFonts w:eastAsia="Times New Roman" w:cs="Kannada Sangam MN"/>
+          <w:color w:val="000000" w:themeColor="text1"/>
+          <w:kern w:val="0"/>
+          <w:lang w:val="en-AT" w:eastAsia="en-GB"/>
+          <w14:ligatures w14:val="none"/>
+        </w:rPr>
+        <w:t xml:space="preserve"> </w:t>
+      </w:r>
+      <w:r>
+        <w:rPr>
+          <w:rFonts w:eastAsia="Times New Roman" w:cs="Kannada Sangam MN"/>
+          <w:b/>
+          <w:bCs/>
+          <w:color w:val="000000" w:themeColor="text1"/>
+          <w:kern w:val="0"/>
+          <w:lang w:val="en-AT" w:eastAsia="en-GB"/>
+          <w14:ligatures w14:val="none"/>
+        </w:rPr>
+        <w:t>installiert</w:t>
+      </w:r>
+      <w:r>
+        <w:rPr>
+          <w:rFonts w:eastAsia="Times New Roman" w:cs="Kannada Sangam MN"/>
+          <w:color w:val="000000" w:themeColor="text1"/>
+          <w:kern w:val="0"/>
+          <w:lang w:val="en-AT" w:eastAsia="en-GB"/>
+          <w14:ligatures w14:val="none"/>
+        </w:rPr>
+        <w:t xml:space="preserve"> werden mussten.</w:t>
       </w:r>
     </w:p>
     <w:p>
       <w:pPr>
-        <w:spacing w:after="0" w:line="240" w:lineRule="auto"/>
-        <w:rPr>
-          <w:rFonts w:ascii="Kannada Sangam MN" w:eastAsia="Times New Roman" w:hAnsi="Kannada Sangam MN" w:cs="Kannada Sangam MN"/>
+        <w:spacing w:before="360" w:after="80" w:line="240" w:lineRule="auto"/>
+        <w:rPr>
+          <w:rFonts w:eastAsia="Times New Roman" w:cs="Kannada Sangam MN"/>
           <w:color w:val="000000" w:themeColor="text1"/>
           <w:kern w:val="0"/>
           <w:lang w:val="en-AT" w:eastAsia="en-GB"/>
@@ -255,7 +651,7 @@
       </w:pPr>
       <w:r>
         <w:rPr>
-          <w:rFonts w:ascii="Kannada Sangam MN" w:eastAsia="Times New Roman" w:hAnsi="Kannada Sangam MN" w:cs="Kannada Sangam MN"/>
+          <w:rFonts w:eastAsia="Times New Roman" w:cs="Kannada Sangam MN"/>
           <w:color w:val="000000" w:themeColor="text1"/>
           <w:kern w:val="0"/>
           <w:lang w:val="en-AT" w:eastAsia="en-GB"/>
@@ -265,7 +661,7 @@
       </w:r>
       <w:r>
         <w:rPr>
-          <w:rFonts w:ascii="Cambria" w:eastAsia="Times New Roman" w:hAnsi="Cambria" w:cs="Cambria"/>
+          <w:rFonts w:eastAsia="Times New Roman" w:cs="Cambria"/>
           <w:color w:val="000000" w:themeColor="text1"/>
           <w:kern w:val="0"/>
           <w:lang w:val="en-AT" w:eastAsia="en-GB"/>
@@ -275,7 +671,7 @@
       </w:r>
       <w:r>
         <w:rPr>
-          <w:rFonts w:ascii="Kannada Sangam MN" w:eastAsia="Times New Roman" w:hAnsi="Kannada Sangam MN" w:cs="Kannada Sangam MN"/>
+          <w:rFonts w:eastAsia="Times New Roman" w:cs="Kannada Sangam MN"/>
           <w:color w:val="000000" w:themeColor="text1"/>
           <w:kern w:val="0"/>
           <w:lang w:val="en-AT" w:eastAsia="en-GB"/>
@@ -285,7 +681,7 @@
       </w:r>
       <w:r>
         <w:rPr>
-          <w:rFonts w:ascii="Cambria" w:eastAsia="Times New Roman" w:hAnsi="Cambria" w:cs="Cambria"/>
+          <w:rFonts w:eastAsia="Times New Roman" w:cs="Cambria"/>
           <w:color w:val="000000" w:themeColor="text1"/>
           <w:kern w:val="0"/>
           <w:lang w:val="en-AT" w:eastAsia="en-GB"/>
@@ -295,20 +691,86 @@
       </w:r>
       <w:r>
         <w:rPr>
-          <w:rFonts w:ascii="Kannada Sangam MN" w:eastAsia="Times New Roman" w:hAnsi="Kannada Sangam MN" w:cs="Kannada Sangam MN"/>
-          <w:color w:val="000000" w:themeColor="text1"/>
-          <w:kern w:val="0"/>
-          <w:lang w:val="en-AT" w:eastAsia="en-GB"/>
-          <w14:ligatures w14:val="none"/>
-        </w:rPr>
-        <w:t>nnen eine Webanwendung direkt auf dem Homescreen installieren – ohne App Store.</w:t>
+          <w:rFonts w:eastAsia="Times New Roman" w:cs="Kannada Sangam MN"/>
+          <w:color w:val="000000" w:themeColor="text1"/>
+          <w:kern w:val="0"/>
+          <w:lang w:val="en-AT" w:eastAsia="en-GB"/>
+          <w14:ligatures w14:val="none"/>
+        </w:rPr>
+        <w:t xml:space="preserve">nnen eine </w:t>
+      </w:r>
+      <w:r>
+        <w:rPr>
+          <w:rFonts w:eastAsia="Times New Roman" w:cs="Kannada Sangam MN"/>
+          <w:b/>
+          <w:bCs/>
+          <w:color w:val="000000" w:themeColor="text1"/>
+          <w:kern w:val="0"/>
+          <w:lang w:val="en-AT" w:eastAsia="en-GB"/>
+          <w14:ligatures w14:val="none"/>
+        </w:rPr>
+        <w:t>Webanwendung</w:t>
+      </w:r>
+      <w:r>
+        <w:rPr>
+          <w:rFonts w:eastAsia="Times New Roman" w:cs="Kannada Sangam MN"/>
+          <w:color w:val="000000" w:themeColor="text1"/>
+          <w:kern w:val="0"/>
+          <w:lang w:val="en-AT" w:eastAsia="en-GB"/>
+          <w14:ligatures w14:val="none"/>
+        </w:rPr>
+        <w:t xml:space="preserve"> direkt auf dem </w:t>
+      </w:r>
+      <w:r>
+        <w:rPr>
+          <w:rFonts w:eastAsia="Times New Roman" w:cs="Kannada Sangam MN"/>
+          <w:b/>
+          <w:bCs/>
+          <w:color w:val="000000" w:themeColor="text1"/>
+          <w:kern w:val="0"/>
+          <w:lang w:val="en-AT" w:eastAsia="en-GB"/>
+          <w14:ligatures w14:val="none"/>
+        </w:rPr>
+        <w:t>Homescreen installieren</w:t>
+      </w:r>
+      <w:r>
+        <w:rPr>
+          <w:rFonts w:eastAsia="Times New Roman" w:cs="Kannada Sangam MN"/>
+          <w:color w:val="000000" w:themeColor="text1"/>
+          <w:kern w:val="0"/>
+          <w:lang w:val="en-AT" w:eastAsia="en-GB"/>
+          <w14:ligatures w14:val="none"/>
+        </w:rPr>
+        <w:t xml:space="preserve"> – </w:t>
+      </w:r>
+      <w:r>
+        <w:rPr>
+          <w:rFonts w:eastAsia="Times New Roman" w:cs="Kannada Sangam MN"/>
+          <w:b/>
+          <w:bCs/>
+          <w:color w:val="000000" w:themeColor="text1"/>
+          <w:kern w:val="0"/>
+          <w:lang w:val="en-AT" w:eastAsia="en-GB"/>
+          <w14:ligatures w14:val="none"/>
+        </w:rPr>
+        <w:t>ohne App Store</w:t>
+      </w:r>
+      <w:r>
+        <w:rPr>
+          <w:rFonts w:eastAsia="Times New Roman" w:cs="Kannada Sangam MN"/>
+          <w:color w:val="000000" w:themeColor="text1"/>
+          <w:kern w:val="0"/>
+          <w:lang w:val="en-AT" w:eastAsia="en-GB"/>
+          <w14:ligatures w14:val="none"/>
+        </w:rPr>
+        <w:t>.</w:t>
       </w:r>
     </w:p>
     <w:p>
       <w:pPr>
-        <w:spacing w:after="0" w:line="240" w:lineRule="auto"/>
-        <w:rPr>
-          <w:rFonts w:ascii="Kannada Sangam MN" w:eastAsia="Times New Roman" w:hAnsi="Kannada Sangam MN" w:cs="Kannada Sangam MN"/>
+        <w:spacing w:before="360" w:after="80" w:line="240" w:lineRule="auto"/>
+        <w:rPr>
+          <w:rFonts w:eastAsia="Times New Roman" w:cs="Kannada Sangam MN"/>
           <w:color w:val="000000" w:themeColor="text1"/>
           <w:kern w:val="0"/>
           <w:lang w:val="en-AT" w:eastAsia="en-GB"/>
@@ -317,17 +779,31 @@
       </w:pPr>
       <w:r>
         <w:rPr>
-          <w:rFonts w:ascii="Kannada Sangam MN" w:eastAsia="Times New Roman" w:hAnsi="Kannada Sangam MN" w:cs="Kannada Sangam MN"/>
-          <w:color w:val="000000" w:themeColor="text1"/>
-          <w:kern w:val="0"/>
-          <w:lang w:val="en-AT" w:eastAsia="en-GB"/>
-          <w14:ligatures w14:val="none"/>
-        </w:rPr>
-        <w:t>Ein gro</w:t>
-      </w:r>
-      <w:r>
-        <w:rPr>
-          <w:rFonts w:ascii="Cambria" w:eastAsia="Times New Roman" w:hAnsi="Cambria" w:cs="Cambria"/>
+          <w:rFonts w:eastAsia="Times New Roman" w:cs="Kannada Sangam MN"/>
+          <w:color w:val="000000" w:themeColor="text1"/>
+          <w:kern w:val="0"/>
+          <w:lang w:val="en-AT" w:eastAsia="en-GB"/>
+          <w14:ligatures w14:val="none"/>
+        </w:rPr>
+        <w:t xml:space="preserve">Ein </w:t>
+      </w:r>
+      <w:r>
+        <w:rPr>
+          <w:rFonts w:eastAsia="Times New Roman" w:cs="Kannada Sangam MN"/>
+          <w:b/>
+          <w:bCs/>
+          <w:color w:val="000000" w:themeColor="text1"/>
+          <w:kern w:val="0"/>
+          <w:lang w:val="en-AT" w:eastAsia="en-GB"/>
+          <w14:ligatures w14:val="none"/>
+        </w:rPr>
+        <w:t>gro</w:t>
+      </w:r>
+      <w:r>
+        <w:rPr>
+          <w:rFonts w:eastAsia="Times New Roman" w:cs="Cambria"/>
+          <w:b/>
+          <w:bCs/>
           <w:color w:val="000000" w:themeColor="text1"/>
           <w:kern w:val="0"/>
           <w:lang w:val="en-AT" w:eastAsia="en-GB"/>
@@ -337,17 +813,29 @@
       </w:r>
       <w:r>
         <w:rPr>
-          <w:rFonts w:ascii="Kannada Sangam MN" w:eastAsia="Times New Roman" w:hAnsi="Kannada Sangam MN" w:cs="Kannada Sangam MN"/>
-          <w:color w:val="000000" w:themeColor="text1"/>
-          <w:kern w:val="0"/>
-          <w:lang w:val="en-AT" w:eastAsia="en-GB"/>
-          <w14:ligatures w14:val="none"/>
-        </w:rPr>
-        <w:t>er Vorteil ist au</w:t>
-      </w:r>
-      <w:r>
-        <w:rPr>
-          <w:rFonts w:ascii="Cambria" w:eastAsia="Times New Roman" w:hAnsi="Cambria" w:cs="Cambria"/>
+          <w:rFonts w:eastAsia="Times New Roman" w:cs="Kannada Sangam MN"/>
+          <w:b/>
+          <w:bCs/>
+          <w:color w:val="000000" w:themeColor="text1"/>
+          <w:kern w:val="0"/>
+          <w:lang w:val="en-AT" w:eastAsia="en-GB"/>
+          <w14:ligatures w14:val="none"/>
+        </w:rPr>
+        <w:t>er Vorteil</w:t>
+      </w:r>
+      <w:r>
+        <w:rPr>
+          <w:rFonts w:eastAsia="Times New Roman" w:cs="Kannada Sangam MN"/>
+          <w:color w:val="000000" w:themeColor="text1"/>
+          <w:kern w:val="0"/>
+          <w:lang w:val="en-AT" w:eastAsia="en-GB"/>
+          <w14:ligatures w14:val="none"/>
+        </w:rPr>
+        <w:t xml:space="preserve"> ist au</w:t>
+      </w:r>
+      <w:r>
+        <w:rPr>
+          <w:rFonts w:eastAsia="Times New Roman" w:cs="Cambria"/>
           <w:color w:val="000000" w:themeColor="text1"/>
           <w:kern w:val="0"/>
           <w:lang w:val="en-AT" w:eastAsia="en-GB"/>
@@ -357,51 +845,20 @@
       </w:r>
       <w:r>
         <w:rPr>
-          <w:rFonts w:ascii="Kannada Sangam MN" w:eastAsia="Times New Roman" w:hAnsi="Kannada Sangam MN" w:cs="Kannada Sangam MN"/>
-          <w:color w:val="000000" w:themeColor="text1"/>
-          <w:kern w:val="0"/>
-          <w:lang w:val="en-AT" w:eastAsia="en-GB"/>
-          <w14:ligatures w14:val="none"/>
-        </w:rPr>
-        <w:t>erdem: Ein einziger Codebase reicht f</w:t>
-      </w:r>
-      <w:r>
-        <w:rPr>
-          <w:rFonts w:ascii="Cambria" w:eastAsia="Times New Roman" w:hAnsi="Cambria" w:cs="Cambria"/>
-          <w:color w:val="000000" w:themeColor="text1"/>
-          <w:kern w:val="0"/>
-          <w:lang w:val="en-AT" w:eastAsia="en-GB"/>
-          <w14:ligatures w14:val="none"/>
-        </w:rPr>
-        <w:t>ü</w:t>
-      </w:r>
-      <w:r>
-        <w:rPr>
-          <w:rFonts w:ascii="Kannada Sangam MN" w:eastAsia="Times New Roman" w:hAnsi="Kannada Sangam MN" w:cs="Kannada Sangam MN"/>
-          <w:color w:val="000000" w:themeColor="text1"/>
-          <w:kern w:val="0"/>
-          <w:lang w:val="en-AT" w:eastAsia="en-GB"/>
-          <w14:ligatures w14:val="none"/>
-        </w:rPr>
-        <w:t>r viele Plattformen wie Windows, Android oder iOS.</w:t>
-      </w:r>
-      <w:r>
-        <w:rPr>
-          <w:rFonts w:ascii="Kannada Sangam MN" w:eastAsia="Times New Roman" w:hAnsi="Kannada Sangam MN" w:cs="Kannada Sangam MN"/>
-          <w:color w:val="000000" w:themeColor="text1"/>
-          <w:kern w:val="0"/>
-          <w:lang w:val="en-AT" w:eastAsia="en-GB"/>
-          <w14:ligatures w14:val="none"/>
-        </w:rPr>
-        <w:br/>
-        <w:t>Dadurch spart man Entwicklungszeit und Kosten.</w:t>
+          <w:rFonts w:eastAsia="Times New Roman" w:cs="Kannada Sangam MN"/>
+          <w:color w:val="000000" w:themeColor="text1"/>
+          <w:kern w:val="0"/>
+          <w:lang w:val="en-AT" w:eastAsia="en-GB"/>
+          <w14:ligatures w14:val="none"/>
+        </w:rPr>
+        <w:t xml:space="preserve">erdem: </w:t>
       </w:r>
     </w:p>
     <w:p>
       <w:pPr>
-        <w:spacing w:after="0" w:line="240" w:lineRule="auto"/>
-        <w:rPr>
-          <w:rFonts w:ascii="Kannada Sangam MN" w:eastAsia="Times New Roman" w:hAnsi="Kannada Sangam MN" w:cs="Kannada Sangam MN"/>
+        <w:spacing w:before="360" w:after="80" w:line="240" w:lineRule="auto"/>
+        <w:rPr>
+          <w:rFonts w:eastAsia="Times New Roman" w:cs="Kannada Sangam MN"/>
           <w:color w:val="000000" w:themeColor="text1"/>
           <w:kern w:val="0"/>
           <w:lang w:val="en-AT" w:eastAsia="en-GB"/>
@@ -410,60 +867,151 @@
       </w:pPr>
       <w:r>
         <w:rPr>
-          <w:rFonts w:ascii="Kannada Sangam MN" w:eastAsia="Times New Roman" w:hAnsi="Kannada Sangam MN" w:cs="Kannada Sangam MN"/>
-          <w:color w:val="000000" w:themeColor="text1"/>
-          <w:kern w:val="0"/>
-          <w:lang w:val="en-AT" w:eastAsia="en-GB"/>
-          <w14:ligatures w14:val="none"/>
-        </w:rPr>
-        <w:t>Zus</w:t>
-      </w:r>
-      <w:r>
-        <w:rPr>
-          <w:rFonts w:ascii="Cambria" w:eastAsia="Times New Roman" w:hAnsi="Cambria" w:cs="Cambria"/>
-          <w:color w:val="000000" w:themeColor="text1"/>
-          <w:kern w:val="0"/>
-          <w:lang w:val="en-AT" w:eastAsia="en-GB"/>
-          <w14:ligatures w14:val="none"/>
-        </w:rPr>
-        <w:t>ä</w:t>
-      </w:r>
-      <w:r>
-        <w:rPr>
-          <w:rFonts w:ascii="Kannada Sangam MN" w:eastAsia="Times New Roman" w:hAnsi="Kannada Sangam MN" w:cs="Kannada Sangam MN"/>
-          <w:color w:val="000000" w:themeColor="text1"/>
-          <w:kern w:val="0"/>
-          <w:lang w:val="en-AT" w:eastAsia="en-GB"/>
-          <w14:ligatures w14:val="none"/>
-        </w:rPr>
-        <w:t>tzlich erm</w:t>
-      </w:r>
-      <w:r>
-        <w:rPr>
-          <w:rFonts w:ascii="Cambria" w:eastAsia="Times New Roman" w:hAnsi="Cambria" w:cs="Cambria"/>
-          <w:color w:val="000000" w:themeColor="text1"/>
-          <w:kern w:val="0"/>
-          <w:lang w:val="en-AT" w:eastAsia="en-GB"/>
-          <w14:ligatures w14:val="none"/>
-        </w:rPr>
-        <w:t>ö</w:t>
-      </w:r>
-      <w:r>
-        <w:rPr>
-          <w:rFonts w:ascii="Kannada Sangam MN" w:eastAsia="Times New Roman" w:hAnsi="Kannada Sangam MN" w:cs="Kannada Sangam MN"/>
-          <w:color w:val="000000" w:themeColor="text1"/>
-          <w:kern w:val="0"/>
-          <w:lang w:val="en-AT" w:eastAsia="en-GB"/>
-          <w14:ligatures w14:val="none"/>
-        </w:rPr>
-        <w:t>glichen moderne Browser-APIs inzwischen sogar Hardwarezugriffe und Push-Benachrichtigungen direkt aus dem Web.</w:t>
+          <w:rFonts w:eastAsia="Times New Roman" w:cs="Kannada Sangam MN"/>
+          <w:color w:val="000000" w:themeColor="text1"/>
+          <w:kern w:val="0"/>
+          <w:lang w:val="en-AT" w:eastAsia="en-GB"/>
+          <w14:ligatures w14:val="none"/>
+        </w:rPr>
+        <w:t xml:space="preserve">Ein </w:t>
+      </w:r>
+      <w:r>
+        <w:rPr>
+          <w:rFonts w:eastAsia="Times New Roman" w:cs="Kannada Sangam MN"/>
+          <w:b/>
+          <w:bCs/>
+          <w:color w:val="000000" w:themeColor="text1"/>
+          <w:kern w:val="0"/>
+          <w:lang w:val="en-AT" w:eastAsia="en-GB"/>
+          <w14:ligatures w14:val="none"/>
+        </w:rPr>
+        <w:t>einziger Codebase</w:t>
+      </w:r>
+      <w:r>
+        <w:rPr>
+          <w:rFonts w:eastAsia="Times New Roman" w:cs="Kannada Sangam MN"/>
+          <w:color w:val="000000" w:themeColor="text1"/>
+          <w:kern w:val="0"/>
+          <w:lang w:val="en-AT" w:eastAsia="en-GB"/>
+          <w14:ligatures w14:val="none"/>
+        </w:rPr>
+        <w:t xml:space="preserve"> reicht f</w:t>
+      </w:r>
+      <w:r>
+        <w:rPr>
+          <w:rFonts w:eastAsia="Times New Roman" w:cs="Cambria"/>
+          <w:color w:val="000000" w:themeColor="text1"/>
+          <w:kern w:val="0"/>
+          <w:lang w:val="en-AT" w:eastAsia="en-GB"/>
+          <w14:ligatures w14:val="none"/>
+        </w:rPr>
+        <w:t>ü</w:t>
+      </w:r>
+      <w:r>
+        <w:rPr>
+          <w:rFonts w:eastAsia="Times New Roman" w:cs="Kannada Sangam MN"/>
+          <w:color w:val="000000" w:themeColor="text1"/>
+          <w:kern w:val="0"/>
+          <w:lang w:val="en-AT" w:eastAsia="en-GB"/>
+          <w14:ligatures w14:val="none"/>
+        </w:rPr>
+        <w:t xml:space="preserve">r </w:t>
+      </w:r>
+      <w:r>
+        <w:rPr>
+          <w:rFonts w:eastAsia="Times New Roman" w:cs="Kannada Sangam MN"/>
+          <w:b/>
+          <w:bCs/>
+          <w:color w:val="000000" w:themeColor="text1"/>
+          <w:kern w:val="0"/>
+          <w:lang w:val="en-AT" w:eastAsia="en-GB"/>
+          <w14:ligatures w14:val="none"/>
+        </w:rPr>
+        <w:t>viele Plattformen wie Windows</w:t>
+      </w:r>
+      <w:r>
+        <w:rPr>
+          <w:rFonts w:eastAsia="Times New Roman" w:cs="Kannada Sangam MN"/>
+          <w:color w:val="000000" w:themeColor="text1"/>
+          <w:kern w:val="0"/>
+          <w:lang w:val="en-AT" w:eastAsia="en-GB"/>
+          <w14:ligatures w14:val="none"/>
+        </w:rPr>
+        <w:t xml:space="preserve">, </w:t>
+      </w:r>
+      <w:r>
+        <w:rPr>
+          <w:rFonts w:eastAsia="Times New Roman" w:cs="Kannada Sangam MN"/>
+          <w:b/>
+          <w:bCs/>
+          <w:color w:val="000000" w:themeColor="text1"/>
+          <w:kern w:val="0"/>
+          <w:lang w:val="en-AT" w:eastAsia="en-GB"/>
+          <w14:ligatures w14:val="none"/>
+        </w:rPr>
+        <w:t>Android oder iOS.</w:t>
+      </w:r>
+      <w:r>
+        <w:rPr>
+          <w:rFonts w:eastAsia="Times New Roman" w:cs="Kannada Sangam MN"/>
+          <w:color w:val="000000" w:themeColor="text1"/>
+          <w:kern w:val="0"/>
+          <w:lang w:val="en-AT" w:eastAsia="en-GB"/>
+          <w14:ligatures w14:val="none"/>
+        </w:rPr>
+        <w:br/>
+        <w:t xml:space="preserve">Dadurch spart man </w:t>
+      </w:r>
+      <w:r>
+        <w:rPr>
+          <w:rFonts w:eastAsia="Times New Roman" w:cs="Kannada Sangam MN"/>
+          <w:b/>
+          <w:bCs/>
+          <w:color w:val="000000" w:themeColor="text1"/>
+          <w:kern w:val="0"/>
+          <w:lang w:val="en-AT" w:eastAsia="en-GB"/>
+          <w14:ligatures w14:val="none"/>
+        </w:rPr>
+        <w:t>Entwicklungszeit</w:t>
+      </w:r>
+      <w:r>
+        <w:rPr>
+          <w:rFonts w:eastAsia="Times New Roman" w:cs="Kannada Sangam MN"/>
+          <w:color w:val="000000" w:themeColor="text1"/>
+          <w:kern w:val="0"/>
+          <w:lang w:val="en-AT" w:eastAsia="en-GB"/>
+          <w14:ligatures w14:val="none"/>
+        </w:rPr>
+        <w:t xml:space="preserve"> und </w:t>
+      </w:r>
+      <w:r>
+        <w:rPr>
+          <w:rFonts w:eastAsia="Times New Roman" w:cs="Kannada Sangam MN"/>
+          <w:b/>
+          <w:bCs/>
+          <w:color w:val="000000" w:themeColor="text1"/>
+          <w:kern w:val="0"/>
+          <w:lang w:val="en-AT" w:eastAsia="en-GB"/>
+          <w14:ligatures w14:val="none"/>
+        </w:rPr>
+        <w:t>Kosten</w:t>
+      </w:r>
+      <w:r>
+        <w:rPr>
+          <w:rFonts w:eastAsia="Times New Roman" w:cs="Kannada Sangam MN"/>
+          <w:color w:val="000000" w:themeColor="text1"/>
+          <w:kern w:val="0"/>
+          <w:lang w:val="en-AT" w:eastAsia="en-GB"/>
+          <w14:ligatures w14:val="none"/>
+        </w:rPr>
+        <w:t>.</w:t>
       </w:r>
     </w:p>
     <w:p>
       <w:pPr>
-        <w:spacing w:after="0" w:line="240" w:lineRule="auto"/>
-        <w:rPr>
-          <w:rFonts w:ascii="Kannada Sangam MN" w:eastAsia="Times New Roman" w:hAnsi="Kannada Sangam MN" w:cs="Kannada Sangam MN"/>
+        <w:spacing w:before="360" w:after="80" w:line="240" w:lineRule="auto"/>
+        <w:rPr>
+          <w:rFonts w:eastAsia="Times New Roman" w:cs="Kannada Sangam MN"/>
           <w:color w:val="000000" w:themeColor="text1"/>
           <w:kern w:val="0"/>
           <w:lang w:val="en-AT" w:eastAsia="en-GB"/>
@@ -472,13 +1020,141 @@
       </w:pPr>
       <w:r>
         <w:rPr>
-          <w:rFonts w:ascii="Kannada Sangam MN" w:eastAsia="Times New Roman" w:hAnsi="Kannada Sangam MN" w:cs="Kannada Sangam MN"/>
+          <w:rFonts w:eastAsia="Times New Roman" w:cs="Kannada Sangam MN"/>
+          <w:color w:val="000000" w:themeColor="text1"/>
+          <w:kern w:val="0"/>
+          <w:lang w:val="en-AT" w:eastAsia="en-GB"/>
+          <w14:ligatures w14:val="none"/>
+        </w:rPr>
+        <w:t>Zus</w:t>
+      </w:r>
+      <w:r>
+        <w:rPr>
+          <w:rFonts w:eastAsia="Times New Roman" w:cs="Cambria"/>
+          <w:color w:val="000000" w:themeColor="text1"/>
+          <w:kern w:val="0"/>
+          <w:lang w:val="en-AT" w:eastAsia="en-GB"/>
+          <w14:ligatures w14:val="none"/>
+        </w:rPr>
+        <w:t>ä</w:t>
+      </w:r>
+      <w:r>
+        <w:rPr>
+          <w:rFonts w:eastAsia="Times New Roman" w:cs="Kannada Sangam MN"/>
+          <w:color w:val="000000" w:themeColor="text1"/>
+          <w:kern w:val="0"/>
+          <w:lang w:val="en-AT" w:eastAsia="en-GB"/>
+          <w14:ligatures w14:val="none"/>
+        </w:rPr>
+        <w:t>tzlich erm</w:t>
+      </w:r>
+      <w:r>
+        <w:rPr>
+          <w:rFonts w:eastAsia="Times New Roman" w:cs="Cambria"/>
+          <w:color w:val="000000" w:themeColor="text1"/>
+          <w:kern w:val="0"/>
+          <w:lang w:val="en-AT" w:eastAsia="en-GB"/>
+          <w14:ligatures w14:val="none"/>
+        </w:rPr>
+        <w:t>ö</w:t>
+      </w:r>
+      <w:r>
+        <w:rPr>
+          <w:rFonts w:eastAsia="Times New Roman" w:cs="Kannada Sangam MN"/>
+          <w:color w:val="000000" w:themeColor="text1"/>
+          <w:kern w:val="0"/>
+          <w:lang w:val="en-AT" w:eastAsia="en-GB"/>
+          <w14:ligatures w14:val="none"/>
+        </w:rPr>
+        <w:t xml:space="preserve">glichen moderne </w:t>
+      </w:r>
+      <w:r>
+        <w:rPr>
+          <w:rFonts w:eastAsia="Times New Roman" w:cs="Kannada Sangam MN"/>
+          <w:b/>
+          <w:bCs/>
+          <w:color w:val="000000" w:themeColor="text1"/>
+          <w:kern w:val="0"/>
+          <w:lang w:val="en-AT" w:eastAsia="en-GB"/>
+          <w14:ligatures w14:val="none"/>
+        </w:rPr>
+        <w:t>Browser-APIs</w:t>
+      </w:r>
+      <w:r>
+        <w:rPr>
+          <w:rFonts w:eastAsia="Times New Roman" w:cs="Kannada Sangam MN"/>
+          <w:color w:val="000000" w:themeColor="text1"/>
+          <w:kern w:val="0"/>
+          <w:lang w:val="en-AT" w:eastAsia="en-GB"/>
+          <w14:ligatures w14:val="none"/>
+        </w:rPr>
+        <w:t xml:space="preserve"> inzwischen sogar </w:t>
+      </w:r>
+      <w:r>
+        <w:rPr>
+          <w:rFonts w:eastAsia="Times New Roman" w:cs="Kannada Sangam MN"/>
+          <w:b/>
+          <w:bCs/>
+          <w:color w:val="000000" w:themeColor="text1"/>
+          <w:kern w:val="0"/>
+          <w:lang w:val="en-AT" w:eastAsia="en-GB"/>
+          <w14:ligatures w14:val="none"/>
+        </w:rPr>
+        <w:t>Hardwarezugriffe</w:t>
+      </w:r>
+      <w:r>
+        <w:rPr>
+          <w:rFonts w:eastAsia="Times New Roman" w:cs="Kannada Sangam MN"/>
+          <w:color w:val="000000" w:themeColor="text1"/>
+          <w:kern w:val="0"/>
+          <w:lang w:val="en-AT" w:eastAsia="en-GB"/>
+          <w14:ligatures w14:val="none"/>
+        </w:rPr>
+        <w:t xml:space="preserve"> und </w:t>
+      </w:r>
+      <w:r>
+        <w:rPr>
+          <w:rFonts w:eastAsia="Times New Roman" w:cs="Kannada Sangam MN"/>
+          <w:b/>
+          <w:bCs/>
+          <w:color w:val="000000" w:themeColor="text1"/>
+          <w:kern w:val="0"/>
+          <w:lang w:val="en-AT" w:eastAsia="en-GB"/>
+          <w14:ligatures w14:val="none"/>
+        </w:rPr>
+        <w:t>Push-Benachrichtigungen</w:t>
+      </w:r>
+      <w:r>
+        <w:rPr>
+          <w:rFonts w:eastAsia="Times New Roman" w:cs="Kannada Sangam MN"/>
+          <w:color w:val="000000" w:themeColor="text1"/>
+          <w:kern w:val="0"/>
+          <w:lang w:val="en-AT" w:eastAsia="en-GB"/>
+          <w14:ligatures w14:val="none"/>
+        </w:rPr>
+        <w:t xml:space="preserve"> direkt aus dem Web.</w:t>
+      </w:r>
+    </w:p>
+    <w:p>
+      <w:pPr>
+        <w:spacing w:before="360" w:after="80" w:line="240" w:lineRule="auto"/>
+        <w:rPr>
+          <w:rFonts w:eastAsia="Times New Roman" w:cs="Kannada Sangam MN"/>
+          <w:color w:val="000000" w:themeColor="text1"/>
+          <w:kern w:val="0"/>
+          <w:lang w:val="en-AT" w:eastAsia="en-GB"/>
+          <w14:ligatures w14:val="none"/>
+        </w:rPr>
+      </w:pPr>
+      <w:r>
+        <w:rPr>
+          <w:rFonts w:eastAsia="Times New Roman" w:cs="Kannada Sangam MN"/>
           <w:noProof/>
           <w:color w:val="000000" w:themeColor="text1"/>
           <w:kern w:val="0"/>
           <w:lang w:val="en-AT" w:eastAsia="en-GB"/>
         </w:rPr>
-        <w:pict w14:anchorId="0F2E0EAD">
+        <w:pict w14:anchorId="2B90D845">
           <v:rect id="_x0000_i1032" alt="" style="width:451.3pt;height:.05pt;mso-width-percent:0;mso-height-percent:0;mso-width-percent:0;mso-height-percent:0" o:hralign="center" o:hrstd="t" o:hr="t" fillcolor="#a0a0a0" stroked="f"/>
         </w:pict>
       </w:r>
@@ -486,14 +1162,15 @@
     <w:p>
       <w:pPr>
         <w:pStyle w:val="Heading2"/>
-        <w:rPr>
-          <w:rFonts w:eastAsia="Times New Roman"/>
+        <w:spacing w:before="360" w:line="240" w:lineRule="auto"/>
+        <w:rPr>
+          <w:rFonts w:asciiTheme="minorHAnsi" w:eastAsia="Times New Roman" w:hAnsiTheme="minorHAnsi"/>
           <w:lang w:val="en-AT" w:eastAsia="en-GB"/>
         </w:rPr>
       </w:pPr>
       <w:r>
         <w:rPr>
-          <w:rFonts w:eastAsia="Times New Roman"/>
+          <w:rFonts w:asciiTheme="minorHAnsi" w:eastAsia="Times New Roman" w:hAnsiTheme="minorHAnsi"/>
           <w:lang w:val="en-AT" w:eastAsia="en-GB"/>
         </w:rPr>
         <w:t>Folie 3 – Was ist eine PWA?</w:t>
@@ -501,9 +1178,9 @@
     </w:p>
     <w:p>
       <w:pPr>
-        <w:spacing w:after="0" w:line="240" w:lineRule="auto"/>
-        <w:rPr>
-          <w:rFonts w:ascii="Kannada Sangam MN" w:eastAsia="Times New Roman" w:hAnsi="Kannada Sangam MN" w:cs="Kannada Sangam MN"/>
+        <w:spacing w:before="360" w:after="80" w:line="240" w:lineRule="auto"/>
+        <w:rPr>
+          <w:rFonts w:eastAsia="Times New Roman" w:cs="Kannada Sangam MN"/>
           <w:color w:val="000000" w:themeColor="text1"/>
           <w:kern w:val="0"/>
           <w:lang w:val="en-AT" w:eastAsia="en-GB"/>
@@ -512,20 +1189,86 @@
       </w:pPr>
       <w:r>
         <w:rPr>
-          <w:rFonts w:ascii="Kannada Sangam MN" w:eastAsia="Times New Roman" w:hAnsi="Kannada Sangam MN" w:cs="Kannada Sangam MN"/>
-          <w:color w:val="000000" w:themeColor="text1"/>
-          <w:kern w:val="0"/>
-          <w:lang w:val="en-AT" w:eastAsia="en-GB"/>
-          <w14:ligatures w14:val="none"/>
-        </w:rPr>
-        <w:t>Eine Progressive Web App ist keine einzelne Technologie, sondern eine Kombination moderner Webstandards.</w:t>
+          <w:rFonts w:eastAsia="Times New Roman" w:cs="Kannada Sangam MN"/>
+          <w:color w:val="000000" w:themeColor="text1"/>
+          <w:kern w:val="0"/>
+          <w:lang w:val="en-AT" w:eastAsia="en-GB"/>
+          <w14:ligatures w14:val="none"/>
+        </w:rPr>
+        <w:t xml:space="preserve">Eine </w:t>
+      </w:r>
+      <w:r>
+        <w:rPr>
+          <w:rFonts w:eastAsia="Times New Roman" w:cs="Kannada Sangam MN"/>
+          <w:b/>
+          <w:bCs/>
+          <w:color w:val="000000" w:themeColor="text1"/>
+          <w:kern w:val="0"/>
+          <w:lang w:val="en-AT" w:eastAsia="en-GB"/>
+          <w14:ligatures w14:val="none"/>
+        </w:rPr>
+        <w:t>Progressive Web App</w:t>
+      </w:r>
+      <w:r>
+        <w:rPr>
+          <w:rFonts w:eastAsia="Times New Roman" w:cs="Kannada Sangam MN"/>
+          <w:color w:val="000000" w:themeColor="text1"/>
+          <w:kern w:val="0"/>
+          <w:lang w:val="en-AT" w:eastAsia="en-GB"/>
+          <w14:ligatures w14:val="none"/>
+        </w:rPr>
+        <w:t xml:space="preserve"> ist </w:t>
+      </w:r>
+      <w:r>
+        <w:rPr>
+          <w:rFonts w:eastAsia="Times New Roman" w:cs="Kannada Sangam MN"/>
+          <w:b/>
+          <w:bCs/>
+          <w:color w:val="000000" w:themeColor="text1"/>
+          <w:kern w:val="0"/>
+          <w:lang w:val="en-AT" w:eastAsia="en-GB"/>
+          <w14:ligatures w14:val="none"/>
+        </w:rPr>
+        <w:t>keine</w:t>
+      </w:r>
+      <w:r>
+        <w:rPr>
+          <w:rFonts w:eastAsia="Times New Roman" w:cs="Kannada Sangam MN"/>
+          <w:color w:val="000000" w:themeColor="text1"/>
+          <w:kern w:val="0"/>
+          <w:lang w:val="en-AT" w:eastAsia="en-GB"/>
+          <w14:ligatures w14:val="none"/>
+        </w:rPr>
+        <w:t xml:space="preserve"> einzelne Technologie, sondern eine Kombination </w:t>
+      </w:r>
+      <w:r>
+        <w:rPr>
+          <w:rFonts w:eastAsia="Times New Roman" w:cs="Kannada Sangam MN"/>
+          <w:b/>
+          <w:bCs/>
+          <w:color w:val="000000" w:themeColor="text1"/>
+          <w:kern w:val="0"/>
+          <w:lang w:val="en-AT" w:eastAsia="en-GB"/>
+          <w14:ligatures w14:val="none"/>
+        </w:rPr>
+        <w:t>moderner Webstandards</w:t>
+      </w:r>
+      <w:r>
+        <w:rPr>
+          <w:rFonts w:eastAsia="Times New Roman" w:cs="Kannada Sangam MN"/>
+          <w:color w:val="000000" w:themeColor="text1"/>
+          <w:kern w:val="0"/>
+          <w:lang w:val="en-AT" w:eastAsia="en-GB"/>
+          <w14:ligatures w14:val="none"/>
+        </w:rPr>
+        <w:t>.</w:t>
       </w:r>
     </w:p>
     <w:p>
       <w:pPr>
-        <w:spacing w:after="0" w:line="240" w:lineRule="auto"/>
-        <w:rPr>
-          <w:rFonts w:ascii="Kannada Sangam MN" w:eastAsia="Times New Roman" w:hAnsi="Kannada Sangam MN" w:cs="Kannada Sangam MN"/>
+        <w:spacing w:before="360" w:after="80" w:line="240" w:lineRule="auto"/>
+        <w:rPr>
+          <w:rFonts w:eastAsia="Times New Roman" w:cs="Kannada Sangam MN"/>
           <w:color w:val="000000" w:themeColor="text1"/>
           <w:kern w:val="0"/>
           <w:lang w:val="en-AT" w:eastAsia="en-GB"/>
@@ -534,17 +1277,75 @@
       </w:pPr>
       <w:r>
         <w:rPr>
-          <w:rFonts w:ascii="Kannada Sangam MN" w:eastAsia="Times New Roman" w:hAnsi="Kannada Sangam MN" w:cs="Kannada Sangam MN"/>
-          <w:color w:val="000000" w:themeColor="text1"/>
-          <w:kern w:val="0"/>
-          <w:lang w:val="en-AT" w:eastAsia="en-GB"/>
-          <w14:ligatures w14:val="none"/>
-        </w:rPr>
-        <w:t>PWAs sind responsive und passen sich an unterschiedliche Bildschirmgr</w:t>
-      </w:r>
-      <w:r>
-        <w:rPr>
-          <w:rFonts w:ascii="Cambria" w:eastAsia="Times New Roman" w:hAnsi="Cambria" w:cs="Cambria"/>
+          <w:rFonts w:eastAsia="Times New Roman" w:cs="Kannada Sangam MN"/>
+          <w:b/>
+          <w:bCs/>
+          <w:color w:val="000000" w:themeColor="text1"/>
+          <w:kern w:val="0"/>
+          <w:lang w:val="en-AT" w:eastAsia="en-GB"/>
+          <w14:ligatures w14:val="none"/>
+        </w:rPr>
+        <w:t>Progressive Web Apps</w:t>
+      </w:r>
+      <w:r>
+        <w:rPr>
+          <w:rFonts w:eastAsia="Times New Roman" w:cs="Kannada Sangam MN"/>
+          <w:color w:val="000000" w:themeColor="text1"/>
+          <w:kern w:val="0"/>
+          <w:lang w:val="en-AT" w:eastAsia="en-GB"/>
+          <w14:ligatures w14:val="none"/>
+        </w:rPr>
+        <w:t xml:space="preserve"> </w:t>
+      </w:r>
+      <w:r>
+        <w:rPr>
+          <w:rFonts w:eastAsia="Times New Roman" w:cs="Kannada Sangam MN"/>
+          <w:color w:val="000000" w:themeColor="text1"/>
+          <w:kern w:val="0"/>
+          <w:lang w:val="en-AT" w:eastAsia="en-GB"/>
+          <w14:ligatures w14:val="none"/>
+        </w:rPr>
+        <w:t xml:space="preserve">sind </w:t>
+      </w:r>
+      <w:r>
+        <w:rPr>
+          <w:rFonts w:eastAsia="Times New Roman" w:cs="Kannada Sangam MN"/>
+          <w:b/>
+          <w:bCs/>
+          <w:color w:val="000000" w:themeColor="text1"/>
+          <w:kern w:val="0"/>
+          <w:lang w:val="en-AT" w:eastAsia="en-GB"/>
+          <w14:ligatures w14:val="none"/>
+        </w:rPr>
+        <w:t>responsive</w:t>
+      </w:r>
+      <w:r>
+        <w:rPr>
+          <w:rFonts w:eastAsia="Times New Roman" w:cs="Kannada Sangam MN"/>
+          <w:color w:val="000000" w:themeColor="text1"/>
+          <w:kern w:val="0"/>
+          <w:lang w:val="en-AT" w:eastAsia="en-GB"/>
+          <w14:ligatures w14:val="none"/>
+        </w:rPr>
+        <w:t xml:space="preserve"> und passen sich an </w:t>
+      </w:r>
+      <w:r>
+        <w:rPr>
+          <w:rFonts w:eastAsia="Times New Roman" w:cs="Kannada Sangam MN"/>
+          <w:b/>
+          <w:bCs/>
+          <w:color w:val="000000" w:themeColor="text1"/>
+          <w:kern w:val="0"/>
+          <w:lang w:val="en-AT" w:eastAsia="en-GB"/>
+          <w14:ligatures w14:val="none"/>
+        </w:rPr>
+        <w:t>unterschiedliche Bildschirmgr</w:t>
+      </w:r>
+      <w:r>
+        <w:rPr>
+          <w:rFonts w:eastAsia="Times New Roman" w:cs="Cambria"/>
+          <w:b/>
+          <w:bCs/>
           <w:color w:val="000000" w:themeColor="text1"/>
           <w:kern w:val="0"/>
           <w:lang w:val="en-AT" w:eastAsia="en-GB"/>
@@ -554,17 +1355,29 @@
       </w:r>
       <w:r>
         <w:rPr>
-          <w:rFonts w:ascii="Kannada Sangam MN" w:eastAsia="Times New Roman" w:hAnsi="Kannada Sangam MN" w:cs="Kannada Sangam MN"/>
-          <w:color w:val="000000" w:themeColor="text1"/>
-          <w:kern w:val="0"/>
-          <w:lang w:val="en-AT" w:eastAsia="en-GB"/>
-          <w14:ligatures w14:val="none"/>
-        </w:rPr>
-        <w:t>en an.</w:t>
-      </w:r>
-      <w:r>
-        <w:rPr>
-          <w:rFonts w:ascii="Kannada Sangam MN" w:eastAsia="Times New Roman" w:hAnsi="Kannada Sangam MN" w:cs="Kannada Sangam MN"/>
+          <w:rFonts w:eastAsia="Times New Roman" w:cs="Kannada Sangam MN"/>
+          <w:b/>
+          <w:bCs/>
+          <w:color w:val="000000" w:themeColor="text1"/>
+          <w:kern w:val="0"/>
+          <w:lang w:val="en-AT" w:eastAsia="en-GB"/>
+          <w14:ligatures w14:val="none"/>
+        </w:rPr>
+        <w:t>en</w:t>
+      </w:r>
+      <w:r>
+        <w:rPr>
+          <w:rFonts w:eastAsia="Times New Roman" w:cs="Kannada Sangam MN"/>
+          <w:color w:val="000000" w:themeColor="text1"/>
+          <w:kern w:val="0"/>
+          <w:lang w:val="en-AT" w:eastAsia="en-GB"/>
+          <w14:ligatures w14:val="none"/>
+        </w:rPr>
+        <w:t xml:space="preserve"> an.</w:t>
+      </w:r>
+      <w:r>
+        <w:rPr>
+          <w:rFonts w:eastAsia="Times New Roman" w:cs="Kannada Sangam MN"/>
           <w:color w:val="000000" w:themeColor="text1"/>
           <w:kern w:val="0"/>
           <w:lang w:val="en-AT" w:eastAsia="en-GB"/>
@@ -575,7 +1388,7 @@
       </w:r>
       <w:r>
         <w:rPr>
-          <w:rFonts w:ascii="Cambria" w:eastAsia="Times New Roman" w:hAnsi="Cambria" w:cs="Cambria"/>
+          <w:rFonts w:eastAsia="Times New Roman" w:cs="Cambria"/>
           <w:color w:val="000000" w:themeColor="text1"/>
           <w:kern w:val="0"/>
           <w:lang w:val="en-AT" w:eastAsia="en-GB"/>
@@ -585,7 +1398,7 @@
       </w:r>
       <w:r>
         <w:rPr>
-          <w:rFonts w:ascii="Kannada Sangam MN" w:eastAsia="Times New Roman" w:hAnsi="Kannada Sangam MN" w:cs="Kannada Sangam MN"/>
+          <w:rFonts w:eastAsia="Times New Roman" w:cs="Kannada Sangam MN"/>
           <w:color w:val="000000" w:themeColor="text1"/>
           <w:kern w:val="0"/>
           <w:lang w:val="en-AT" w:eastAsia="en-GB"/>
@@ -595,7 +1408,7 @@
       </w:r>
       <w:r>
         <w:rPr>
-          <w:rFonts w:ascii="Cambria" w:eastAsia="Times New Roman" w:hAnsi="Cambria" w:cs="Cambria"/>
+          <w:rFonts w:eastAsia="Times New Roman" w:cs="Cambria"/>
           <w:color w:val="000000" w:themeColor="text1"/>
           <w:kern w:val="0"/>
           <w:lang w:val="en-AT" w:eastAsia="en-GB"/>
@@ -605,20 +1418,64 @@
       </w:r>
       <w:r>
         <w:rPr>
-          <w:rFonts w:ascii="Kannada Sangam MN" w:eastAsia="Times New Roman" w:hAnsi="Kannada Sangam MN" w:cs="Kannada Sangam MN"/>
-          <w:color w:val="000000" w:themeColor="text1"/>
-          <w:kern w:val="0"/>
-          <w:lang w:val="en-AT" w:eastAsia="en-GB"/>
-          <w14:ligatures w14:val="none"/>
-        </w:rPr>
-        <w:t>ber normale URLs erreichbar und leicht teilbar.</w:t>
+          <w:rFonts w:eastAsia="Times New Roman" w:cs="Kannada Sangam MN"/>
+          <w:color w:val="000000" w:themeColor="text1"/>
+          <w:kern w:val="0"/>
+          <w:lang w:val="en-AT" w:eastAsia="en-GB"/>
+          <w14:ligatures w14:val="none"/>
+        </w:rPr>
+        <w:t xml:space="preserve">ber normale </w:t>
+      </w:r>
+      <w:r>
+        <w:rPr>
+          <w:rFonts w:eastAsia="Times New Roman" w:cs="Kannada Sangam MN"/>
+          <w:b/>
+          <w:bCs/>
+          <w:color w:val="000000" w:themeColor="text1"/>
+          <w:kern w:val="0"/>
+          <w:lang w:val="en-AT" w:eastAsia="en-GB"/>
+          <w14:ligatures w14:val="none"/>
+        </w:rPr>
+        <w:t>URLs</w:t>
+      </w:r>
+      <w:r>
+        <w:rPr>
+          <w:rFonts w:eastAsia="Times New Roman" w:cs="Kannada Sangam MN"/>
+          <w:color w:val="000000" w:themeColor="text1"/>
+          <w:kern w:val="0"/>
+          <w:lang w:val="en-AT" w:eastAsia="en-GB"/>
+          <w14:ligatures w14:val="none"/>
+        </w:rPr>
+        <w:t xml:space="preserve"> erreichbar und </w:t>
+      </w:r>
+      <w:r>
+        <w:rPr>
+          <w:rFonts w:eastAsia="Times New Roman" w:cs="Kannada Sangam MN"/>
+          <w:b/>
+          <w:bCs/>
+          <w:color w:val="000000" w:themeColor="text1"/>
+          <w:kern w:val="0"/>
+          <w:lang w:val="en-AT" w:eastAsia="en-GB"/>
+          <w14:ligatures w14:val="none"/>
+        </w:rPr>
+        <w:t>leicht teilbar</w:t>
+      </w:r>
+      <w:r>
+        <w:rPr>
+          <w:rFonts w:eastAsia="Times New Roman" w:cs="Kannada Sangam MN"/>
+          <w:color w:val="000000" w:themeColor="text1"/>
+          <w:kern w:val="0"/>
+          <w:lang w:val="en-AT" w:eastAsia="en-GB"/>
+          <w14:ligatures w14:val="none"/>
+        </w:rPr>
+        <w:t>.</w:t>
       </w:r>
     </w:p>
     <w:p>
       <w:pPr>
-        <w:spacing w:after="0" w:line="240" w:lineRule="auto"/>
-        <w:rPr>
-          <w:rFonts w:ascii="Kannada Sangam MN" w:eastAsia="Times New Roman" w:hAnsi="Kannada Sangam MN" w:cs="Kannada Sangam MN"/>
+        <w:spacing w:before="360" w:after="80" w:line="240" w:lineRule="auto"/>
+        <w:rPr>
+          <w:rFonts w:eastAsia="Times New Roman" w:cs="Kannada Sangam MN"/>
           <w:color w:val="000000" w:themeColor="text1"/>
           <w:kern w:val="0"/>
           <w:lang w:val="en-AT" w:eastAsia="en-GB"/>
@@ -627,17 +1484,32 @@
       </w:pPr>
       <w:r>
         <w:rPr>
-          <w:rFonts w:ascii="Kannada Sangam MN" w:eastAsia="Times New Roman" w:hAnsi="Kannada Sangam MN" w:cs="Kannada Sangam MN"/>
-          <w:color w:val="000000" w:themeColor="text1"/>
-          <w:kern w:val="0"/>
-          <w:lang w:val="en-AT" w:eastAsia="en-GB"/>
-          <w14:ligatures w14:val="none"/>
-        </w:rPr>
-        <w:t>Ein wichtiges Merkmal ist die Offline-F</w:t>
-      </w:r>
-      <w:r>
-        <w:rPr>
-          <w:rFonts w:ascii="Cambria" w:eastAsia="Times New Roman" w:hAnsi="Cambria" w:cs="Cambria"/>
+          <w:rFonts w:eastAsia="Times New Roman" w:cs="Kannada Sangam MN"/>
+          <w:color w:val="000000" w:themeColor="text1"/>
+          <w:kern w:val="0"/>
+          <w:lang w:val="en-AT" w:eastAsia="en-GB"/>
+          <w14:ligatures w14:val="none"/>
+        </w:rPr>
+        <w:lastRenderedPageBreak/>
+        <w:t xml:space="preserve">Ein wichtiges Merkmal ist die </w:t>
+      </w:r>
+      <w:r>
+        <w:rPr>
+          <w:rFonts w:eastAsia="Times New Roman" w:cs="Kannada Sangam MN"/>
+          <w:b/>
+          <w:bCs/>
+          <w:color w:val="000000" w:themeColor="text1"/>
+          <w:kern w:val="0"/>
+          <w:lang w:val="en-AT" w:eastAsia="en-GB"/>
+          <w14:ligatures w14:val="none"/>
+        </w:rPr>
+        <w:t>Offline-F</w:t>
+      </w:r>
+      <w:r>
+        <w:rPr>
+          <w:rFonts w:eastAsia="Times New Roman" w:cs="Cambria"/>
+          <w:b/>
+          <w:bCs/>
           <w:color w:val="000000" w:themeColor="text1"/>
           <w:kern w:val="0"/>
           <w:lang w:val="en-AT" w:eastAsia="en-GB"/>
@@ -647,20 +1519,76 @@
       </w:r>
       <w:r>
         <w:rPr>
-          <w:rFonts w:ascii="Kannada Sangam MN" w:eastAsia="Times New Roman" w:hAnsi="Kannada Sangam MN" w:cs="Kannada Sangam MN"/>
-          <w:color w:val="000000" w:themeColor="text1"/>
-          <w:kern w:val="0"/>
-          <w:lang w:val="en-AT" w:eastAsia="en-GB"/>
-          <w14:ligatures w14:val="none"/>
-        </w:rPr>
-        <w:t>higkeit. Durch intelligentes Caching funktionieren viele Inhalte auch ohne Internetverbindung.</w:t>
+          <w:rFonts w:eastAsia="Times New Roman" w:cs="Kannada Sangam MN"/>
+          <w:b/>
+          <w:bCs/>
+          <w:color w:val="000000" w:themeColor="text1"/>
+          <w:kern w:val="0"/>
+          <w:lang w:val="en-AT" w:eastAsia="en-GB"/>
+          <w14:ligatures w14:val="none"/>
+        </w:rPr>
+        <w:t>higkeit</w:t>
+      </w:r>
+      <w:r>
+        <w:rPr>
+          <w:rFonts w:eastAsia="Times New Roman" w:cs="Kannada Sangam MN"/>
+          <w:color w:val="000000" w:themeColor="text1"/>
+          <w:kern w:val="0"/>
+          <w:lang w:val="en-AT" w:eastAsia="en-GB"/>
+          <w14:ligatures w14:val="none"/>
+        </w:rPr>
+        <w:t xml:space="preserve">. Durch </w:t>
+      </w:r>
+      <w:r>
+        <w:rPr>
+          <w:rFonts w:eastAsia="Times New Roman" w:cs="Kannada Sangam MN"/>
+          <w:b/>
+          <w:bCs/>
+          <w:color w:val="000000" w:themeColor="text1"/>
+          <w:kern w:val="0"/>
+          <w:lang w:val="en-AT" w:eastAsia="en-GB"/>
+          <w14:ligatures w14:val="none"/>
+        </w:rPr>
+        <w:t>intelligentes Caching</w:t>
+      </w:r>
+      <w:r>
+        <w:rPr>
+          <w:rFonts w:eastAsia="Times New Roman" w:cs="Kannada Sangam MN"/>
+          <w:color w:val="000000" w:themeColor="text1"/>
+          <w:kern w:val="0"/>
+          <w:lang w:val="en-AT" w:eastAsia="en-GB"/>
+          <w14:ligatures w14:val="none"/>
+        </w:rPr>
+        <w:t xml:space="preserve"> funktionieren viele Inhalte </w:t>
+      </w:r>
+      <w:r>
+        <w:rPr>
+          <w:rFonts w:eastAsia="Times New Roman" w:cs="Kannada Sangam MN"/>
+          <w:b/>
+          <w:bCs/>
+          <w:color w:val="000000" w:themeColor="text1"/>
+          <w:kern w:val="0"/>
+          <w:lang w:val="en-AT" w:eastAsia="en-GB"/>
+          <w14:ligatures w14:val="none"/>
+        </w:rPr>
+        <w:t>auch ohne Internetverbindung</w:t>
+      </w:r>
+      <w:r>
+        <w:rPr>
+          <w:rFonts w:eastAsia="Times New Roman" w:cs="Kannada Sangam MN"/>
+          <w:color w:val="000000" w:themeColor="text1"/>
+          <w:kern w:val="0"/>
+          <w:lang w:val="en-AT" w:eastAsia="en-GB"/>
+          <w14:ligatures w14:val="none"/>
+        </w:rPr>
+        <w:t>.</w:t>
       </w:r>
     </w:p>
     <w:p>
       <w:pPr>
-        <w:spacing w:after="0" w:line="240" w:lineRule="auto"/>
-        <w:rPr>
-          <w:rFonts w:ascii="Kannada Sangam MN" w:eastAsia="Times New Roman" w:hAnsi="Kannada Sangam MN" w:cs="Kannada Sangam MN"/>
+        <w:spacing w:before="360" w:after="80" w:line="240" w:lineRule="auto"/>
+        <w:rPr>
+          <w:rFonts w:eastAsia="Times New Roman" w:cs="Kannada Sangam MN"/>
           <w:color w:val="000000" w:themeColor="text1"/>
           <w:kern w:val="0"/>
           <w:lang w:val="en-AT" w:eastAsia="en-GB"/>
@@ -669,7 +1597,7 @@
       </w:pPr>
       <w:r>
         <w:rPr>
-          <w:rFonts w:ascii="Kannada Sangam MN" w:eastAsia="Times New Roman" w:hAnsi="Kannada Sangam MN" w:cs="Kannada Sangam MN"/>
+          <w:rFonts w:eastAsia="Times New Roman" w:cs="Kannada Sangam MN"/>
           <w:color w:val="000000" w:themeColor="text1"/>
           <w:kern w:val="0"/>
           <w:lang w:val="en-AT" w:eastAsia="en-GB"/>
@@ -679,7 +1607,7 @@
       </w:r>
       <w:r>
         <w:rPr>
-          <w:rFonts w:ascii="Cambria" w:eastAsia="Times New Roman" w:hAnsi="Cambria" w:cs="Cambria"/>
+          <w:rFonts w:eastAsia="Times New Roman" w:cs="Cambria"/>
           <w:color w:val="000000" w:themeColor="text1"/>
           <w:kern w:val="0"/>
           <w:lang w:val="en-AT" w:eastAsia="en-GB"/>
@@ -689,7 +1617,7 @@
       </w:r>
       <w:r>
         <w:rPr>
-          <w:rFonts w:ascii="Kannada Sangam MN" w:eastAsia="Times New Roman" w:hAnsi="Kannada Sangam MN" w:cs="Kannada Sangam MN"/>
+          <w:rFonts w:eastAsia="Times New Roman" w:cs="Kannada Sangam MN"/>
           <w:color w:val="000000" w:themeColor="text1"/>
           <w:kern w:val="0"/>
           <w:lang w:val="en-AT" w:eastAsia="en-GB"/>
@@ -699,7 +1627,7 @@
       </w:r>
       <w:r>
         <w:rPr>
-          <w:rFonts w:ascii="Cambria" w:eastAsia="Times New Roman" w:hAnsi="Cambria" w:cs="Cambria"/>
+          <w:rFonts w:eastAsia="Times New Roman" w:cs="Cambria"/>
           <w:color w:val="000000" w:themeColor="text1"/>
           <w:kern w:val="0"/>
           <w:lang w:val="en-AT" w:eastAsia="en-GB"/>
@@ -709,20 +1637,108 @@
       </w:r>
       <w:r>
         <w:rPr>
-          <w:rFonts w:ascii="Kannada Sangam MN" w:eastAsia="Times New Roman" w:hAnsi="Kannada Sangam MN" w:cs="Kannada Sangam MN"/>
-          <w:color w:val="000000" w:themeColor="text1"/>
-          <w:kern w:val="0"/>
-          <w:lang w:val="en-AT" w:eastAsia="en-GB"/>
-          <w14:ligatures w14:val="none"/>
-        </w:rPr>
-        <w:t>hnliches Nutzererlebnis mit Vollbildmodus, Icons und Splash Screens.</w:t>
+          <w:rFonts w:eastAsia="Times New Roman" w:cs="Kannada Sangam MN"/>
+          <w:color w:val="000000" w:themeColor="text1"/>
+          <w:kern w:val="0"/>
+          <w:lang w:val="en-AT" w:eastAsia="en-GB"/>
+          <w14:ligatures w14:val="none"/>
+        </w:rPr>
+        <w:t xml:space="preserve">hnliches </w:t>
+      </w:r>
+      <w:r>
+        <w:rPr>
+          <w:rFonts w:eastAsia="Times New Roman" w:cs="Kannada Sangam MN"/>
+          <w:b/>
+          <w:bCs/>
+          <w:color w:val="000000" w:themeColor="text1"/>
+          <w:kern w:val="0"/>
+          <w:lang w:val="en-AT" w:eastAsia="en-GB"/>
+          <w14:ligatures w14:val="none"/>
+        </w:rPr>
+        <w:t>Nutzererlebnis</w:t>
+      </w:r>
+      <w:r>
+        <w:rPr>
+          <w:rFonts w:eastAsia="Times New Roman" w:cs="Kannada Sangam MN"/>
+          <w:color w:val="000000" w:themeColor="text1"/>
+          <w:kern w:val="0"/>
+          <w:lang w:val="en-AT" w:eastAsia="en-GB"/>
+          <w14:ligatures w14:val="none"/>
+        </w:rPr>
+        <w:t xml:space="preserve"> mit </w:t>
+      </w:r>
+      <w:r>
+        <w:rPr>
+          <w:rFonts w:eastAsia="Times New Roman" w:cs="Kannada Sangam MN"/>
+          <w:b/>
+          <w:bCs/>
+          <w:color w:val="000000" w:themeColor="text1"/>
+          <w:kern w:val="0"/>
+          <w:lang w:val="en-AT" w:eastAsia="en-GB"/>
+          <w14:ligatures w14:val="none"/>
+        </w:rPr>
+        <w:t>Vollbildmodus</w:t>
+      </w:r>
+      <w:r>
+        <w:rPr>
+          <w:rFonts w:eastAsia="Times New Roman" w:cs="Kannada Sangam MN"/>
+          <w:color w:val="000000" w:themeColor="text1"/>
+          <w:kern w:val="0"/>
+          <w:lang w:val="en-AT" w:eastAsia="en-GB"/>
+          <w14:ligatures w14:val="none"/>
+        </w:rPr>
+        <w:t xml:space="preserve">, </w:t>
+      </w:r>
+      <w:r>
+        <w:rPr>
+          <w:rFonts w:eastAsia="Times New Roman" w:cs="Kannada Sangam MN"/>
+          <w:b/>
+          <w:bCs/>
+          <w:color w:val="000000" w:themeColor="text1"/>
+          <w:kern w:val="0"/>
+          <w:lang w:val="en-AT" w:eastAsia="en-GB"/>
+          <w14:ligatures w14:val="none"/>
+        </w:rPr>
+        <w:t>Icons</w:t>
+      </w:r>
+      <w:r>
+        <w:rPr>
+          <w:rFonts w:eastAsia="Times New Roman" w:cs="Kannada Sangam MN"/>
+          <w:color w:val="000000" w:themeColor="text1"/>
+          <w:kern w:val="0"/>
+          <w:lang w:val="en-AT" w:eastAsia="en-GB"/>
+          <w14:ligatures w14:val="none"/>
+        </w:rPr>
+        <w:t xml:space="preserve"> und </w:t>
+      </w:r>
+      <w:r>
+        <w:rPr>
+          <w:rFonts w:eastAsia="Times New Roman" w:cs="Kannada Sangam MN"/>
+          <w:b/>
+          <w:bCs/>
+          <w:color w:val="000000" w:themeColor="text1"/>
+          <w:kern w:val="0"/>
+          <w:lang w:val="en-AT" w:eastAsia="en-GB"/>
+          <w14:ligatures w14:val="none"/>
+        </w:rPr>
+        <w:t>Splash Screens</w:t>
+      </w:r>
+      <w:r>
+        <w:rPr>
+          <w:rFonts w:eastAsia="Times New Roman" w:cs="Kannada Sangam MN"/>
+          <w:color w:val="000000" w:themeColor="text1"/>
+          <w:kern w:val="0"/>
+          <w:lang w:val="en-AT" w:eastAsia="en-GB"/>
+          <w14:ligatures w14:val="none"/>
+        </w:rPr>
+        <w:t>.</w:t>
       </w:r>
     </w:p>
     <w:p>
       <w:pPr>
-        <w:spacing w:after="0" w:line="240" w:lineRule="auto"/>
-        <w:rPr>
-          <w:rFonts w:ascii="Kannada Sangam MN" w:eastAsia="Times New Roman" w:hAnsi="Kannada Sangam MN" w:cs="Kannada Sangam MN"/>
+        <w:spacing w:before="360" w:after="80" w:line="240" w:lineRule="auto"/>
+        <w:rPr>
+          <w:rFonts w:eastAsia="Times New Roman" w:cs="Kannada Sangam MN"/>
           <w:color w:val="000000" w:themeColor="text1"/>
           <w:kern w:val="0"/>
           <w:lang w:val="en-AT" w:eastAsia="en-GB"/>
@@ -731,13 +1747,13 @@
       </w:pPr>
       <w:r>
         <w:rPr>
-          <w:rFonts w:ascii="Kannada Sangam MN" w:eastAsia="Times New Roman" w:hAnsi="Kannada Sangam MN" w:cs="Kannada Sangam MN"/>
+          <w:rFonts w:eastAsia="Times New Roman" w:cs="Kannada Sangam MN"/>
           <w:noProof/>
           <w:color w:val="000000" w:themeColor="text1"/>
           <w:kern w:val="0"/>
           <w:lang w:val="en-AT" w:eastAsia="en-GB"/>
         </w:rPr>
-        <w:pict w14:anchorId="48CA1DA3">
+        <w:pict w14:anchorId="1E09056B">
           <v:rect id="_x0000_i1031" alt="" style="width:451.3pt;height:.05pt;mso-width-percent:0;mso-height-percent:0;mso-width-percent:0;mso-height-percent:0" o:hralign="center" o:hrstd="t" o:hr="t" fillcolor="#a0a0a0" stroked="f"/>
         </w:pict>
       </w:r>
@@ -745,29 +1761,29 @@
     <w:p>
       <w:pPr>
         <w:pStyle w:val="Heading2"/>
-        <w:rPr>
-          <w:rFonts w:eastAsia="Times New Roman"/>
+        <w:spacing w:before="360" w:line="240" w:lineRule="auto"/>
+        <w:rPr>
+          <w:rFonts w:asciiTheme="minorHAnsi" w:eastAsia="Times New Roman" w:hAnsiTheme="minorHAnsi"/>
           <w:lang w:val="en-AT" w:eastAsia="en-GB"/>
         </w:rPr>
       </w:pPr>
       <w:r>
         <w:rPr>
-          <w:rFonts w:eastAsia="Times New Roman"/>
-          <w:lang w:val="en-AT" w:eastAsia="en-GB"/>
-        </w:rPr>
-        <w:lastRenderedPageBreak/>
+          <w:rFonts w:asciiTheme="minorHAnsi" w:eastAsia="Times New Roman" w:hAnsiTheme="minorHAnsi"/>
+          <w:lang w:val="en-AT" w:eastAsia="en-GB"/>
+        </w:rPr>
         <w:t>Folie 4 – Das Herzst</w:t>
       </w:r>
       <w:r>
         <w:rPr>
-          <w:rFonts w:ascii="Cambria" w:eastAsia="Times New Roman" w:hAnsi="Cambria" w:cs="Cambria"/>
+          <w:rFonts w:asciiTheme="minorHAnsi" w:eastAsia="Times New Roman" w:hAnsiTheme="minorHAnsi" w:cs="Cambria"/>
           <w:lang w:val="en-AT" w:eastAsia="en-GB"/>
         </w:rPr>
         <w:t>ü</w:t>
       </w:r>
       <w:r>
         <w:rPr>
-          <w:rFonts w:eastAsia="Times New Roman"/>
+          <w:rFonts w:asciiTheme="minorHAnsi" w:eastAsia="Times New Roman" w:hAnsiTheme="minorHAnsi"/>
           <w:lang w:val="en-AT" w:eastAsia="en-GB"/>
         </w:rPr>
         <w:t>ck: Service Worker</w:t>
@@ -775,9 +1791,9 @@
     </w:p>
     <w:p>
       <w:pPr>
-        <w:spacing w:after="0" w:line="240" w:lineRule="auto"/>
-        <w:rPr>
-          <w:rFonts w:ascii="Kannada Sangam MN" w:eastAsia="Times New Roman" w:hAnsi="Kannada Sangam MN" w:cs="Kannada Sangam MN"/>
+        <w:spacing w:before="360" w:after="80" w:line="240" w:lineRule="auto"/>
+        <w:rPr>
+          <w:rFonts w:eastAsia="Times New Roman" w:cs="Kannada Sangam MN"/>
           <w:color w:val="000000" w:themeColor="text1"/>
           <w:kern w:val="0"/>
           <w:lang w:val="en-AT" w:eastAsia="en-GB"/>
@@ -786,17 +1802,31 @@
       </w:pPr>
       <w:r>
         <w:rPr>
-          <w:rFonts w:ascii="Kannada Sangam MN" w:eastAsia="Times New Roman" w:hAnsi="Kannada Sangam MN" w:cs="Kannada Sangam MN"/>
-          <w:color w:val="000000" w:themeColor="text1"/>
-          <w:kern w:val="0"/>
-          <w:lang w:val="en-AT" w:eastAsia="en-GB"/>
-          <w14:ligatures w14:val="none"/>
-        </w:rPr>
-        <w:t>Das Herzst</w:t>
-      </w:r>
-      <w:r>
-        <w:rPr>
-          <w:rFonts w:ascii="Cambria" w:eastAsia="Times New Roman" w:hAnsi="Cambria" w:cs="Cambria"/>
+          <w:rFonts w:eastAsia="Times New Roman" w:cs="Kannada Sangam MN"/>
+          <w:color w:val="000000" w:themeColor="text1"/>
+          <w:kern w:val="0"/>
+          <w:lang w:val="en-AT" w:eastAsia="en-GB"/>
+          <w14:ligatures w14:val="none"/>
+        </w:rPr>
+        <w:t xml:space="preserve">Das </w:t>
+      </w:r>
+      <w:r>
+        <w:rPr>
+          <w:rFonts w:eastAsia="Times New Roman" w:cs="Kannada Sangam MN"/>
+          <w:b/>
+          <w:bCs/>
+          <w:color w:val="000000" w:themeColor="text1"/>
+          <w:kern w:val="0"/>
+          <w:lang w:val="en-AT" w:eastAsia="en-GB"/>
+          <w14:ligatures w14:val="none"/>
+        </w:rPr>
+        <w:t>Herzst</w:t>
+      </w:r>
+      <w:r>
+        <w:rPr>
+          <w:rFonts w:eastAsia="Times New Roman" w:cs="Cambria"/>
+          <w:b/>
+          <w:bCs/>
           <w:color w:val="000000" w:themeColor="text1"/>
           <w:kern w:val="0"/>
           <w:lang w:val="en-AT" w:eastAsia="en-GB"/>
@@ -806,17 +1836,83 @@
       </w:r>
       <w:r>
         <w:rPr>
-          <w:rFonts w:ascii="Kannada Sangam MN" w:eastAsia="Times New Roman" w:hAnsi="Kannada Sangam MN" w:cs="Kannada Sangam MN"/>
-          <w:color w:val="000000" w:themeColor="text1"/>
-          <w:kern w:val="0"/>
-          <w:lang w:val="en-AT" w:eastAsia="en-GB"/>
-          <w14:ligatures w14:val="none"/>
-        </w:rPr>
-        <w:t>ck jeder PWA ist der sogenannte Service Worker.</w:t>
-      </w:r>
-      <w:r>
-        <w:rPr>
-          <w:rFonts w:ascii="Kannada Sangam MN" w:eastAsia="Times New Roman" w:hAnsi="Kannada Sangam MN" w:cs="Kannada Sangam MN"/>
+          <w:rFonts w:eastAsia="Times New Roman" w:cs="Kannada Sangam MN"/>
+          <w:b/>
+          <w:bCs/>
+          <w:color w:val="000000" w:themeColor="text1"/>
+          <w:kern w:val="0"/>
+          <w:lang w:val="en-AT" w:eastAsia="en-GB"/>
+          <w14:ligatures w14:val="none"/>
+        </w:rPr>
+        <w:t>ck</w:t>
+      </w:r>
+      <w:r>
+        <w:rPr>
+          <w:rFonts w:eastAsia="Times New Roman" w:cs="Kannada Sangam MN"/>
+          <w:color w:val="000000" w:themeColor="text1"/>
+          <w:kern w:val="0"/>
+          <w:lang w:val="en-AT" w:eastAsia="en-GB"/>
+          <w14:ligatures w14:val="none"/>
+        </w:rPr>
+        <w:t xml:space="preserve"> jeder </w:t>
+      </w:r>
+      <w:r>
+        <w:rPr>
+          <w:rFonts w:eastAsia="Times New Roman" w:cs="Kannada Sangam MN"/>
+          <w:b/>
+          <w:bCs/>
+          <w:color w:val="000000" w:themeColor="text1"/>
+          <w:kern w:val="0"/>
+          <w:lang w:val="en-AT" w:eastAsia="en-GB"/>
+          <w14:ligatures w14:val="none"/>
+        </w:rPr>
+        <w:t>Progressive Web Apps</w:t>
+      </w:r>
+      <w:r>
+        <w:rPr>
+          <w:rFonts w:eastAsia="Times New Roman" w:cs="Kannada Sangam MN"/>
+          <w:color w:val="000000" w:themeColor="text1"/>
+          <w:kern w:val="0"/>
+          <w:lang w:val="en-AT" w:eastAsia="en-GB"/>
+          <w14:ligatures w14:val="none"/>
+        </w:rPr>
+        <w:t xml:space="preserve"> </w:t>
+      </w:r>
+      <w:r>
+        <w:rPr>
+          <w:rFonts w:eastAsia="Times New Roman" w:cs="Kannada Sangam MN"/>
+          <w:color w:val="000000" w:themeColor="text1"/>
+          <w:kern w:val="0"/>
+          <w:lang w:val="en-AT" w:eastAsia="en-GB"/>
+          <w14:ligatures w14:val="none"/>
+        </w:rPr>
+        <w:t xml:space="preserve">ist der sogenannte </w:t>
+      </w:r>
+      <w:r>
+        <w:rPr>
+          <w:rFonts w:eastAsia="Times New Roman" w:cs="Kannada Sangam MN"/>
+          <w:b/>
+          <w:bCs/>
+          <w:color w:val="000000" w:themeColor="text1"/>
+          <w:kern w:val="0"/>
+          <w:lang w:val="en-AT" w:eastAsia="en-GB"/>
+          <w14:ligatures w14:val="none"/>
+        </w:rPr>
+        <w:t>Service Worker</w:t>
+      </w:r>
+      <w:r>
+        <w:rPr>
+          <w:rFonts w:eastAsia="Times New Roman" w:cs="Kannada Sangam MN"/>
+          <w:color w:val="000000" w:themeColor="text1"/>
+          <w:kern w:val="0"/>
+          <w:lang w:val="en-AT" w:eastAsia="en-GB"/>
+          <w14:ligatures w14:val="none"/>
+        </w:rPr>
+        <w:t>.</w:t>
+      </w:r>
+      <w:r>
+        <w:rPr>
+          <w:rFonts w:eastAsia="Times New Roman" w:cs="Kannada Sangam MN"/>
           <w:color w:val="000000" w:themeColor="text1"/>
           <w:kern w:val="0"/>
           <w:lang w:val="en-AT" w:eastAsia="en-GB"/>
@@ -827,7 +1923,7 @@
       </w:r>
       <w:r>
         <w:rPr>
-          <w:rFonts w:ascii="Cambria" w:eastAsia="Times New Roman" w:hAnsi="Cambria" w:cs="Cambria"/>
+          <w:rFonts w:eastAsia="Times New Roman" w:cs="Cambria"/>
           <w:color w:val="000000" w:themeColor="text1"/>
           <w:kern w:val="0"/>
           <w:lang w:val="en-AT" w:eastAsia="en-GB"/>
@@ -837,17 +1933,39 @@
       </w:r>
       <w:r>
         <w:rPr>
-          <w:rFonts w:ascii="Kannada Sangam MN" w:eastAsia="Times New Roman" w:hAnsi="Kannada Sangam MN" w:cs="Kannada Sangam MN"/>
-          <w:color w:val="000000" w:themeColor="text1"/>
-          <w:kern w:val="0"/>
-          <w:lang w:val="en-AT" w:eastAsia="en-GB"/>
-          <w14:ligatures w14:val="none"/>
-        </w:rPr>
-        <w:t>uft im Hintergrund unabh</w:t>
-      </w:r>
-      <w:r>
-        <w:rPr>
-          <w:rFonts w:ascii="Cambria" w:eastAsia="Times New Roman" w:hAnsi="Cambria" w:cs="Cambria"/>
+          <w:rFonts w:eastAsia="Times New Roman" w:cs="Kannada Sangam MN"/>
+          <w:color w:val="000000" w:themeColor="text1"/>
+          <w:kern w:val="0"/>
+          <w:lang w:val="en-AT" w:eastAsia="en-GB"/>
+          <w14:ligatures w14:val="none"/>
+        </w:rPr>
+        <w:t xml:space="preserve">uft im </w:t>
+      </w:r>
+      <w:r>
+        <w:rPr>
+          <w:rFonts w:eastAsia="Times New Roman" w:cs="Kannada Sangam MN"/>
+          <w:b/>
+          <w:bCs/>
+          <w:color w:val="000000" w:themeColor="text1"/>
+          <w:kern w:val="0"/>
+          <w:lang w:val="en-AT" w:eastAsia="en-GB"/>
+          <w14:ligatures w14:val="none"/>
+        </w:rPr>
+        <w:t>Hintergrund</w:t>
+      </w:r>
+      <w:r>
+        <w:rPr>
+          <w:rFonts w:eastAsia="Times New Roman" w:cs="Kannada Sangam MN"/>
+          <w:color w:val="000000" w:themeColor="text1"/>
+          <w:kern w:val="0"/>
+          <w:lang w:val="en-AT" w:eastAsia="en-GB"/>
+          <w14:ligatures w14:val="none"/>
+        </w:rPr>
+        <w:t xml:space="preserve"> unabh</w:t>
+      </w:r>
+      <w:r>
+        <w:rPr>
+          <w:rFonts w:eastAsia="Times New Roman" w:cs="Cambria"/>
           <w:color w:val="000000" w:themeColor="text1"/>
           <w:kern w:val="0"/>
           <w:lang w:val="en-AT" w:eastAsia="en-GB"/>
@@ -857,20 +1975,64 @@
       </w:r>
       <w:r>
         <w:rPr>
-          <w:rFonts w:ascii="Kannada Sangam MN" w:eastAsia="Times New Roman" w:hAnsi="Kannada Sangam MN" w:cs="Kannada Sangam MN"/>
-          <w:color w:val="000000" w:themeColor="text1"/>
-          <w:kern w:val="0"/>
-          <w:lang w:val="en-AT" w:eastAsia="en-GB"/>
-          <w14:ligatures w14:val="none"/>
-        </w:rPr>
-        <w:t>ngig von der eigentlichen Anwendung.</w:t>
+          <w:rFonts w:eastAsia="Times New Roman" w:cs="Kannada Sangam MN"/>
+          <w:color w:val="000000" w:themeColor="text1"/>
+          <w:kern w:val="0"/>
+          <w:lang w:val="en-AT" w:eastAsia="en-GB"/>
+          <w14:ligatures w14:val="none"/>
+        </w:rPr>
+        <w:t xml:space="preserve">ngig von der </w:t>
+      </w:r>
+      <w:r>
+        <w:rPr>
+          <w:rFonts w:eastAsia="Times New Roman" w:cs="Kannada Sangam MN"/>
+          <w:b/>
+          <w:bCs/>
+          <w:color w:val="000000" w:themeColor="text1"/>
+          <w:kern w:val="0"/>
+          <w:lang w:val="en-AT" w:eastAsia="en-GB"/>
+          <w14:ligatures w14:val="none"/>
+        </w:rPr>
+        <w:t>eigentlichen</w:t>
+      </w:r>
+      <w:r>
+        <w:rPr>
+          <w:rFonts w:eastAsia="Times New Roman" w:cs="Kannada Sangam MN"/>
+          <w:color w:val="000000" w:themeColor="text1"/>
+          <w:kern w:val="0"/>
+          <w:lang w:val="en-AT" w:eastAsia="en-GB"/>
+          <w14:ligatures w14:val="none"/>
+        </w:rPr>
+        <w:t xml:space="preserve"> </w:t>
+      </w:r>
+      <w:r>
+        <w:rPr>
+          <w:rFonts w:eastAsia="Times New Roman" w:cs="Kannada Sangam MN"/>
+          <w:b/>
+          <w:bCs/>
+          <w:color w:val="000000" w:themeColor="text1"/>
+          <w:kern w:val="0"/>
+          <w:lang w:val="en-AT" w:eastAsia="en-GB"/>
+          <w14:ligatures w14:val="none"/>
+        </w:rPr>
+        <w:t>Anwendung</w:t>
+      </w:r>
+      <w:r>
+        <w:rPr>
+          <w:rFonts w:eastAsia="Times New Roman" w:cs="Kannada Sangam MN"/>
+          <w:color w:val="000000" w:themeColor="text1"/>
+          <w:kern w:val="0"/>
+          <w:lang w:val="en-AT" w:eastAsia="en-GB"/>
+          <w14:ligatures w14:val="none"/>
+        </w:rPr>
+        <w:t>.</w:t>
       </w:r>
     </w:p>
     <w:p>
       <w:pPr>
-        <w:spacing w:after="0" w:line="240" w:lineRule="auto"/>
-        <w:rPr>
-          <w:rFonts w:ascii="Kannada Sangam MN" w:eastAsia="Times New Roman" w:hAnsi="Kannada Sangam MN" w:cs="Kannada Sangam MN"/>
+        <w:spacing w:before="360" w:after="80" w:line="240" w:lineRule="auto"/>
+        <w:rPr>
+          <w:rFonts w:eastAsia="Times New Roman" w:cs="Kannada Sangam MN"/>
           <w:color w:val="000000" w:themeColor="text1"/>
           <w:kern w:val="0"/>
           <w:lang w:val="en-AT" w:eastAsia="en-GB"/>
@@ -879,28 +2041,118 @@
       </w:pPr>
       <w:r>
         <w:rPr>
-          <w:rFonts w:ascii="Kannada Sangam MN" w:eastAsia="Times New Roman" w:hAnsi="Kannada Sangam MN" w:cs="Kannada Sangam MN"/>
-          <w:color w:val="000000" w:themeColor="text1"/>
-          <w:kern w:val="0"/>
-          <w:lang w:val="en-AT" w:eastAsia="en-GB"/>
-          <w14:ligatures w14:val="none"/>
-        </w:rPr>
-        <w:t>Seine wichtigste Aufgabe ist das Caching.</w:t>
-      </w:r>
-      <w:r>
-        <w:rPr>
-          <w:rFonts w:ascii="Kannada Sangam MN" w:eastAsia="Times New Roman" w:hAnsi="Kannada Sangam MN" w:cs="Kannada Sangam MN"/>
+          <w:rFonts w:eastAsia="Times New Roman" w:cs="Kannada Sangam MN"/>
+          <w:color w:val="000000" w:themeColor="text1"/>
+          <w:kern w:val="0"/>
+          <w:lang w:val="en-AT" w:eastAsia="en-GB"/>
+          <w14:ligatures w14:val="none"/>
+        </w:rPr>
+        <w:t xml:space="preserve">Seine wichtigste Aufgabe ist das </w:t>
+      </w:r>
+      <w:r>
+        <w:rPr>
+          <w:rFonts w:eastAsia="Times New Roman" w:cs="Kannada Sangam MN"/>
+          <w:b/>
+          <w:bCs/>
+          <w:color w:val="000000" w:themeColor="text1"/>
+          <w:kern w:val="0"/>
+          <w:lang w:val="en-AT" w:eastAsia="en-GB"/>
+          <w14:ligatures w14:val="none"/>
+        </w:rPr>
+        <w:t>Caching</w:t>
+      </w:r>
+      <w:r>
+        <w:rPr>
+          <w:rFonts w:eastAsia="Times New Roman" w:cs="Kannada Sangam MN"/>
+          <w:color w:val="000000" w:themeColor="text1"/>
+          <w:kern w:val="0"/>
+          <w:lang w:val="en-AT" w:eastAsia="en-GB"/>
+          <w14:ligatures w14:val="none"/>
+        </w:rPr>
+        <w:t>.</w:t>
+      </w:r>
+      <w:r>
+        <w:rPr>
+          <w:rFonts w:eastAsia="Times New Roman" w:cs="Kannada Sangam MN"/>
           <w:color w:val="000000" w:themeColor="text1"/>
           <w:kern w:val="0"/>
           <w:lang w:val="en-AT" w:eastAsia="en-GB"/>
           <w14:ligatures w14:val="none"/>
         </w:rPr>
         <w:br/>
-        <w:t>Dabei entscheidet er, welche Daten lokal gespeichert werden, damit die Anwendung schneller l</w:t>
-      </w:r>
-      <w:r>
-        <w:rPr>
-          <w:rFonts w:ascii="Cambria" w:eastAsia="Times New Roman" w:hAnsi="Cambria" w:cs="Cambria"/>
+        <w:t xml:space="preserve">Dabei entscheidet er, </w:t>
+      </w:r>
+      <w:r>
+        <w:rPr>
+          <w:rFonts w:eastAsia="Times New Roman" w:cs="Kannada Sangam MN"/>
+          <w:b/>
+          <w:bCs/>
+          <w:color w:val="000000" w:themeColor="text1"/>
+          <w:kern w:val="0"/>
+          <w:lang w:val="en-AT" w:eastAsia="en-GB"/>
+          <w14:ligatures w14:val="none"/>
+        </w:rPr>
+        <w:t xml:space="preserve">welche Daten lokal gespeichert </w:t>
+      </w:r>
+      <w:r>
+        <w:rPr>
+          <w:rFonts w:eastAsia="Times New Roman" w:cs="Kannada Sangam MN"/>
+          <w:color w:val="000000" w:themeColor="text1"/>
+          <w:kern w:val="0"/>
+          <w:lang w:val="en-AT" w:eastAsia="en-GB"/>
+          <w14:ligatures w14:val="none"/>
+        </w:rPr>
+        <w:t>werden</w:t>
+      </w:r>
+      <w:r>
+        <w:rPr>
+          <w:rFonts w:eastAsia="Times New Roman" w:cs="Kannada Sangam MN"/>
+          <w:color w:val="000000" w:themeColor="text1"/>
+          <w:kern w:val="0"/>
+          <w:lang w:val="en-AT" w:eastAsia="en-GB"/>
+          <w14:ligatures w14:val="none"/>
+        </w:rPr>
+        <w:t xml:space="preserve">, damit die Anwendung </w:t>
+      </w:r>
+      <w:r>
+        <w:rPr>
+          <w:rFonts w:eastAsia="Times New Roman" w:cs="Kannada Sangam MN"/>
+          <w:b/>
+          <w:bCs/>
+          <w:color w:val="000000" w:themeColor="text1"/>
+          <w:kern w:val="0"/>
+          <w:lang w:val="en-AT" w:eastAsia="en-GB"/>
+          <w14:ligatures w14:val="none"/>
+        </w:rPr>
+        <w:t>schneller</w:t>
+      </w:r>
+      <w:r>
+        <w:rPr>
+          <w:rFonts w:eastAsia="Times New Roman" w:cs="Kannada Sangam MN"/>
+          <w:color w:val="000000" w:themeColor="text1"/>
+          <w:kern w:val="0"/>
+          <w:lang w:val="en-AT" w:eastAsia="en-GB"/>
+          <w14:ligatures w14:val="none"/>
+        </w:rPr>
+        <w:t xml:space="preserve"> </w:t>
+      </w:r>
+      <w:r>
+        <w:rPr>
+          <w:rFonts w:eastAsia="Times New Roman" w:cs="Kannada Sangam MN"/>
+          <w:b/>
+          <w:bCs/>
+          <w:color w:val="000000" w:themeColor="text1"/>
+          <w:kern w:val="0"/>
+          <w:lang w:val="en-AT" w:eastAsia="en-GB"/>
+          <w14:ligatures w14:val="none"/>
+        </w:rPr>
+        <w:t>l</w:t>
+      </w:r>
+      <w:r>
+        <w:rPr>
+          <w:rFonts w:eastAsia="Times New Roman" w:cs="Cambria"/>
+          <w:b/>
+          <w:bCs/>
           <w:color w:val="000000" w:themeColor="text1"/>
           <w:kern w:val="0"/>
           <w:lang w:val="en-AT" w:eastAsia="en-GB"/>
@@ -910,20 +2162,32 @@
       </w:r>
       <w:r>
         <w:rPr>
-          <w:rFonts w:ascii="Kannada Sangam MN" w:eastAsia="Times New Roman" w:hAnsi="Kannada Sangam MN" w:cs="Kannada Sangam MN"/>
-          <w:color w:val="000000" w:themeColor="text1"/>
-          <w:kern w:val="0"/>
-          <w:lang w:val="en-AT" w:eastAsia="en-GB"/>
-          <w14:ligatures w14:val="none"/>
-        </w:rPr>
-        <w:t>dt.</w:t>
+          <w:rFonts w:eastAsia="Times New Roman" w:cs="Kannada Sangam MN"/>
+          <w:b/>
+          <w:bCs/>
+          <w:color w:val="000000" w:themeColor="text1"/>
+          <w:kern w:val="0"/>
+          <w:lang w:val="en-AT" w:eastAsia="en-GB"/>
+          <w14:ligatures w14:val="none"/>
+        </w:rPr>
+        <w:t>dt</w:t>
+      </w:r>
+      <w:r>
+        <w:rPr>
+          <w:rFonts w:eastAsia="Times New Roman" w:cs="Kannada Sangam MN"/>
+          <w:color w:val="000000" w:themeColor="text1"/>
+          <w:kern w:val="0"/>
+          <w:lang w:val="en-AT" w:eastAsia="en-GB"/>
+          <w14:ligatures w14:val="none"/>
+        </w:rPr>
+        <w:t>.</w:t>
       </w:r>
     </w:p>
     <w:p>
       <w:pPr>
-        <w:spacing w:after="0" w:line="240" w:lineRule="auto"/>
-        <w:rPr>
-          <w:rFonts w:ascii="Kannada Sangam MN" w:eastAsia="Times New Roman" w:hAnsi="Kannada Sangam MN" w:cs="Kannada Sangam MN"/>
+        <w:spacing w:before="360" w:after="80" w:line="240" w:lineRule="auto"/>
+        <w:rPr>
+          <w:rFonts w:eastAsia="Times New Roman" w:cs="Kannada Sangam MN"/>
           <w:color w:val="000000" w:themeColor="text1"/>
           <w:kern w:val="0"/>
           <w:lang w:val="en-AT" w:eastAsia="en-GB"/>
@@ -932,7 +2196,7 @@
       </w:pPr>
       <w:r>
         <w:rPr>
-          <w:rFonts w:ascii="Kannada Sangam MN" w:eastAsia="Times New Roman" w:hAnsi="Kannada Sangam MN" w:cs="Kannada Sangam MN"/>
+          <w:rFonts w:eastAsia="Times New Roman" w:cs="Kannada Sangam MN"/>
           <w:color w:val="000000" w:themeColor="text1"/>
           <w:kern w:val="0"/>
           <w:lang w:val="en-AT" w:eastAsia="en-GB"/>
@@ -942,7 +2206,7 @@
       </w:r>
       <w:r>
         <w:rPr>
-          <w:rFonts w:ascii="Cambria" w:eastAsia="Times New Roman" w:hAnsi="Cambria" w:cs="Cambria"/>
+          <w:rFonts w:eastAsia="Times New Roman" w:cs="Cambria"/>
           <w:color w:val="000000" w:themeColor="text1"/>
           <w:kern w:val="0"/>
           <w:lang w:val="en-AT" w:eastAsia="en-GB"/>
@@ -952,7 +2216,7 @@
       </w:r>
       <w:r>
         <w:rPr>
-          <w:rFonts w:ascii="Kannada Sangam MN" w:eastAsia="Times New Roman" w:hAnsi="Kannada Sangam MN" w:cs="Kannada Sangam MN"/>
+          <w:rFonts w:eastAsia="Times New Roman" w:cs="Kannada Sangam MN"/>
           <w:color w:val="000000" w:themeColor="text1"/>
           <w:kern w:val="0"/>
           <w:lang w:val="en-AT" w:eastAsia="en-GB"/>
@@ -962,7 +2226,7 @@
       </w:r>
       <w:r>
         <w:rPr>
-          <w:rFonts w:ascii="Cambria" w:eastAsia="Times New Roman" w:hAnsi="Cambria" w:cs="Cambria"/>
+          <w:rFonts w:eastAsia="Times New Roman" w:cs="Cambria"/>
           <w:color w:val="000000" w:themeColor="text1"/>
           <w:kern w:val="0"/>
           <w:lang w:val="en-AT" w:eastAsia="en-GB"/>
@@ -972,31 +2236,175 @@
       </w:r>
       <w:r>
         <w:rPr>
-          <w:rFonts w:ascii="Kannada Sangam MN" w:eastAsia="Times New Roman" w:hAnsi="Kannada Sangam MN" w:cs="Kannada Sangam MN"/>
-          <w:color w:val="000000" w:themeColor="text1"/>
-          <w:kern w:val="0"/>
-          <w:lang w:val="en-AT" w:eastAsia="en-GB"/>
-          <w14:ligatures w14:val="none"/>
-        </w:rPr>
-        <w:t>glicht der Service Worker die Offline-Nutzung.</w:t>
-      </w:r>
-      <w:r>
-        <w:rPr>
-          <w:rFonts w:ascii="Kannada Sangam MN" w:eastAsia="Times New Roman" w:hAnsi="Kannada Sangam MN" w:cs="Kannada Sangam MN"/>
+          <w:rFonts w:eastAsia="Times New Roman" w:cs="Kannada Sangam MN"/>
+          <w:color w:val="000000" w:themeColor="text1"/>
+          <w:kern w:val="0"/>
+          <w:lang w:val="en-AT" w:eastAsia="en-GB"/>
+          <w14:ligatures w14:val="none"/>
+        </w:rPr>
+        <w:t xml:space="preserve">glicht der </w:t>
+      </w:r>
+      <w:r>
+        <w:rPr>
+          <w:rFonts w:eastAsia="Times New Roman" w:cs="Kannada Sangam MN"/>
+          <w:b/>
+          <w:bCs/>
+          <w:color w:val="000000" w:themeColor="text1"/>
+          <w:kern w:val="0"/>
+          <w:lang w:val="en-AT" w:eastAsia="en-GB"/>
+          <w14:ligatures w14:val="none"/>
+        </w:rPr>
+        <w:t xml:space="preserve">Service Worker </w:t>
+      </w:r>
+      <w:r>
+        <w:rPr>
+          <w:rFonts w:eastAsia="Times New Roman" w:cs="Kannada Sangam MN"/>
+          <w:color w:val="000000" w:themeColor="text1"/>
+          <w:kern w:val="0"/>
+          <w:lang w:val="en-AT" w:eastAsia="en-GB"/>
+          <w14:ligatures w14:val="none"/>
+        </w:rPr>
+        <w:t xml:space="preserve">die </w:t>
+      </w:r>
+      <w:r>
+        <w:rPr>
+          <w:rFonts w:eastAsia="Times New Roman" w:cs="Kannada Sangam MN"/>
+          <w:b/>
+          <w:bCs/>
+          <w:color w:val="000000" w:themeColor="text1"/>
+          <w:kern w:val="0"/>
+          <w:lang w:val="en-AT" w:eastAsia="en-GB"/>
+          <w14:ligatures w14:val="none"/>
+        </w:rPr>
+        <w:t>Offline-Nutzung.</w:t>
+      </w:r>
+      <w:r>
+        <w:rPr>
+          <w:rFonts w:eastAsia="Times New Roman" w:cs="Kannada Sangam MN"/>
           <w:color w:val="000000" w:themeColor="text1"/>
           <w:kern w:val="0"/>
           <w:lang w:val="en-AT" w:eastAsia="en-GB"/>
           <w14:ligatures w14:val="none"/>
         </w:rPr>
         <w:br/>
-        <w:t>Wenn keine Internetverbindung vorhanden ist, liefert er Inhalte direkt aus dem Cache.</w:t>
+        <w:t xml:space="preserve">Wenn </w:t>
+      </w:r>
+      <w:r>
+        <w:rPr>
+          <w:rFonts w:eastAsia="Times New Roman" w:cs="Kannada Sangam MN"/>
+          <w:b/>
+          <w:bCs/>
+          <w:color w:val="000000" w:themeColor="text1"/>
+          <w:kern w:val="0"/>
+          <w:lang w:val="en-AT" w:eastAsia="en-GB"/>
+          <w14:ligatures w14:val="none"/>
+        </w:rPr>
+        <w:t>keine</w:t>
+      </w:r>
+      <w:r>
+        <w:rPr>
+          <w:rFonts w:eastAsia="Times New Roman" w:cs="Kannada Sangam MN"/>
+          <w:color w:val="000000" w:themeColor="text1"/>
+          <w:kern w:val="0"/>
+          <w:lang w:val="en-AT" w:eastAsia="en-GB"/>
+          <w14:ligatures w14:val="none"/>
+        </w:rPr>
+        <w:t xml:space="preserve"> </w:t>
+      </w:r>
+      <w:r>
+        <w:rPr>
+          <w:rFonts w:eastAsia="Times New Roman" w:cs="Kannada Sangam MN"/>
+          <w:b/>
+          <w:bCs/>
+          <w:color w:val="000000" w:themeColor="text1"/>
+          <w:kern w:val="0"/>
+          <w:lang w:val="en-AT" w:eastAsia="en-GB"/>
+          <w14:ligatures w14:val="none"/>
+        </w:rPr>
+        <w:t>Internetverbindung</w:t>
+      </w:r>
+      <w:r>
+        <w:rPr>
+          <w:rFonts w:eastAsia="Times New Roman" w:cs="Kannada Sangam MN"/>
+          <w:color w:val="000000" w:themeColor="text1"/>
+          <w:kern w:val="0"/>
+          <w:lang w:val="en-AT" w:eastAsia="en-GB"/>
+          <w14:ligatures w14:val="none"/>
+        </w:rPr>
+        <w:t xml:space="preserve"> vorhanden ist, </w:t>
+      </w:r>
+      <w:r>
+        <w:rPr>
+          <w:rFonts w:eastAsia="Times New Roman" w:cs="Kannada Sangam MN"/>
+          <w:b/>
+          <w:bCs/>
+          <w:color w:val="000000" w:themeColor="text1"/>
+          <w:kern w:val="0"/>
+          <w:lang w:val="en-AT" w:eastAsia="en-GB"/>
+          <w14:ligatures w14:val="none"/>
+        </w:rPr>
+        <w:t>liefert</w:t>
+      </w:r>
+      <w:r>
+        <w:rPr>
+          <w:rFonts w:eastAsia="Times New Roman" w:cs="Kannada Sangam MN"/>
+          <w:color w:val="000000" w:themeColor="text1"/>
+          <w:kern w:val="0"/>
+          <w:lang w:val="en-AT" w:eastAsia="en-GB"/>
+          <w14:ligatures w14:val="none"/>
+        </w:rPr>
+        <w:t xml:space="preserve"> er </w:t>
+      </w:r>
+      <w:r>
+        <w:rPr>
+          <w:rFonts w:eastAsia="Times New Roman" w:cs="Kannada Sangam MN"/>
+          <w:b/>
+          <w:bCs/>
+          <w:color w:val="000000" w:themeColor="text1"/>
+          <w:kern w:val="0"/>
+          <w:lang w:val="en-AT" w:eastAsia="en-GB"/>
+          <w14:ligatures w14:val="none"/>
+        </w:rPr>
+        <w:t>Inhalte</w:t>
+      </w:r>
+      <w:r>
+        <w:rPr>
+          <w:rFonts w:eastAsia="Times New Roman" w:cs="Kannada Sangam MN"/>
+          <w:color w:val="000000" w:themeColor="text1"/>
+          <w:kern w:val="0"/>
+          <w:lang w:val="en-AT" w:eastAsia="en-GB"/>
+          <w14:ligatures w14:val="none"/>
+        </w:rPr>
+        <w:t xml:space="preserve"> direkt aus dem </w:t>
+      </w:r>
+      <w:r>
+        <w:rPr>
+          <w:rFonts w:eastAsia="Times New Roman" w:cs="Kannada Sangam MN"/>
+          <w:b/>
+          <w:bCs/>
+          <w:color w:val="000000" w:themeColor="text1"/>
+          <w:kern w:val="0"/>
+          <w:lang w:val="en-AT" w:eastAsia="en-GB"/>
+          <w14:ligatures w14:val="none"/>
+        </w:rPr>
+        <w:t>Cache</w:t>
+      </w:r>
+      <w:r>
+        <w:rPr>
+          <w:rFonts w:eastAsia="Times New Roman" w:cs="Kannada Sangam MN"/>
+          <w:color w:val="000000" w:themeColor="text1"/>
+          <w:kern w:val="0"/>
+          <w:lang w:val="en-AT" w:eastAsia="en-GB"/>
+          <w14:ligatures w14:val="none"/>
+        </w:rPr>
+        <w:t>.</w:t>
       </w:r>
     </w:p>
     <w:p>
       <w:pPr>
-        <w:spacing w:after="0" w:line="240" w:lineRule="auto"/>
-        <w:rPr>
-          <w:rFonts w:ascii="Kannada Sangam MN" w:eastAsia="Times New Roman" w:hAnsi="Kannada Sangam MN" w:cs="Kannada Sangam MN"/>
+        <w:spacing w:before="360" w:after="80" w:line="240" w:lineRule="auto"/>
+        <w:rPr>
+          <w:rFonts w:eastAsia="Times New Roman" w:cs="Kannada Sangam MN"/>
           <w:color w:val="000000" w:themeColor="text1"/>
           <w:kern w:val="0"/>
           <w:lang w:val="en-AT" w:eastAsia="en-GB"/>
@@ -1005,7 +2413,7 @@
       </w:pPr>
       <w:r>
         <w:rPr>
-          <w:rFonts w:ascii="Kannada Sangam MN" w:eastAsia="Times New Roman" w:hAnsi="Kannada Sangam MN" w:cs="Kannada Sangam MN"/>
+          <w:rFonts w:eastAsia="Times New Roman" w:cs="Kannada Sangam MN"/>
           <w:color w:val="000000" w:themeColor="text1"/>
           <w:kern w:val="0"/>
           <w:lang w:val="en-AT" w:eastAsia="en-GB"/>
@@ -1015,7 +2423,7 @@
       </w:r>
       <w:r>
         <w:rPr>
-          <w:rFonts w:ascii="Cambria" w:eastAsia="Times New Roman" w:hAnsi="Cambria" w:cs="Cambria"/>
+          <w:rFonts w:eastAsia="Times New Roman" w:cs="Cambria"/>
           <w:color w:val="000000" w:themeColor="text1"/>
           <w:kern w:val="0"/>
           <w:lang w:val="en-AT" w:eastAsia="en-GB"/>
@@ -1025,17 +2433,97 @@
       </w:r>
       <w:r>
         <w:rPr>
-          <w:rFonts w:ascii="Kannada Sangam MN" w:eastAsia="Times New Roman" w:hAnsi="Kannada Sangam MN" w:cs="Kannada Sangam MN"/>
-          <w:color w:val="000000" w:themeColor="text1"/>
-          <w:kern w:val="0"/>
-          <w:lang w:val="en-AT" w:eastAsia="en-GB"/>
-          <w14:ligatures w14:val="none"/>
-        </w:rPr>
-        <w:t>tzlich kann er Daten im Hintergrund synchronisieren, ohne dass die Benutzeroberfl</w:t>
-      </w:r>
-      <w:r>
-        <w:rPr>
-          <w:rFonts w:ascii="Cambria" w:eastAsia="Times New Roman" w:hAnsi="Cambria" w:cs="Cambria"/>
+          <w:rFonts w:eastAsia="Times New Roman" w:cs="Kannada Sangam MN"/>
+          <w:color w:val="000000" w:themeColor="text1"/>
+          <w:kern w:val="0"/>
+          <w:lang w:val="en-AT" w:eastAsia="en-GB"/>
+          <w14:ligatures w14:val="none"/>
+        </w:rPr>
+        <w:t xml:space="preserve">tzlich kann er </w:t>
+      </w:r>
+      <w:r>
+        <w:rPr>
+          <w:rFonts w:eastAsia="Times New Roman" w:cs="Kannada Sangam MN"/>
+          <w:b/>
+          <w:bCs/>
+          <w:color w:val="000000" w:themeColor="text1"/>
+          <w:kern w:val="0"/>
+          <w:lang w:val="en-AT" w:eastAsia="en-GB"/>
+          <w14:ligatures w14:val="none"/>
+        </w:rPr>
+        <w:t>Daten</w:t>
+      </w:r>
+      <w:r>
+        <w:rPr>
+          <w:rFonts w:eastAsia="Times New Roman" w:cs="Kannada Sangam MN"/>
+          <w:color w:val="000000" w:themeColor="text1"/>
+          <w:kern w:val="0"/>
+          <w:lang w:val="en-AT" w:eastAsia="en-GB"/>
+          <w14:ligatures w14:val="none"/>
+        </w:rPr>
+        <w:t xml:space="preserve"> im </w:t>
+      </w:r>
+      <w:r>
+        <w:rPr>
+          <w:rFonts w:eastAsia="Times New Roman" w:cs="Kannada Sangam MN"/>
+          <w:b/>
+          <w:bCs/>
+          <w:color w:val="000000" w:themeColor="text1"/>
+          <w:kern w:val="0"/>
+          <w:lang w:val="en-AT" w:eastAsia="en-GB"/>
+          <w14:ligatures w14:val="none"/>
+        </w:rPr>
+        <w:t>Hintergrund</w:t>
+      </w:r>
+      <w:r>
+        <w:rPr>
+          <w:rFonts w:eastAsia="Times New Roman" w:cs="Kannada Sangam MN"/>
+          <w:color w:val="000000" w:themeColor="text1"/>
+          <w:kern w:val="0"/>
+          <w:lang w:val="en-AT" w:eastAsia="en-GB"/>
+          <w14:ligatures w14:val="none"/>
+        </w:rPr>
+        <w:t xml:space="preserve"> </w:t>
+      </w:r>
+      <w:r>
+        <w:rPr>
+          <w:rFonts w:eastAsia="Times New Roman" w:cs="Kannada Sangam MN"/>
+          <w:b/>
+          <w:bCs/>
+          <w:color w:val="000000" w:themeColor="text1"/>
+          <w:kern w:val="0"/>
+          <w:lang w:val="en-AT" w:eastAsia="en-GB"/>
+          <w14:ligatures w14:val="none"/>
+        </w:rPr>
+        <w:t>synchronisieren</w:t>
+      </w:r>
+      <w:r>
+        <w:rPr>
+          <w:rFonts w:eastAsia="Times New Roman" w:cs="Kannada Sangam MN"/>
+          <w:color w:val="000000" w:themeColor="text1"/>
+          <w:kern w:val="0"/>
+          <w:lang w:val="en-AT" w:eastAsia="en-GB"/>
+          <w14:ligatures w14:val="none"/>
+        </w:rPr>
+        <w:t xml:space="preserve">, ohne dass die </w:t>
+      </w:r>
+      <w:r>
+        <w:rPr>
+          <w:rFonts w:eastAsia="Times New Roman" w:cs="Kannada Sangam MN"/>
+          <w:b/>
+          <w:bCs/>
+          <w:color w:val="000000" w:themeColor="text1"/>
+          <w:kern w:val="0"/>
+          <w:lang w:val="en-AT" w:eastAsia="en-GB"/>
+          <w14:ligatures w14:val="none"/>
+        </w:rPr>
+        <w:t>Benutzeroberfl</w:t>
+      </w:r>
+      <w:r>
+        <w:rPr>
+          <w:rFonts w:eastAsia="Times New Roman" w:cs="Cambria"/>
+          <w:b/>
+          <w:bCs/>
           <w:color w:val="000000" w:themeColor="text1"/>
           <w:kern w:val="0"/>
           <w:lang w:val="en-AT" w:eastAsia="en-GB"/>
@@ -1045,20 +2533,54 @@
       </w:r>
       <w:r>
         <w:rPr>
-          <w:rFonts w:ascii="Kannada Sangam MN" w:eastAsia="Times New Roman" w:hAnsi="Kannada Sangam MN" w:cs="Kannada Sangam MN"/>
-          <w:color w:val="000000" w:themeColor="text1"/>
-          <w:kern w:val="0"/>
-          <w:lang w:val="en-AT" w:eastAsia="en-GB"/>
-          <w14:ligatures w14:val="none"/>
-        </w:rPr>
-        <w:t>che unterbrochen wird.</w:t>
+          <w:rFonts w:eastAsia="Times New Roman" w:cs="Kannada Sangam MN"/>
+          <w:b/>
+          <w:bCs/>
+          <w:color w:val="000000" w:themeColor="text1"/>
+          <w:kern w:val="0"/>
+          <w:lang w:val="en-AT" w:eastAsia="en-GB"/>
+          <w14:ligatures w14:val="none"/>
+        </w:rPr>
+        <w:t>che</w:t>
+      </w:r>
+      <w:r>
+        <w:rPr>
+          <w:rFonts w:eastAsia="Times New Roman" w:cs="Kannada Sangam MN"/>
+          <w:color w:val="000000" w:themeColor="text1"/>
+          <w:kern w:val="0"/>
+          <w:lang w:val="en-AT" w:eastAsia="en-GB"/>
+          <w14:ligatures w14:val="none"/>
+        </w:rPr>
+        <w:t xml:space="preserve"> </w:t>
+      </w:r>
+      <w:r>
+        <w:rPr>
+          <w:rFonts w:eastAsia="Times New Roman" w:cs="Kannada Sangam MN"/>
+          <w:b/>
+          <w:bCs/>
+          <w:color w:val="000000" w:themeColor="text1"/>
+          <w:kern w:val="0"/>
+          <w:lang w:val="en-AT" w:eastAsia="en-GB"/>
+          <w14:ligatures w14:val="none"/>
+        </w:rPr>
+        <w:t>unterbrochen</w:t>
+      </w:r>
+      <w:r>
+        <w:rPr>
+          <w:rFonts w:eastAsia="Times New Roman" w:cs="Kannada Sangam MN"/>
+          <w:color w:val="000000" w:themeColor="text1"/>
+          <w:kern w:val="0"/>
+          <w:lang w:val="en-AT" w:eastAsia="en-GB"/>
+          <w14:ligatures w14:val="none"/>
+        </w:rPr>
+        <w:t xml:space="preserve"> wird.</w:t>
       </w:r>
     </w:p>
     <w:p>
       <w:pPr>
-        <w:spacing w:after="0" w:line="240" w:lineRule="auto"/>
-        <w:rPr>
-          <w:rFonts w:ascii="Kannada Sangam MN" w:eastAsia="Times New Roman" w:hAnsi="Kannada Sangam MN" w:cs="Kannada Sangam MN"/>
+        <w:spacing w:before="360" w:after="80" w:line="240" w:lineRule="auto"/>
+        <w:rPr>
+          <w:rFonts w:eastAsia="Times New Roman" w:cs="Kannada Sangam MN"/>
           <w:color w:val="000000" w:themeColor="text1"/>
           <w:kern w:val="0"/>
           <w:lang w:val="en-AT" w:eastAsia="en-GB"/>
@@ -1067,13 +2589,13 @@
       </w:pPr>
       <w:r>
         <w:rPr>
-          <w:rFonts w:ascii="Kannada Sangam MN" w:eastAsia="Times New Roman" w:hAnsi="Kannada Sangam MN" w:cs="Kannada Sangam MN"/>
+          <w:rFonts w:eastAsia="Times New Roman" w:cs="Kannada Sangam MN"/>
           <w:noProof/>
           <w:color w:val="000000" w:themeColor="text1"/>
           <w:kern w:val="0"/>
           <w:lang w:val="en-AT" w:eastAsia="en-GB"/>
         </w:rPr>
-        <w:pict w14:anchorId="2E2E3E95">
+        <w:pict w14:anchorId="204B494C">
           <v:rect id="_x0000_i1030" alt="" style="width:451.3pt;height:.05pt;mso-width-percent:0;mso-height-percent:0;mso-width-percent:0;mso-height-percent:0" o:hralign="center" o:hrstd="t" o:hr="t" fillcolor="#a0a0a0" stroked="f"/>
         </w:pict>
       </w:r>
@@ -1081,14 +2603,15 @@
     <w:p>
       <w:pPr>
         <w:pStyle w:val="Heading2"/>
-        <w:rPr>
-          <w:rFonts w:eastAsia="Times New Roman"/>
+        <w:spacing w:before="360" w:line="240" w:lineRule="auto"/>
+        <w:rPr>
+          <w:rFonts w:asciiTheme="minorHAnsi" w:eastAsia="Times New Roman" w:hAnsiTheme="minorHAnsi"/>
           <w:lang w:val="en-AT" w:eastAsia="en-GB"/>
         </w:rPr>
       </w:pPr>
       <w:r>
         <w:rPr>
-          <w:rFonts w:eastAsia="Times New Roman"/>
+          <w:rFonts w:asciiTheme="minorHAnsi" w:eastAsia="Times New Roman" w:hAnsiTheme="minorHAnsi"/>
           <w:lang w:val="en-AT" w:eastAsia="en-GB"/>
         </w:rPr>
         <w:t>Folie 5 – Offline-First Architektur</w:t>
@@ -1096,9 +2619,9 @@
     </w:p>
     <w:p>
       <w:pPr>
-        <w:spacing w:after="0" w:line="240" w:lineRule="auto"/>
-        <w:rPr>
-          <w:rFonts w:ascii="Kannada Sangam MN" w:eastAsia="Times New Roman" w:hAnsi="Kannada Sangam MN" w:cs="Kannada Sangam MN"/>
+        <w:spacing w:before="360" w:after="80" w:line="240" w:lineRule="auto"/>
+        <w:rPr>
+          <w:rFonts w:eastAsia="Times New Roman" w:cs="Kannada Sangam MN"/>
           <w:color w:val="000000" w:themeColor="text1"/>
           <w:kern w:val="0"/>
           <w:lang w:val="en-AT" w:eastAsia="en-GB"/>
@@ -1107,20 +2630,86 @@
       </w:pPr>
       <w:r>
         <w:rPr>
-          <w:rFonts w:ascii="Kannada Sangam MN" w:eastAsia="Times New Roman" w:hAnsi="Kannada Sangam MN" w:cs="Kannada Sangam MN"/>
-          <w:color w:val="000000" w:themeColor="text1"/>
-          <w:kern w:val="0"/>
-          <w:lang w:val="en-AT" w:eastAsia="en-GB"/>
-          <w14:ligatures w14:val="none"/>
-        </w:rPr>
-        <w:t>Bei einer Offline-First-Architektur geht die Anwendung zuerst davon aus, dass keine Verbindung vorhanden ist.</w:t>
+          <w:rFonts w:eastAsia="Times New Roman" w:cs="Kannada Sangam MN"/>
+          <w:color w:val="000000" w:themeColor="text1"/>
+          <w:kern w:val="0"/>
+          <w:lang w:val="en-AT" w:eastAsia="en-GB"/>
+          <w14:ligatures w14:val="none"/>
+        </w:rPr>
+        <w:t xml:space="preserve">Bei einer </w:t>
+      </w:r>
+      <w:r>
+        <w:rPr>
+          <w:rFonts w:eastAsia="Times New Roman" w:cs="Kannada Sangam MN"/>
+          <w:b/>
+          <w:bCs/>
+          <w:color w:val="000000" w:themeColor="text1"/>
+          <w:kern w:val="0"/>
+          <w:lang w:val="en-AT" w:eastAsia="en-GB"/>
+          <w14:ligatures w14:val="none"/>
+        </w:rPr>
+        <w:t>Offline-First-Architektur</w:t>
+      </w:r>
+      <w:r>
+        <w:rPr>
+          <w:rFonts w:eastAsia="Times New Roman" w:cs="Kannada Sangam MN"/>
+          <w:color w:val="000000" w:themeColor="text1"/>
+          <w:kern w:val="0"/>
+          <w:lang w:val="en-AT" w:eastAsia="en-GB"/>
+          <w14:ligatures w14:val="none"/>
+        </w:rPr>
+        <w:t xml:space="preserve"> geht die Anwendung zuerst davon aus, dass keine </w:t>
+      </w:r>
+      <w:r>
+        <w:rPr>
+          <w:rFonts w:eastAsia="Times New Roman" w:cs="Kannada Sangam MN"/>
+          <w:b/>
+          <w:bCs/>
+          <w:color w:val="000000" w:themeColor="text1"/>
+          <w:kern w:val="0"/>
+          <w:lang w:val="en-AT" w:eastAsia="en-GB"/>
+          <w14:ligatures w14:val="none"/>
+        </w:rPr>
+        <w:t>Verbindung</w:t>
+      </w:r>
+      <w:r>
+        <w:rPr>
+          <w:rFonts w:eastAsia="Times New Roman" w:cs="Kannada Sangam MN"/>
+          <w:color w:val="000000" w:themeColor="text1"/>
+          <w:kern w:val="0"/>
+          <w:lang w:val="en-AT" w:eastAsia="en-GB"/>
+          <w14:ligatures w14:val="none"/>
+        </w:rPr>
+        <w:t xml:space="preserve"> </w:t>
+      </w:r>
+      <w:r>
+        <w:rPr>
+          <w:rFonts w:eastAsia="Times New Roman" w:cs="Kannada Sangam MN"/>
+          <w:b/>
+          <w:bCs/>
+          <w:color w:val="000000" w:themeColor="text1"/>
+          <w:kern w:val="0"/>
+          <w:lang w:val="en-AT" w:eastAsia="en-GB"/>
+          <w14:ligatures w14:val="none"/>
+        </w:rPr>
+        <w:t>vorhanden</w:t>
+      </w:r>
+      <w:r>
+        <w:rPr>
+          <w:rFonts w:eastAsia="Times New Roman" w:cs="Kannada Sangam MN"/>
+          <w:color w:val="000000" w:themeColor="text1"/>
+          <w:kern w:val="0"/>
+          <w:lang w:val="en-AT" w:eastAsia="en-GB"/>
+          <w14:ligatures w14:val="none"/>
+        </w:rPr>
+        <w:t xml:space="preserve"> ist.</w:t>
       </w:r>
     </w:p>
     <w:p>
       <w:pPr>
-        <w:spacing w:after="0" w:line="240" w:lineRule="auto"/>
-        <w:rPr>
-          <w:rFonts w:ascii="Kannada Sangam MN" w:eastAsia="Times New Roman" w:hAnsi="Kannada Sangam MN" w:cs="Kannada Sangam MN"/>
+        <w:spacing w:before="360" w:after="80" w:line="240" w:lineRule="auto"/>
+        <w:rPr>
+          <w:rFonts w:eastAsia="Times New Roman" w:cs="Kannada Sangam MN"/>
           <w:color w:val="000000" w:themeColor="text1"/>
           <w:kern w:val="0"/>
           <w:lang w:val="en-AT" w:eastAsia="en-GB"/>
@@ -1129,17 +2718,97 @@
       </w:pPr>
       <w:r>
         <w:rPr>
-          <w:rFonts w:ascii="Kannada Sangam MN" w:eastAsia="Times New Roman" w:hAnsi="Kannada Sangam MN" w:cs="Kannada Sangam MN"/>
-          <w:color w:val="000000" w:themeColor="text1"/>
-          <w:kern w:val="0"/>
-          <w:lang w:val="en-AT" w:eastAsia="en-GB"/>
-          <w14:ligatures w14:val="none"/>
-        </w:rPr>
-        <w:t>Die Daten werden lokal gespeichert und sp</w:t>
-      </w:r>
-      <w:r>
-        <w:rPr>
-          <w:rFonts w:ascii="Cambria" w:eastAsia="Times New Roman" w:hAnsi="Cambria" w:cs="Cambria"/>
+          <w:rFonts w:eastAsia="Times New Roman" w:cs="Kannada Sangam MN"/>
+          <w:color w:val="000000" w:themeColor="text1"/>
+          <w:kern w:val="0"/>
+          <w:lang w:val="en-AT" w:eastAsia="en-GB"/>
+          <w14:ligatures w14:val="none"/>
+        </w:rPr>
+        <w:t xml:space="preserve">Die </w:t>
+      </w:r>
+      <w:r>
+        <w:rPr>
+          <w:rFonts w:eastAsia="Times New Roman" w:cs="Kannada Sangam MN"/>
+          <w:b/>
+          <w:bCs/>
+          <w:color w:val="000000" w:themeColor="text1"/>
+          <w:kern w:val="0"/>
+          <w:lang w:val="en-AT" w:eastAsia="en-GB"/>
+          <w14:ligatures w14:val="none"/>
+        </w:rPr>
+        <w:t>Daten</w:t>
+      </w:r>
+      <w:r>
+        <w:rPr>
+          <w:rFonts w:eastAsia="Times New Roman" w:cs="Kannada Sangam MN"/>
+          <w:color w:val="000000" w:themeColor="text1"/>
+          <w:kern w:val="0"/>
+          <w:lang w:val="en-AT" w:eastAsia="en-GB"/>
+          <w14:ligatures w14:val="none"/>
+        </w:rPr>
+        <w:t xml:space="preserve"> werden </w:t>
+      </w:r>
+      <w:r>
+        <w:rPr>
+          <w:rFonts w:eastAsia="Times New Roman" w:cs="Kannada Sangam MN"/>
+          <w:b/>
+          <w:bCs/>
+          <w:color w:val="000000" w:themeColor="text1"/>
+          <w:kern w:val="0"/>
+          <w:lang w:val="en-AT" w:eastAsia="en-GB"/>
+          <w14:ligatures w14:val="none"/>
+        </w:rPr>
+        <w:t>lokal</w:t>
+      </w:r>
+      <w:r>
+        <w:rPr>
+          <w:rFonts w:eastAsia="Times New Roman" w:cs="Kannada Sangam MN"/>
+          <w:color w:val="000000" w:themeColor="text1"/>
+          <w:kern w:val="0"/>
+          <w:lang w:val="en-AT" w:eastAsia="en-GB"/>
+          <w14:ligatures w14:val="none"/>
+        </w:rPr>
+        <w:t xml:space="preserve"> </w:t>
+      </w:r>
+      <w:r>
+        <w:rPr>
+          <w:rFonts w:eastAsia="Times New Roman" w:cs="Kannada Sangam MN"/>
+          <w:b/>
+          <w:bCs/>
+          <w:color w:val="000000" w:themeColor="text1"/>
+          <w:kern w:val="0"/>
+          <w:lang w:val="en-AT" w:eastAsia="en-GB"/>
+          <w14:ligatures w14:val="none"/>
+        </w:rPr>
+        <w:t>gespeichert</w:t>
+      </w:r>
+      <w:r>
+        <w:rPr>
+          <w:rFonts w:eastAsia="Times New Roman" w:cs="Kannada Sangam MN"/>
+          <w:color w:val="000000" w:themeColor="text1"/>
+          <w:kern w:val="0"/>
+          <w:lang w:val="en-AT" w:eastAsia="en-GB"/>
+          <w14:ligatures w14:val="none"/>
+        </w:rPr>
+        <w:t xml:space="preserve"> und </w:t>
+      </w:r>
+      <w:r>
+        <w:rPr>
+          <w:rFonts w:eastAsia="Times New Roman" w:cs="Kannada Sangam MN"/>
+          <w:b/>
+          <w:bCs/>
+          <w:color w:val="000000" w:themeColor="text1"/>
+          <w:kern w:val="0"/>
+          <w:lang w:val="en-AT" w:eastAsia="en-GB"/>
+          <w14:ligatures w14:val="none"/>
+        </w:rPr>
+        <w:t>sp</w:t>
+      </w:r>
+      <w:r>
+        <w:rPr>
+          <w:rFonts w:eastAsia="Times New Roman" w:cs="Cambria"/>
+          <w:b/>
+          <w:bCs/>
           <w:color w:val="000000" w:themeColor="text1"/>
           <w:kern w:val="0"/>
           <w:lang w:val="en-AT" w:eastAsia="en-GB"/>
@@ -1149,20 +2818,76 @@
       </w:r>
       <w:r>
         <w:rPr>
-          <w:rFonts w:ascii="Kannada Sangam MN" w:eastAsia="Times New Roman" w:hAnsi="Kannada Sangam MN" w:cs="Kannada Sangam MN"/>
-          <w:color w:val="000000" w:themeColor="text1"/>
-          <w:kern w:val="0"/>
-          <w:lang w:val="en-AT" w:eastAsia="en-GB"/>
-          <w14:ligatures w14:val="none"/>
-        </w:rPr>
-        <w:t>ter mit dem Server synchronisiert.</w:t>
+          <w:rFonts w:eastAsia="Times New Roman" w:cs="Kannada Sangam MN"/>
+          <w:b/>
+          <w:bCs/>
+          <w:color w:val="000000" w:themeColor="text1"/>
+          <w:kern w:val="0"/>
+          <w:lang w:val="en-AT" w:eastAsia="en-GB"/>
+          <w14:ligatures w14:val="none"/>
+        </w:rPr>
+        <w:t>ter</w:t>
+      </w:r>
+      <w:r>
+        <w:rPr>
+          <w:rFonts w:eastAsia="Times New Roman" w:cs="Kannada Sangam MN"/>
+          <w:color w:val="000000" w:themeColor="text1"/>
+          <w:kern w:val="0"/>
+          <w:lang w:val="en-AT" w:eastAsia="en-GB"/>
+          <w14:ligatures w14:val="none"/>
+        </w:rPr>
+        <w:t xml:space="preserve"> mit dem </w:t>
+      </w:r>
+      <w:r>
+        <w:rPr>
+          <w:rFonts w:eastAsia="Times New Roman" w:cs="Kannada Sangam MN"/>
+          <w:b/>
+          <w:bCs/>
+          <w:color w:val="000000" w:themeColor="text1"/>
+          <w:kern w:val="0"/>
+          <w:lang w:val="en-AT" w:eastAsia="en-GB"/>
+          <w14:ligatures w14:val="none"/>
+        </w:rPr>
+        <w:t>Server</w:t>
+      </w:r>
+      <w:r>
+        <w:rPr>
+          <w:rFonts w:eastAsia="Times New Roman" w:cs="Kannada Sangam MN"/>
+          <w:color w:val="000000" w:themeColor="text1"/>
+          <w:kern w:val="0"/>
+          <w:lang w:val="en-AT" w:eastAsia="en-GB"/>
+          <w14:ligatures w14:val="none"/>
+        </w:rPr>
+        <w:t xml:space="preserve"> </w:t>
+      </w:r>
+      <w:r>
+        <w:rPr>
+          <w:rFonts w:eastAsia="Times New Roman" w:cs="Kannada Sangam MN"/>
+          <w:b/>
+          <w:bCs/>
+          <w:color w:val="000000" w:themeColor="text1"/>
+          <w:kern w:val="0"/>
+          <w:lang w:val="en-AT" w:eastAsia="en-GB"/>
+          <w14:ligatures w14:val="none"/>
+        </w:rPr>
+        <w:t>synchronisiert</w:t>
+      </w:r>
+      <w:r>
+        <w:rPr>
+          <w:rFonts w:eastAsia="Times New Roman" w:cs="Kannada Sangam MN"/>
+          <w:color w:val="000000" w:themeColor="text1"/>
+          <w:kern w:val="0"/>
+          <w:lang w:val="en-AT" w:eastAsia="en-GB"/>
+          <w14:ligatures w14:val="none"/>
+        </w:rPr>
+        <w:t>.</w:t>
       </w:r>
     </w:p>
     <w:p>
       <w:pPr>
-        <w:spacing w:after="0" w:line="240" w:lineRule="auto"/>
-        <w:rPr>
-          <w:rFonts w:ascii="Kannada Sangam MN" w:eastAsia="Times New Roman" w:hAnsi="Kannada Sangam MN" w:cs="Kannada Sangam MN"/>
+        <w:spacing w:before="360" w:after="80" w:line="240" w:lineRule="auto"/>
+        <w:rPr>
+          <w:rFonts w:eastAsia="Times New Roman" w:cs="Kannada Sangam MN"/>
           <w:color w:val="000000" w:themeColor="text1"/>
           <w:kern w:val="0"/>
           <w:lang w:val="en-AT" w:eastAsia="en-GB"/>
@@ -1171,17 +2896,61 @@
       </w:pPr>
       <w:r>
         <w:rPr>
-          <w:rFonts w:ascii="Kannada Sangam MN" w:eastAsia="Times New Roman" w:hAnsi="Kannada Sangam MN" w:cs="Kannada Sangam MN"/>
-          <w:color w:val="000000" w:themeColor="text1"/>
-          <w:kern w:val="0"/>
-          <w:lang w:val="en-AT" w:eastAsia="en-GB"/>
-          <w14:ligatures w14:val="none"/>
-        </w:rPr>
-        <w:t>Das ist besonders wichtig f</w:t>
-      </w:r>
-      <w:r>
-        <w:rPr>
-          <w:rFonts w:ascii="Cambria" w:eastAsia="Times New Roman" w:hAnsi="Cambria" w:cs="Cambria"/>
+          <w:rFonts w:eastAsia="Times New Roman" w:cs="Kannada Sangam MN"/>
+          <w:color w:val="000000" w:themeColor="text1"/>
+          <w:kern w:val="0"/>
+          <w:lang w:val="en-AT" w:eastAsia="en-GB"/>
+          <w14:ligatures w14:val="none"/>
+        </w:rPr>
+        <w:t xml:space="preserve">Das ist </w:t>
+      </w:r>
+      <w:r>
+        <w:rPr>
+          <w:rFonts w:eastAsia="Times New Roman" w:cs="Kannada Sangam MN"/>
+          <w:b/>
+          <w:bCs/>
+          <w:color w:val="000000" w:themeColor="text1"/>
+          <w:kern w:val="0"/>
+          <w:lang w:val="en-AT" w:eastAsia="en-GB"/>
+          <w14:ligatures w14:val="none"/>
+        </w:rPr>
+        <w:t>besonders</w:t>
+      </w:r>
+      <w:r>
+        <w:rPr>
+          <w:rFonts w:eastAsia="Times New Roman" w:cs="Kannada Sangam MN"/>
+          <w:color w:val="000000" w:themeColor="text1"/>
+          <w:kern w:val="0"/>
+          <w:lang w:val="en-AT" w:eastAsia="en-GB"/>
+          <w14:ligatures w14:val="none"/>
+        </w:rPr>
+        <w:t xml:space="preserve"> </w:t>
+      </w:r>
+      <w:r>
+        <w:rPr>
+          <w:rFonts w:eastAsia="Times New Roman" w:cs="Kannada Sangam MN"/>
+          <w:b/>
+          <w:bCs/>
+          <w:color w:val="000000" w:themeColor="text1"/>
+          <w:kern w:val="0"/>
+          <w:lang w:val="en-AT" w:eastAsia="en-GB"/>
+          <w14:ligatures w14:val="none"/>
+        </w:rPr>
+        <w:t>wichtig</w:t>
+      </w:r>
+      <w:r>
+        <w:rPr>
+          <w:rFonts w:eastAsia="Times New Roman" w:cs="Kannada Sangam MN"/>
+          <w:color w:val="000000" w:themeColor="text1"/>
+          <w:kern w:val="0"/>
+          <w:lang w:val="en-AT" w:eastAsia="en-GB"/>
+          <w14:ligatures w14:val="none"/>
+        </w:rPr>
+        <w:t xml:space="preserve"> f</w:t>
+      </w:r>
+      <w:r>
+        <w:rPr>
+          <w:rFonts w:eastAsia="Times New Roman" w:cs="Cambria"/>
           <w:color w:val="000000" w:themeColor="text1"/>
           <w:kern w:val="0"/>
           <w:lang w:val="en-AT" w:eastAsia="en-GB"/>
@@ -1191,20 +2960,152 @@
       </w:r>
       <w:r>
         <w:rPr>
-          <w:rFonts w:ascii="Kannada Sangam MN" w:eastAsia="Times New Roman" w:hAnsi="Kannada Sangam MN" w:cs="Kannada Sangam MN"/>
-          <w:color w:val="000000" w:themeColor="text1"/>
-          <w:kern w:val="0"/>
-          <w:lang w:val="en-AT" w:eastAsia="en-GB"/>
-          <w14:ligatures w14:val="none"/>
-        </w:rPr>
-        <w:t>r mobile Nutzer, die oft instabile Netzwerke haben – zum Beispiel in der U-Bahn oder im Flugzeug.</w:t>
+          <w:rFonts w:eastAsia="Times New Roman" w:cs="Kannada Sangam MN"/>
+          <w:color w:val="000000" w:themeColor="text1"/>
+          <w:kern w:val="0"/>
+          <w:lang w:val="en-AT" w:eastAsia="en-GB"/>
+          <w14:ligatures w14:val="none"/>
+        </w:rPr>
+        <w:t xml:space="preserve">r </w:t>
+      </w:r>
+      <w:r>
+        <w:rPr>
+          <w:rFonts w:eastAsia="Times New Roman" w:cs="Kannada Sangam MN"/>
+          <w:b/>
+          <w:bCs/>
+          <w:color w:val="000000" w:themeColor="text1"/>
+          <w:kern w:val="0"/>
+          <w:lang w:val="en-AT" w:eastAsia="en-GB"/>
+          <w14:ligatures w14:val="none"/>
+        </w:rPr>
+        <w:t>mobile</w:t>
+      </w:r>
+      <w:r>
+        <w:rPr>
+          <w:rFonts w:eastAsia="Times New Roman" w:cs="Kannada Sangam MN"/>
+          <w:color w:val="000000" w:themeColor="text1"/>
+          <w:kern w:val="0"/>
+          <w:lang w:val="en-AT" w:eastAsia="en-GB"/>
+          <w14:ligatures w14:val="none"/>
+        </w:rPr>
+        <w:t xml:space="preserve"> </w:t>
+      </w:r>
+      <w:r>
+        <w:rPr>
+          <w:rFonts w:eastAsia="Times New Roman" w:cs="Kannada Sangam MN"/>
+          <w:b/>
+          <w:bCs/>
+          <w:color w:val="000000" w:themeColor="text1"/>
+          <w:kern w:val="0"/>
+          <w:lang w:val="en-AT" w:eastAsia="en-GB"/>
+          <w14:ligatures w14:val="none"/>
+        </w:rPr>
+        <w:t>Nutzer</w:t>
+      </w:r>
+      <w:r>
+        <w:rPr>
+          <w:rFonts w:eastAsia="Times New Roman" w:cs="Kannada Sangam MN"/>
+          <w:color w:val="000000" w:themeColor="text1"/>
+          <w:kern w:val="0"/>
+          <w:lang w:val="en-AT" w:eastAsia="en-GB"/>
+          <w14:ligatures w14:val="none"/>
+        </w:rPr>
+        <w:t xml:space="preserve">, die oft </w:t>
+      </w:r>
+      <w:r>
+        <w:rPr>
+          <w:rFonts w:eastAsia="Times New Roman" w:cs="Kannada Sangam MN"/>
+          <w:b/>
+          <w:bCs/>
+          <w:color w:val="000000" w:themeColor="text1"/>
+          <w:kern w:val="0"/>
+          <w:lang w:val="en-AT" w:eastAsia="en-GB"/>
+          <w14:ligatures w14:val="none"/>
+        </w:rPr>
+        <w:t>instabile</w:t>
+      </w:r>
+      <w:r>
+        <w:rPr>
+          <w:rFonts w:eastAsia="Times New Roman" w:cs="Kannada Sangam MN"/>
+          <w:color w:val="000000" w:themeColor="text1"/>
+          <w:kern w:val="0"/>
+          <w:lang w:val="en-AT" w:eastAsia="en-GB"/>
+          <w14:ligatures w14:val="none"/>
+        </w:rPr>
+        <w:t xml:space="preserve"> </w:t>
+      </w:r>
+      <w:r>
+        <w:rPr>
+          <w:rFonts w:eastAsia="Times New Roman" w:cs="Kannada Sangam MN"/>
+          <w:b/>
+          <w:bCs/>
+          <w:color w:val="000000" w:themeColor="text1"/>
+          <w:kern w:val="0"/>
+          <w:lang w:val="en-AT" w:eastAsia="en-GB"/>
+          <w14:ligatures w14:val="none"/>
+        </w:rPr>
+        <w:t>Netzwerke</w:t>
+      </w:r>
+      <w:r>
+        <w:rPr>
+          <w:rFonts w:eastAsia="Times New Roman" w:cs="Kannada Sangam MN"/>
+          <w:color w:val="000000" w:themeColor="text1"/>
+          <w:kern w:val="0"/>
+          <w:lang w:val="en-AT" w:eastAsia="en-GB"/>
+          <w14:ligatures w14:val="none"/>
+        </w:rPr>
+        <w:t xml:space="preserve"> haben – zum Beispiel in der U-</w:t>
+      </w:r>
+      <w:r>
+        <w:rPr>
+          <w:rFonts w:eastAsia="Times New Roman" w:cs="Kannada Sangam MN"/>
+          <w:b/>
+          <w:bCs/>
+          <w:color w:val="000000" w:themeColor="text1"/>
+          <w:kern w:val="0"/>
+          <w:lang w:val="en-AT" w:eastAsia="en-GB"/>
+          <w14:ligatures w14:val="none"/>
+        </w:rPr>
+        <w:t>Bahn</w:t>
+      </w:r>
+      <w:r>
+        <w:rPr>
+          <w:rFonts w:eastAsia="Times New Roman" w:cs="Kannada Sangam MN"/>
+          <w:color w:val="000000" w:themeColor="text1"/>
+          <w:kern w:val="0"/>
+          <w:lang w:val="en-AT" w:eastAsia="en-GB"/>
+          <w14:ligatures w14:val="none"/>
+        </w:rPr>
+        <w:t xml:space="preserve"> oder im </w:t>
+      </w:r>
+      <w:r>
+        <w:rPr>
+          <w:rFonts w:eastAsia="Times New Roman" w:cs="Kannada Sangam MN"/>
+          <w:b/>
+          <w:bCs/>
+          <w:color w:val="000000" w:themeColor="text1"/>
+          <w:kern w:val="0"/>
+          <w:lang w:val="en-AT" w:eastAsia="en-GB"/>
+          <w14:ligatures w14:val="none"/>
+        </w:rPr>
+        <w:t>Flugzeug</w:t>
+      </w:r>
+      <w:r>
+        <w:rPr>
+          <w:rFonts w:eastAsia="Times New Roman" w:cs="Kannada Sangam MN"/>
+          <w:color w:val="000000" w:themeColor="text1"/>
+          <w:kern w:val="0"/>
+          <w:lang w:val="en-AT" w:eastAsia="en-GB"/>
+          <w14:ligatures w14:val="none"/>
+        </w:rPr>
+        <w:t>.</w:t>
       </w:r>
     </w:p>
     <w:p>
       <w:pPr>
-        <w:spacing w:after="0" w:line="240" w:lineRule="auto"/>
-        <w:rPr>
-          <w:rFonts w:ascii="Kannada Sangam MN" w:eastAsia="Times New Roman" w:hAnsi="Kannada Sangam MN" w:cs="Kannada Sangam MN"/>
+        <w:spacing w:before="360" w:after="80" w:line="240" w:lineRule="auto"/>
+        <w:rPr>
+          <w:rFonts w:eastAsia="Times New Roman" w:cs="Kannada Sangam MN"/>
           <w:color w:val="000000" w:themeColor="text1"/>
           <w:kern w:val="0"/>
           <w:lang w:val="en-AT" w:eastAsia="en-GB"/>
@@ -1213,17 +3114,75 @@
       </w:pPr>
       <w:r>
         <w:rPr>
-          <w:rFonts w:ascii="Kannada Sangam MN" w:eastAsia="Times New Roman" w:hAnsi="Kannada Sangam MN" w:cs="Kannada Sangam MN"/>
-          <w:color w:val="000000" w:themeColor="text1"/>
-          <w:kern w:val="0"/>
-          <w:lang w:val="en-AT" w:eastAsia="en-GB"/>
-          <w14:ligatures w14:val="none"/>
-        </w:rPr>
-        <w:t>Dadurch bleibt die Anwendung jederzeit schnell und reaktionsf</w:t>
-      </w:r>
-      <w:r>
-        <w:rPr>
-          <w:rFonts w:ascii="Cambria" w:eastAsia="Times New Roman" w:hAnsi="Cambria" w:cs="Cambria"/>
+          <w:rFonts w:eastAsia="Times New Roman" w:cs="Kannada Sangam MN"/>
+          <w:color w:val="000000" w:themeColor="text1"/>
+          <w:kern w:val="0"/>
+          <w:lang w:val="en-AT" w:eastAsia="en-GB"/>
+          <w14:ligatures w14:val="none"/>
+        </w:rPr>
+        <w:t xml:space="preserve">Dadurch bleibt die </w:t>
+      </w:r>
+      <w:r>
+        <w:rPr>
+          <w:rFonts w:eastAsia="Times New Roman" w:cs="Kannada Sangam MN"/>
+          <w:b/>
+          <w:bCs/>
+          <w:color w:val="000000" w:themeColor="text1"/>
+          <w:kern w:val="0"/>
+          <w:lang w:val="en-AT" w:eastAsia="en-GB"/>
+          <w14:ligatures w14:val="none"/>
+        </w:rPr>
+        <w:t>Anwendung</w:t>
+      </w:r>
+      <w:r>
+        <w:rPr>
+          <w:rFonts w:eastAsia="Times New Roman" w:cs="Kannada Sangam MN"/>
+          <w:color w:val="000000" w:themeColor="text1"/>
+          <w:kern w:val="0"/>
+          <w:lang w:val="en-AT" w:eastAsia="en-GB"/>
+          <w14:ligatures w14:val="none"/>
+        </w:rPr>
+        <w:t xml:space="preserve"> jederzeit </w:t>
+      </w:r>
+      <w:r>
+        <w:rPr>
+          <w:rFonts w:eastAsia="Times New Roman" w:cs="Kannada Sangam MN"/>
+          <w:b/>
+          <w:bCs/>
+          <w:color w:val="000000" w:themeColor="text1"/>
+          <w:kern w:val="0"/>
+          <w:lang w:val="en-AT" w:eastAsia="en-GB"/>
+          <w14:ligatures w14:val="none"/>
+        </w:rPr>
+        <w:t>schnell</w:t>
+      </w:r>
+      <w:r>
+        <w:rPr>
+          <w:rFonts w:eastAsia="Times New Roman" w:cs="Kannada Sangam MN"/>
+          <w:color w:val="000000" w:themeColor="text1"/>
+          <w:kern w:val="0"/>
+          <w:lang w:val="en-AT" w:eastAsia="en-GB"/>
+          <w14:ligatures w14:val="none"/>
+        </w:rPr>
+        <w:t xml:space="preserve"> und </w:t>
+      </w:r>
+      <w:r>
+        <w:rPr>
+          <w:rFonts w:eastAsia="Times New Roman" w:cs="Kannada Sangam MN"/>
+          <w:b/>
+          <w:bCs/>
+          <w:color w:val="000000" w:themeColor="text1"/>
+          <w:kern w:val="0"/>
+          <w:lang w:val="en-AT" w:eastAsia="en-GB"/>
+          <w14:ligatures w14:val="none"/>
+        </w:rPr>
+        <w:t>reaktionsf</w:t>
+      </w:r>
+      <w:r>
+        <w:rPr>
+          <w:rFonts w:eastAsia="Times New Roman" w:cs="Cambria"/>
+          <w:b/>
+          <w:bCs/>
           <w:color w:val="000000" w:themeColor="text1"/>
           <w:kern w:val="0"/>
           <w:lang w:val="en-AT" w:eastAsia="en-GB"/>
@@ -1233,20 +3192,32 @@
       </w:r>
       <w:r>
         <w:rPr>
-          <w:rFonts w:ascii="Kannada Sangam MN" w:eastAsia="Times New Roman" w:hAnsi="Kannada Sangam MN" w:cs="Kannada Sangam MN"/>
-          <w:color w:val="000000" w:themeColor="text1"/>
-          <w:kern w:val="0"/>
-          <w:lang w:val="en-AT" w:eastAsia="en-GB"/>
-          <w14:ligatures w14:val="none"/>
-        </w:rPr>
-        <w:t>hig.</w:t>
+          <w:rFonts w:eastAsia="Times New Roman" w:cs="Kannada Sangam MN"/>
+          <w:b/>
+          <w:bCs/>
+          <w:color w:val="000000" w:themeColor="text1"/>
+          <w:kern w:val="0"/>
+          <w:lang w:val="en-AT" w:eastAsia="en-GB"/>
+          <w14:ligatures w14:val="none"/>
+        </w:rPr>
+        <w:t>hig</w:t>
+      </w:r>
+      <w:r>
+        <w:rPr>
+          <w:rFonts w:eastAsia="Times New Roman" w:cs="Kannada Sangam MN"/>
+          <w:color w:val="000000" w:themeColor="text1"/>
+          <w:kern w:val="0"/>
+          <w:lang w:val="en-AT" w:eastAsia="en-GB"/>
+          <w14:ligatures w14:val="none"/>
+        </w:rPr>
+        <w:t>.</w:t>
       </w:r>
     </w:p>
     <w:p>
       <w:pPr>
-        <w:spacing w:after="0" w:line="240" w:lineRule="auto"/>
-        <w:rPr>
-          <w:rFonts w:ascii="Kannada Sangam MN" w:eastAsia="Times New Roman" w:hAnsi="Kannada Sangam MN" w:cs="Kannada Sangam MN"/>
+        <w:spacing w:before="360" w:after="80" w:line="240" w:lineRule="auto"/>
+        <w:rPr>
+          <w:rFonts w:eastAsia="Times New Roman" w:cs="Kannada Sangam MN"/>
           <w:color w:val="000000" w:themeColor="text1"/>
           <w:kern w:val="0"/>
           <w:lang w:val="en-AT" w:eastAsia="en-GB"/>
@@ -1255,7 +3226,7 @@
       </w:pPr>
       <w:r>
         <w:rPr>
-          <w:rFonts w:ascii="Kannada Sangam MN" w:eastAsia="Times New Roman" w:hAnsi="Kannada Sangam MN" w:cs="Kannada Sangam MN"/>
+          <w:rFonts w:eastAsia="Times New Roman" w:cs="Kannada Sangam MN"/>
           <w:color w:val="000000" w:themeColor="text1"/>
           <w:kern w:val="0"/>
           <w:lang w:val="en-AT" w:eastAsia="en-GB"/>
@@ -1265,7 +3236,7 @@
       </w:r>
       <w:r>
         <w:rPr>
-          <w:rFonts w:ascii="Cambria" w:eastAsia="Times New Roman" w:hAnsi="Cambria" w:cs="Cambria"/>
+          <w:rFonts w:eastAsia="Times New Roman" w:cs="Cambria"/>
           <w:color w:val="000000" w:themeColor="text1"/>
           <w:kern w:val="0"/>
           <w:lang w:val="en-AT" w:eastAsia="en-GB"/>
@@ -1275,28 +3246,138 @@
       </w:r>
       <w:r>
         <w:rPr>
-          <w:rFonts w:ascii="Kannada Sangam MN" w:eastAsia="Times New Roman" w:hAnsi="Kannada Sangam MN" w:cs="Kannada Sangam MN"/>
-          <w:color w:val="000000" w:themeColor="text1"/>
-          <w:kern w:val="0"/>
-          <w:lang w:val="en-AT" w:eastAsia="en-GB"/>
-          <w14:ligatures w14:val="none"/>
-        </w:rPr>
-        <w:t>r lokale Datenbanken wie IndexedDB verwendet.</w:t>
-      </w:r>
-      <w:r>
-        <w:rPr>
-          <w:rFonts w:ascii="Kannada Sangam MN" w:eastAsia="Times New Roman" w:hAnsi="Kannada Sangam MN" w:cs="Kannada Sangam MN"/>
+          <w:rFonts w:eastAsia="Times New Roman" w:cs="Kannada Sangam MN"/>
+          <w:color w:val="000000" w:themeColor="text1"/>
+          <w:kern w:val="0"/>
+          <w:lang w:val="en-AT" w:eastAsia="en-GB"/>
+          <w14:ligatures w14:val="none"/>
+        </w:rPr>
+        <w:t xml:space="preserve">r </w:t>
+      </w:r>
+      <w:r>
+        <w:rPr>
+          <w:rFonts w:eastAsia="Times New Roman" w:cs="Kannada Sangam MN"/>
+          <w:b/>
+          <w:bCs/>
+          <w:color w:val="000000" w:themeColor="text1"/>
+          <w:kern w:val="0"/>
+          <w:lang w:val="en-AT" w:eastAsia="en-GB"/>
+          <w14:ligatures w14:val="none"/>
+        </w:rPr>
+        <w:t>lokale</w:t>
+      </w:r>
+      <w:r>
+        <w:rPr>
+          <w:rFonts w:eastAsia="Times New Roman" w:cs="Kannada Sangam MN"/>
+          <w:color w:val="000000" w:themeColor="text1"/>
+          <w:kern w:val="0"/>
+          <w:lang w:val="en-AT" w:eastAsia="en-GB"/>
+          <w14:ligatures w14:val="none"/>
+        </w:rPr>
+        <w:t xml:space="preserve"> </w:t>
+      </w:r>
+      <w:r>
+        <w:rPr>
+          <w:rFonts w:eastAsia="Times New Roman" w:cs="Kannada Sangam MN"/>
+          <w:b/>
+          <w:bCs/>
+          <w:color w:val="000000" w:themeColor="text1"/>
+          <w:kern w:val="0"/>
+          <w:lang w:val="en-AT" w:eastAsia="en-GB"/>
+          <w14:ligatures w14:val="none"/>
+        </w:rPr>
+        <w:t>Datenbanken</w:t>
+      </w:r>
+      <w:r>
+        <w:rPr>
+          <w:rFonts w:eastAsia="Times New Roman" w:cs="Kannada Sangam MN"/>
+          <w:color w:val="000000" w:themeColor="text1"/>
+          <w:kern w:val="0"/>
+          <w:lang w:val="en-AT" w:eastAsia="en-GB"/>
+          <w14:ligatures w14:val="none"/>
+        </w:rPr>
+        <w:t xml:space="preserve"> wie </w:t>
+      </w:r>
+      <w:r>
+        <w:rPr>
+          <w:rFonts w:eastAsia="Times New Roman" w:cs="Kannada Sangam MN"/>
+          <w:b/>
+          <w:bCs/>
+          <w:color w:val="000000" w:themeColor="text1"/>
+          <w:kern w:val="0"/>
+          <w:lang w:val="en-AT" w:eastAsia="en-GB"/>
+          <w14:ligatures w14:val="none"/>
+        </w:rPr>
+        <w:t>IndexedDB</w:t>
+      </w:r>
+      <w:r>
+        <w:rPr>
+          <w:rFonts w:eastAsia="Times New Roman" w:cs="Kannada Sangam MN"/>
+          <w:color w:val="000000" w:themeColor="text1"/>
+          <w:kern w:val="0"/>
+          <w:lang w:val="en-AT" w:eastAsia="en-GB"/>
+          <w14:ligatures w14:val="none"/>
+        </w:rPr>
+        <w:t xml:space="preserve"> verwendet.</w:t>
+      </w:r>
+      <w:r>
+        <w:rPr>
+          <w:rFonts w:eastAsia="Times New Roman" w:cs="Kannada Sangam MN"/>
           <w:color w:val="000000" w:themeColor="text1"/>
           <w:kern w:val="0"/>
           <w:lang w:val="en-AT" w:eastAsia="en-GB"/>
           <w14:ligatures w14:val="none"/>
         </w:rPr>
         <w:br/>
-        <w:t xml:space="preserve">Der Service Worker </w:t>
-      </w:r>
-      <w:r>
-        <w:rPr>
-          <w:rFonts w:ascii="Cambria" w:eastAsia="Times New Roman" w:hAnsi="Cambria" w:cs="Cambria"/>
+        <w:t xml:space="preserve">Der </w:t>
+      </w:r>
+      <w:r>
+        <w:rPr>
+          <w:rFonts w:eastAsia="Times New Roman" w:cs="Kannada Sangam MN"/>
+          <w:b/>
+          <w:bCs/>
+          <w:color w:val="000000" w:themeColor="text1"/>
+          <w:kern w:val="0"/>
+          <w:lang w:val="en-AT" w:eastAsia="en-GB"/>
+          <w14:ligatures w14:val="none"/>
+        </w:rPr>
+        <w:t>Service</w:t>
+      </w:r>
+      <w:r>
+        <w:rPr>
+          <w:rFonts w:eastAsia="Times New Roman" w:cs="Kannada Sangam MN"/>
+          <w:color w:val="000000" w:themeColor="text1"/>
+          <w:kern w:val="0"/>
+          <w:lang w:val="en-AT" w:eastAsia="en-GB"/>
+          <w14:ligatures w14:val="none"/>
+        </w:rPr>
+        <w:t xml:space="preserve"> </w:t>
+      </w:r>
+      <w:r>
+        <w:rPr>
+          <w:rFonts w:eastAsia="Times New Roman" w:cs="Kannada Sangam MN"/>
+          <w:b/>
+          <w:bCs/>
+          <w:color w:val="000000" w:themeColor="text1"/>
+          <w:kern w:val="0"/>
+          <w:lang w:val="en-AT" w:eastAsia="en-GB"/>
+          <w14:ligatures w14:val="none"/>
+        </w:rPr>
+        <w:t>Worker</w:t>
+      </w:r>
+      <w:r>
+        <w:rPr>
+          <w:rFonts w:eastAsia="Times New Roman" w:cs="Kannada Sangam MN"/>
+          <w:color w:val="000000" w:themeColor="text1"/>
+          <w:kern w:val="0"/>
+          <w:lang w:val="en-AT" w:eastAsia="en-GB"/>
+          <w14:ligatures w14:val="none"/>
+        </w:rPr>
+        <w:t xml:space="preserve"> </w:t>
+      </w:r>
+      <w:r>
+        <w:rPr>
+          <w:rFonts w:eastAsia="Times New Roman" w:cs="Cambria"/>
           <w:color w:val="000000" w:themeColor="text1"/>
           <w:kern w:val="0"/>
           <w:lang w:val="en-AT" w:eastAsia="en-GB"/>
@@ -1306,17 +3387,31 @@
       </w:r>
       <w:r>
         <w:rPr>
-          <w:rFonts w:ascii="Kannada Sangam MN" w:eastAsia="Times New Roman" w:hAnsi="Kannada Sangam MN" w:cs="Kannada Sangam MN"/>
-          <w:color w:val="000000" w:themeColor="text1"/>
-          <w:kern w:val="0"/>
-          <w:lang w:val="en-AT" w:eastAsia="en-GB"/>
-          <w14:ligatures w14:val="none"/>
-        </w:rPr>
-        <w:t>bernimmt anschlie</w:t>
-      </w:r>
-      <w:r>
-        <w:rPr>
-          <w:rFonts w:ascii="Cambria" w:eastAsia="Times New Roman" w:hAnsi="Cambria" w:cs="Cambria"/>
+          <w:rFonts w:eastAsia="Times New Roman" w:cs="Kannada Sangam MN"/>
+          <w:color w:val="000000" w:themeColor="text1"/>
+          <w:kern w:val="0"/>
+          <w:lang w:val="en-AT" w:eastAsia="en-GB"/>
+          <w14:ligatures w14:val="none"/>
+        </w:rPr>
+        <w:t xml:space="preserve">bernimmt </w:t>
+      </w:r>
+      <w:r>
+        <w:rPr>
+          <w:rFonts w:eastAsia="Times New Roman" w:cs="Kannada Sangam MN"/>
+          <w:b/>
+          <w:bCs/>
+          <w:color w:val="000000" w:themeColor="text1"/>
+          <w:kern w:val="0"/>
+          <w:lang w:val="en-AT" w:eastAsia="en-GB"/>
+          <w14:ligatures w14:val="none"/>
+        </w:rPr>
+        <w:t>anschlie</w:t>
+      </w:r>
+      <w:r>
+        <w:rPr>
+          <w:rFonts w:eastAsia="Times New Roman" w:cs="Cambria"/>
+          <w:b/>
+          <w:bCs/>
           <w:color w:val="000000" w:themeColor="text1"/>
           <w:kern w:val="0"/>
           <w:lang w:val="en-AT" w:eastAsia="en-GB"/>
@@ -1326,20 +3421,74 @@
       </w:r>
       <w:r>
         <w:rPr>
-          <w:rFonts w:ascii="Kannada Sangam MN" w:eastAsia="Times New Roman" w:hAnsi="Kannada Sangam MN" w:cs="Kannada Sangam MN"/>
-          <w:color w:val="000000" w:themeColor="text1"/>
-          <w:kern w:val="0"/>
-          <w:lang w:val="en-AT" w:eastAsia="en-GB"/>
-          <w14:ligatures w14:val="none"/>
-        </w:rPr>
-        <w:t>end die Synchronisation im Hintergrund.</w:t>
+          <w:rFonts w:eastAsia="Times New Roman" w:cs="Kannada Sangam MN"/>
+          <w:b/>
+          <w:bCs/>
+          <w:color w:val="000000" w:themeColor="text1"/>
+          <w:kern w:val="0"/>
+          <w:lang w:val="en-AT" w:eastAsia="en-GB"/>
+          <w14:ligatures w14:val="none"/>
+        </w:rPr>
+        <w:t>end</w:t>
+      </w:r>
+      <w:r>
+        <w:rPr>
+          <w:rFonts w:eastAsia="Times New Roman" w:cs="Kannada Sangam MN"/>
+          <w:color w:val="000000" w:themeColor="text1"/>
+          <w:kern w:val="0"/>
+          <w:lang w:val="en-AT" w:eastAsia="en-GB"/>
+          <w14:ligatures w14:val="none"/>
+        </w:rPr>
+        <w:t xml:space="preserve"> die </w:t>
+      </w:r>
+      <w:r>
+        <w:rPr>
+          <w:rFonts w:eastAsia="Times New Roman" w:cs="Kannada Sangam MN"/>
+          <w:b/>
+          <w:bCs/>
+          <w:color w:val="000000" w:themeColor="text1"/>
+          <w:kern w:val="0"/>
+          <w:lang w:val="en-AT" w:eastAsia="en-GB"/>
+          <w14:ligatures w14:val="none"/>
+        </w:rPr>
+        <w:t>Synchronisation</w:t>
+      </w:r>
+      <w:r>
+        <w:rPr>
+          <w:rFonts w:eastAsia="Times New Roman" w:cs="Kannada Sangam MN"/>
+          <w:color w:val="000000" w:themeColor="text1"/>
+          <w:kern w:val="0"/>
+          <w:lang w:val="en-AT" w:eastAsia="en-GB"/>
+          <w14:ligatures w14:val="none"/>
+        </w:rPr>
+        <w:t xml:space="preserve"> im </w:t>
+      </w:r>
+      <w:r>
+        <w:rPr>
+          <w:rFonts w:eastAsia="Times New Roman" w:cs="Kannada Sangam MN"/>
+          <w:color w:val="000000" w:themeColor="text1"/>
+          <w:kern w:val="0"/>
+          <w:lang w:val="en-AT" w:eastAsia="en-GB"/>
+          <w14:ligatures w14:val="none"/>
+        </w:rPr>
+        <w:t>Hintergrund</w:t>
+      </w:r>
+      <w:r>
+        <w:rPr>
+          <w:rFonts w:eastAsia="Times New Roman" w:cs="Kannada Sangam MN"/>
+          <w:color w:val="000000" w:themeColor="text1"/>
+          <w:kern w:val="0"/>
+          <w:lang w:val="en-AT" w:eastAsia="en-GB"/>
+          <w14:ligatures w14:val="none"/>
+        </w:rPr>
+        <w:t>.</w:t>
       </w:r>
     </w:p>
     <w:p>
       <w:pPr>
-        <w:spacing w:after="0" w:line="240" w:lineRule="auto"/>
-        <w:rPr>
-          <w:rFonts w:ascii="Kannada Sangam MN" w:eastAsia="Times New Roman" w:hAnsi="Kannada Sangam MN" w:cs="Kannada Sangam MN"/>
+        <w:spacing w:before="360" w:after="80" w:line="240" w:lineRule="auto"/>
+        <w:rPr>
+          <w:rFonts w:eastAsia="Times New Roman" w:cs="Kannada Sangam MN"/>
           <w:color w:val="000000" w:themeColor="text1"/>
           <w:kern w:val="0"/>
           <w:lang w:val="en-AT" w:eastAsia="en-GB"/>
@@ -1348,13 +3497,13 @@
       </w:pPr>
       <w:r>
         <w:rPr>
-          <w:rFonts w:ascii="Kannada Sangam MN" w:eastAsia="Times New Roman" w:hAnsi="Kannada Sangam MN" w:cs="Kannada Sangam MN"/>
+          <w:rFonts w:eastAsia="Times New Roman" w:cs="Kannada Sangam MN"/>
           <w:noProof/>
           <w:color w:val="000000" w:themeColor="text1"/>
           <w:kern w:val="0"/>
           <w:lang w:val="en-AT" w:eastAsia="en-GB"/>
         </w:rPr>
-        <w:pict w14:anchorId="6213D55C">
+        <w:pict w14:anchorId="1117DAD4">
           <v:rect id="_x0000_i1029" alt="" style="width:451.3pt;height:.05pt;mso-width-percent:0;mso-height-percent:0;mso-width-percent:0;mso-height-percent:0" o:hralign="center" o:hrstd="t" o:hr="t" fillcolor="#a0a0a0" stroked="f"/>
         </w:pict>
       </w:r>
@@ -1362,24 +3511,26 @@
     <w:p>
       <w:pPr>
         <w:pStyle w:val="Heading2"/>
-        <w:rPr>
-          <w:rFonts w:eastAsia="Times New Roman"/>
+        <w:spacing w:before="360" w:line="240" w:lineRule="auto"/>
+        <w:rPr>
+          <w:rFonts w:asciiTheme="minorHAnsi" w:eastAsia="Times New Roman" w:hAnsiTheme="minorHAnsi"/>
           <w:lang w:val="en-AT" w:eastAsia="en-GB"/>
         </w:rPr>
       </w:pPr>
       <w:r>
         <w:rPr>
-          <w:rFonts w:eastAsia="Times New Roman"/>
-          <w:lang w:val="en-AT" w:eastAsia="en-GB"/>
-        </w:rPr>
+          <w:rFonts w:asciiTheme="minorHAnsi" w:eastAsia="Times New Roman" w:hAnsiTheme="minorHAnsi"/>
+          <w:lang w:val="en-AT" w:eastAsia="en-GB"/>
+        </w:rPr>
+        <w:lastRenderedPageBreak/>
         <w:t>Folie 6 – Project Fugu</w:t>
       </w:r>
     </w:p>
     <w:p>
       <w:pPr>
-        <w:spacing w:after="0" w:line="240" w:lineRule="auto"/>
-        <w:rPr>
-          <w:rFonts w:ascii="Kannada Sangam MN" w:eastAsia="Times New Roman" w:hAnsi="Kannada Sangam MN" w:cs="Kannada Sangam MN"/>
+        <w:spacing w:before="360" w:after="80" w:line="240" w:lineRule="auto"/>
+        <w:rPr>
+          <w:rFonts w:eastAsia="Times New Roman" w:cs="Kannada Sangam MN"/>
           <w:color w:val="000000" w:themeColor="text1"/>
           <w:kern w:val="0"/>
           <w:lang w:val="en-AT" w:eastAsia="en-GB"/>
@@ -1388,7 +3539,7 @@
       </w:pPr>
       <w:r>
         <w:rPr>
-          <w:rFonts w:ascii="Kannada Sangam MN" w:eastAsia="Times New Roman" w:hAnsi="Kannada Sangam MN" w:cs="Kannada Sangam MN"/>
+          <w:rFonts w:eastAsia="Times New Roman" w:cs="Kannada Sangam MN"/>
           <w:color w:val="000000" w:themeColor="text1"/>
           <w:kern w:val="0"/>
           <w:lang w:val="en-AT" w:eastAsia="en-GB"/>
@@ -1398,7 +3549,7 @@
       </w:r>
       <w:r>
         <w:rPr>
-          <w:rFonts w:ascii="Kannada Sangam MN" w:eastAsia="Times New Roman" w:hAnsi="Kannada Sangam MN" w:cs="Kannada Sangam MN"/>
+          <w:rFonts w:eastAsia="Times New Roman" w:cs="Kannada Sangam MN"/>
           <w:color w:val="000000" w:themeColor="text1"/>
           <w:kern w:val="0"/>
           <w:lang w:val="en-AT" w:eastAsia="en-GB"/>
@@ -1409,7 +3560,7 @@
       </w:r>
       <w:r>
         <w:rPr>
-          <w:rFonts w:ascii="Cambria" w:eastAsia="Times New Roman" w:hAnsi="Cambria" w:cs="Cambria"/>
+          <w:rFonts w:eastAsia="Times New Roman" w:cs="Cambria"/>
           <w:color w:val="000000" w:themeColor="text1"/>
           <w:kern w:val="0"/>
           <w:lang w:val="en-AT" w:eastAsia="en-GB"/>
@@ -1419,7 +3570,7 @@
       </w:r>
       <w:r>
         <w:rPr>
-          <w:rFonts w:ascii="Kannada Sangam MN" w:eastAsia="Times New Roman" w:hAnsi="Kannada Sangam MN" w:cs="Kannada Sangam MN"/>
+          <w:rFonts w:eastAsia="Times New Roman" w:cs="Kannada Sangam MN"/>
           <w:color w:val="000000" w:themeColor="text1"/>
           <w:kern w:val="0"/>
           <w:lang w:val="en-AT" w:eastAsia="en-GB"/>
@@ -1429,7 +3580,7 @@
       </w:r>
       <w:r>
         <w:rPr>
-          <w:rFonts w:ascii="Cambria" w:eastAsia="Times New Roman" w:hAnsi="Cambria" w:cs="Cambria"/>
+          <w:rFonts w:eastAsia="Times New Roman" w:cs="Cambria"/>
           <w:color w:val="000000" w:themeColor="text1"/>
           <w:kern w:val="0"/>
           <w:lang w:val="en-AT" w:eastAsia="en-GB"/>
@@ -1439,7 +3590,7 @@
       </w:r>
       <w:r>
         <w:rPr>
-          <w:rFonts w:ascii="Kannada Sangam MN" w:eastAsia="Times New Roman" w:hAnsi="Kannada Sangam MN" w:cs="Kannada Sangam MN"/>
+          <w:rFonts w:eastAsia="Times New Roman" w:cs="Kannada Sangam MN"/>
           <w:color w:val="000000" w:themeColor="text1"/>
           <w:kern w:val="0"/>
           <w:lang w:val="en-AT" w:eastAsia="en-GB"/>
@@ -1450,9 +3601,9 @@
     </w:p>
     <w:p>
       <w:pPr>
-        <w:spacing w:after="0" w:line="240" w:lineRule="auto"/>
-        <w:rPr>
-          <w:rFonts w:ascii="Kannada Sangam MN" w:eastAsia="Times New Roman" w:hAnsi="Kannada Sangam MN" w:cs="Kannada Sangam MN"/>
+        <w:spacing w:before="360" w:after="80" w:line="240" w:lineRule="auto"/>
+        <w:rPr>
+          <w:rFonts w:eastAsia="Times New Roman" w:cs="Kannada Sangam MN"/>
           <w:color w:val="000000" w:themeColor="text1"/>
           <w:kern w:val="0"/>
           <w:lang w:val="en-AT" w:eastAsia="en-GB"/>
@@ -1461,7 +3612,7 @@
       </w:pPr>
       <w:r>
         <w:rPr>
-          <w:rFonts w:ascii="Kannada Sangam MN" w:eastAsia="Times New Roman" w:hAnsi="Kannada Sangam MN" w:cs="Kannada Sangam MN"/>
+          <w:rFonts w:eastAsia="Times New Roman" w:cs="Kannada Sangam MN"/>
           <w:color w:val="000000" w:themeColor="text1"/>
           <w:kern w:val="0"/>
           <w:lang w:val="en-AT" w:eastAsia="en-GB"/>
@@ -1471,7 +3622,7 @@
       </w:r>
       <w:r>
         <w:rPr>
-          <w:rFonts w:ascii="Cambria" w:eastAsia="Times New Roman" w:hAnsi="Cambria" w:cs="Cambria"/>
+          <w:rFonts w:eastAsia="Times New Roman" w:cs="Cambria"/>
           <w:color w:val="000000" w:themeColor="text1"/>
           <w:kern w:val="0"/>
           <w:lang w:val="en-AT" w:eastAsia="en-GB"/>
@@ -1481,7 +3632,7 @@
       </w:r>
       <w:r>
         <w:rPr>
-          <w:rFonts w:ascii="Kannada Sangam MN" w:eastAsia="Times New Roman" w:hAnsi="Kannada Sangam MN" w:cs="Kannada Sangam MN"/>
+          <w:rFonts w:eastAsia="Times New Roman" w:cs="Kannada Sangam MN"/>
           <w:color w:val="000000" w:themeColor="text1"/>
           <w:kern w:val="0"/>
           <w:lang w:val="en-AT" w:eastAsia="en-GB"/>
@@ -1491,7 +3642,7 @@
       </w:r>
       <w:r>
         <w:rPr>
-          <w:rFonts w:ascii="Cambria" w:eastAsia="Times New Roman" w:hAnsi="Cambria" w:cs="Cambria"/>
+          <w:rFonts w:eastAsia="Times New Roman" w:cs="Cambria"/>
           <w:color w:val="000000" w:themeColor="text1"/>
           <w:kern w:val="0"/>
           <w:lang w:val="en-AT" w:eastAsia="en-GB"/>
@@ -1501,7 +3652,7 @@
       </w:r>
       <w:r>
         <w:rPr>
-          <w:rFonts w:ascii="Kannada Sangam MN" w:eastAsia="Times New Roman" w:hAnsi="Kannada Sangam MN" w:cs="Kannada Sangam MN"/>
+          <w:rFonts w:eastAsia="Times New Roman" w:cs="Kannada Sangam MN"/>
           <w:color w:val="000000" w:themeColor="text1"/>
           <w:kern w:val="0"/>
           <w:lang w:val="en-AT" w:eastAsia="en-GB"/>
@@ -1512,9 +3663,9 @@
     </w:p>
     <w:p>
       <w:pPr>
-        <w:spacing w:after="0" w:line="240" w:lineRule="auto"/>
-        <w:rPr>
-          <w:rFonts w:ascii="Kannada Sangam MN" w:eastAsia="Times New Roman" w:hAnsi="Kannada Sangam MN" w:cs="Kannada Sangam MN"/>
+        <w:spacing w:before="360" w:after="80" w:line="240" w:lineRule="auto"/>
+        <w:rPr>
+          <w:rFonts w:eastAsia="Times New Roman" w:cs="Kannada Sangam MN"/>
           <w:color w:val="000000" w:themeColor="text1"/>
           <w:kern w:val="0"/>
           <w:lang w:val="en-AT" w:eastAsia="en-GB"/>
@@ -1523,7 +3674,7 @@
       </w:pPr>
       <w:r>
         <w:rPr>
-          <w:rFonts w:ascii="Kannada Sangam MN" w:eastAsia="Times New Roman" w:hAnsi="Kannada Sangam MN" w:cs="Kannada Sangam MN"/>
+          <w:rFonts w:eastAsia="Times New Roman" w:cs="Kannada Sangam MN"/>
           <w:color w:val="000000" w:themeColor="text1"/>
           <w:kern w:val="0"/>
           <w:lang w:val="en-AT" w:eastAsia="en-GB"/>
@@ -1533,7 +3684,7 @@
       </w:r>
       <w:r>
         <w:rPr>
-          <w:rFonts w:ascii="Cambria" w:eastAsia="Times New Roman" w:hAnsi="Cambria" w:cs="Cambria"/>
+          <w:rFonts w:eastAsia="Times New Roman" w:cs="Cambria"/>
           <w:color w:val="000000" w:themeColor="text1"/>
           <w:kern w:val="0"/>
           <w:lang w:val="en-AT" w:eastAsia="en-GB"/>
@@ -1543,7 +3694,7 @@
       </w:r>
       <w:r>
         <w:rPr>
-          <w:rFonts w:ascii="Kannada Sangam MN" w:eastAsia="Times New Roman" w:hAnsi="Kannada Sangam MN" w:cs="Kannada Sangam MN"/>
+          <w:rFonts w:eastAsia="Times New Roman" w:cs="Kannada Sangam MN"/>
           <w:color w:val="000000" w:themeColor="text1"/>
           <w:kern w:val="0"/>
           <w:lang w:val="en-AT" w:eastAsia="en-GB"/>
@@ -1553,7 +3704,7 @@
       </w:r>
       <w:r>
         <w:rPr>
-          <w:rFonts w:ascii="Kannada Sangam MN" w:eastAsia="Times New Roman" w:hAnsi="Kannada Sangam MN" w:cs="Kannada Sangam MN"/>
+          <w:rFonts w:eastAsia="Times New Roman" w:cs="Kannada Sangam MN"/>
           <w:color w:val="000000" w:themeColor="text1"/>
           <w:kern w:val="0"/>
           <w:lang w:val="en-AT" w:eastAsia="en-GB"/>
@@ -1564,7 +3715,7 @@
       </w:r>
       <w:r>
         <w:rPr>
-          <w:rFonts w:ascii="Cambria" w:eastAsia="Times New Roman" w:hAnsi="Cambria" w:cs="Cambria"/>
+          <w:rFonts w:eastAsia="Times New Roman" w:cs="Cambria"/>
           <w:color w:val="000000" w:themeColor="text1"/>
           <w:kern w:val="0"/>
           <w:lang w:val="en-AT" w:eastAsia="en-GB"/>
@@ -1574,7 +3725,7 @@
       </w:r>
       <w:r>
         <w:rPr>
-          <w:rFonts w:ascii="Kannada Sangam MN" w:eastAsia="Times New Roman" w:hAnsi="Kannada Sangam MN" w:cs="Kannada Sangam MN"/>
+          <w:rFonts w:eastAsia="Times New Roman" w:cs="Kannada Sangam MN"/>
           <w:color w:val="000000" w:themeColor="text1"/>
           <w:kern w:val="0"/>
           <w:lang w:val="en-AT" w:eastAsia="en-GB"/>
@@ -1584,7 +3735,7 @@
       </w:r>
       <w:r>
         <w:rPr>
-          <w:rFonts w:ascii="Cambria" w:eastAsia="Times New Roman" w:hAnsi="Cambria" w:cs="Cambria"/>
+          <w:rFonts w:eastAsia="Times New Roman" w:cs="Cambria"/>
           <w:color w:val="000000" w:themeColor="text1"/>
           <w:kern w:val="0"/>
           <w:lang w:val="en-AT" w:eastAsia="en-GB"/>
@@ -1594,7 +3745,7 @@
       </w:r>
       <w:r>
         <w:rPr>
-          <w:rFonts w:ascii="Kannada Sangam MN" w:eastAsia="Times New Roman" w:hAnsi="Kannada Sangam MN" w:cs="Kannada Sangam MN"/>
+          <w:rFonts w:eastAsia="Times New Roman" w:cs="Kannada Sangam MN"/>
           <w:color w:val="000000" w:themeColor="text1"/>
           <w:kern w:val="0"/>
           <w:lang w:val="en-AT" w:eastAsia="en-GB"/>
@@ -1605,9 +3756,9 @@
     </w:p>
     <w:p>
       <w:pPr>
-        <w:spacing w:after="0" w:line="240" w:lineRule="auto"/>
-        <w:rPr>
-          <w:rFonts w:ascii="Kannada Sangam MN" w:eastAsia="Times New Roman" w:hAnsi="Kannada Sangam MN" w:cs="Kannada Sangam MN"/>
+        <w:spacing w:before="360" w:after="80" w:line="240" w:lineRule="auto"/>
+        <w:rPr>
+          <w:rFonts w:eastAsia="Times New Roman" w:cs="Kannada Sangam MN"/>
           <w:color w:val="000000" w:themeColor="text1"/>
           <w:kern w:val="0"/>
           <w:lang w:val="en-AT" w:eastAsia="en-GB"/>
@@ -1616,7 +3767,7 @@
       </w:pPr>
       <w:r>
         <w:rPr>
-          <w:rFonts w:ascii="Kannada Sangam MN" w:eastAsia="Times New Roman" w:hAnsi="Kannada Sangam MN" w:cs="Kannada Sangam MN"/>
+          <w:rFonts w:eastAsia="Times New Roman" w:cs="Kannada Sangam MN"/>
           <w:color w:val="000000" w:themeColor="text1"/>
           <w:kern w:val="0"/>
           <w:lang w:val="en-AT" w:eastAsia="en-GB"/>
@@ -1627,9 +3778,9 @@
     </w:p>
     <w:p>
       <w:pPr>
-        <w:spacing w:after="0" w:line="240" w:lineRule="auto"/>
-        <w:rPr>
-          <w:rFonts w:ascii="Kannada Sangam MN" w:eastAsia="Times New Roman" w:hAnsi="Kannada Sangam MN" w:cs="Kannada Sangam MN"/>
+        <w:spacing w:before="360" w:after="80" w:line="240" w:lineRule="auto"/>
+        <w:rPr>
+          <w:rFonts w:eastAsia="Times New Roman" w:cs="Kannada Sangam MN"/>
           <w:color w:val="000000" w:themeColor="text1"/>
           <w:kern w:val="0"/>
           <w:lang w:val="en-AT" w:eastAsia="en-GB"/>
@@ -1638,13 +3789,13 @@
       </w:pPr>
       <w:r>
         <w:rPr>
-          <w:rFonts w:ascii="Kannada Sangam MN" w:eastAsia="Times New Roman" w:hAnsi="Kannada Sangam MN" w:cs="Kannada Sangam MN"/>
+          <w:rFonts w:eastAsia="Times New Roman" w:cs="Kannada Sangam MN"/>
           <w:noProof/>
           <w:color w:val="000000" w:themeColor="text1"/>
           <w:kern w:val="0"/>
           <w:lang w:val="en-AT" w:eastAsia="en-GB"/>
         </w:rPr>
-        <w:pict w14:anchorId="2BB7A447">
+        <w:pict w14:anchorId="7F2C6238">
           <v:rect id="_x0000_i1028" alt="" style="width:451.3pt;height:.05pt;mso-width-percent:0;mso-height-percent:0;mso-width-percent:0;mso-height-percent:0" o:hralign="center" o:hrstd="t" o:hr="t" fillcolor="#a0a0a0" stroked="f"/>
         </w:pict>
       </w:r>
@@ -1652,25 +3803,25 @@
     <w:p>
       <w:pPr>
         <w:pStyle w:val="Heading2"/>
-        <w:rPr>
-          <w:rFonts w:eastAsia="Times New Roman"/>
+        <w:spacing w:before="360" w:line="240" w:lineRule="auto"/>
+        <w:rPr>
+          <w:rFonts w:asciiTheme="minorHAnsi" w:eastAsia="Times New Roman" w:hAnsiTheme="minorHAnsi"/>
           <w:lang w:val="en-AT" w:eastAsia="en-GB"/>
         </w:rPr>
       </w:pPr>
       <w:r>
         <w:rPr>
-          <w:rFonts w:eastAsia="Times New Roman"/>
-          <w:lang w:val="en-AT" w:eastAsia="en-GB"/>
-        </w:rPr>
-        <w:lastRenderedPageBreak/>
+          <w:rFonts w:asciiTheme="minorHAnsi" w:eastAsia="Times New Roman" w:hAnsiTheme="minorHAnsi"/>
+          <w:lang w:val="en-AT" w:eastAsia="en-GB"/>
+        </w:rPr>
         <w:t>Folie 7 – Von der Website zur App</w:t>
       </w:r>
     </w:p>
     <w:p>
       <w:pPr>
-        <w:spacing w:after="0" w:line="240" w:lineRule="auto"/>
-        <w:rPr>
-          <w:rFonts w:ascii="Kannada Sangam MN" w:eastAsia="Times New Roman" w:hAnsi="Kannada Sangam MN" w:cs="Kannada Sangam MN"/>
+        <w:spacing w:before="360" w:after="80" w:line="240" w:lineRule="auto"/>
+        <w:rPr>
+          <w:rFonts w:eastAsia="Times New Roman" w:cs="Kannada Sangam MN"/>
           <w:color w:val="000000" w:themeColor="text1"/>
           <w:kern w:val="0"/>
           <w:lang w:val="en-AT" w:eastAsia="en-GB"/>
@@ -1679,7 +3830,7 @@
       </w:pPr>
       <w:r>
         <w:rPr>
-          <w:rFonts w:ascii="Kannada Sangam MN" w:eastAsia="Times New Roman" w:hAnsi="Kannada Sangam MN" w:cs="Kannada Sangam MN"/>
+          <w:rFonts w:eastAsia="Times New Roman" w:cs="Kannada Sangam MN"/>
           <w:color w:val="000000" w:themeColor="text1"/>
           <w:kern w:val="0"/>
           <w:lang w:val="en-AT" w:eastAsia="en-GB"/>
@@ -1690,9 +3841,9 @@
     </w:p>
     <w:p>
       <w:pPr>
-        <w:spacing w:after="0" w:line="240" w:lineRule="auto"/>
-        <w:rPr>
-          <w:rFonts w:ascii="Kannada Sangam MN" w:eastAsia="Times New Roman" w:hAnsi="Kannada Sangam MN" w:cs="Kannada Sangam MN"/>
+        <w:spacing w:before="360" w:after="80" w:line="240" w:lineRule="auto"/>
+        <w:rPr>
+          <w:rFonts w:eastAsia="Times New Roman" w:cs="Kannada Sangam MN"/>
           <w:color w:val="000000" w:themeColor="text1"/>
           <w:kern w:val="0"/>
           <w:lang w:val="en-AT" w:eastAsia="en-GB"/>
@@ -1701,7 +3852,7 @@
       </w:pPr>
       <w:r>
         <w:rPr>
-          <w:rFonts w:ascii="Kannada Sangam MN" w:eastAsia="Times New Roman" w:hAnsi="Kannada Sangam MN" w:cs="Kannada Sangam MN"/>
+          <w:rFonts w:eastAsia="Times New Roman" w:cs="Kannada Sangam MN"/>
           <w:color w:val="000000" w:themeColor="text1"/>
           <w:kern w:val="0"/>
           <w:lang w:val="en-AT" w:eastAsia="en-GB"/>
@@ -1711,7 +3862,7 @@
       </w:r>
       <w:r>
         <w:rPr>
-          <w:rFonts w:ascii="Cambria" w:eastAsia="Times New Roman" w:hAnsi="Cambria" w:cs="Cambria"/>
+          <w:rFonts w:eastAsia="Times New Roman" w:cs="Cambria"/>
           <w:color w:val="000000" w:themeColor="text1"/>
           <w:kern w:val="0"/>
           <w:lang w:val="en-AT" w:eastAsia="en-GB"/>
@@ -1721,7 +3872,7 @@
       </w:r>
       <w:r>
         <w:rPr>
-          <w:rFonts w:ascii="Kannada Sangam MN" w:eastAsia="Times New Roman" w:hAnsi="Kannada Sangam MN" w:cs="Kannada Sangam MN"/>
+          <w:rFonts w:eastAsia="Times New Roman" w:cs="Kannada Sangam MN"/>
           <w:color w:val="000000" w:themeColor="text1"/>
           <w:kern w:val="0"/>
           <w:lang w:val="en-AT" w:eastAsia="en-GB"/>
@@ -1731,7 +3882,7 @@
       </w:r>
       <w:r>
         <w:rPr>
-          <w:rFonts w:ascii="Kannada Sangam MN" w:eastAsia="Times New Roman" w:hAnsi="Kannada Sangam MN" w:cs="Kannada Sangam MN"/>
+          <w:rFonts w:eastAsia="Times New Roman" w:cs="Kannada Sangam MN"/>
           <w:color w:val="000000" w:themeColor="text1"/>
           <w:kern w:val="0"/>
           <w:lang w:val="en-AT" w:eastAsia="en-GB"/>
@@ -1742,7 +3893,7 @@
       </w:r>
       <w:r>
         <w:rPr>
-          <w:rFonts w:ascii="Kannada Sangam MN" w:eastAsia="Times New Roman" w:hAnsi="Kannada Sangam MN" w:cs="Kannada Sangam MN"/>
+          <w:rFonts w:eastAsia="Times New Roman" w:cs="Kannada Sangam MN"/>
           <w:color w:val="000000" w:themeColor="text1"/>
           <w:kern w:val="0"/>
           <w:lang w:val="en-AT" w:eastAsia="en-GB"/>
@@ -1753,7 +3904,7 @@
       </w:r>
       <w:r>
         <w:rPr>
-          <w:rFonts w:ascii="Kannada Sangam MN" w:eastAsia="Times New Roman" w:hAnsi="Kannada Sangam MN" w:cs="Kannada Sangam MN"/>
+          <w:rFonts w:eastAsia="Times New Roman" w:cs="Kannada Sangam MN"/>
           <w:color w:val="000000" w:themeColor="text1"/>
           <w:kern w:val="0"/>
           <w:lang w:val="en-AT" w:eastAsia="en-GB"/>
@@ -1765,9 +3916,9 @@
     </w:p>
     <w:p>
       <w:pPr>
-        <w:spacing w:after="0" w:line="240" w:lineRule="auto"/>
-        <w:rPr>
-          <w:rFonts w:ascii="Kannada Sangam MN" w:eastAsia="Times New Roman" w:hAnsi="Kannada Sangam MN" w:cs="Kannada Sangam MN"/>
+        <w:spacing w:before="360" w:after="80" w:line="240" w:lineRule="auto"/>
+        <w:rPr>
+          <w:rFonts w:eastAsia="Times New Roman" w:cs="Kannada Sangam MN"/>
           <w:color w:val="000000" w:themeColor="text1"/>
           <w:kern w:val="0"/>
           <w:lang w:val="en-AT" w:eastAsia="en-GB"/>
@@ -1776,7 +3927,7 @@
       </w:pPr>
       <w:r>
         <w:rPr>
-          <w:rFonts w:ascii="Kannada Sangam MN" w:eastAsia="Times New Roman" w:hAnsi="Kannada Sangam MN" w:cs="Kannada Sangam MN"/>
+          <w:rFonts w:eastAsia="Times New Roman" w:cs="Kannada Sangam MN"/>
           <w:color w:val="000000" w:themeColor="text1"/>
           <w:kern w:val="0"/>
           <w:lang w:val="en-AT" w:eastAsia="en-GB"/>
@@ -1787,9 +3938,9 @@
     </w:p>
     <w:p>
       <w:pPr>
-        <w:spacing w:after="0" w:line="240" w:lineRule="auto"/>
-        <w:rPr>
-          <w:rFonts w:ascii="Kannada Sangam MN" w:eastAsia="Times New Roman" w:hAnsi="Kannada Sangam MN" w:cs="Kannada Sangam MN"/>
+        <w:spacing w:before="360" w:after="80" w:line="240" w:lineRule="auto"/>
+        <w:rPr>
+          <w:rFonts w:eastAsia="Times New Roman" w:cs="Kannada Sangam MN"/>
           <w:color w:val="000000" w:themeColor="text1"/>
           <w:kern w:val="0"/>
           <w:lang w:val="en-AT" w:eastAsia="en-GB"/>
@@ -1798,7 +3949,7 @@
       </w:pPr>
       <w:r>
         <w:rPr>
-          <w:rFonts w:ascii="Kannada Sangam MN" w:eastAsia="Times New Roman" w:hAnsi="Kannada Sangam MN" w:cs="Kannada Sangam MN"/>
+          <w:rFonts w:eastAsia="Times New Roman" w:cs="Kannada Sangam MN"/>
           <w:color w:val="000000" w:themeColor="text1"/>
           <w:kern w:val="0"/>
           <w:lang w:val="en-AT" w:eastAsia="en-GB"/>
@@ -1808,7 +3959,7 @@
       </w:r>
       <w:r>
         <w:rPr>
-          <w:rFonts w:ascii="Cambria" w:eastAsia="Times New Roman" w:hAnsi="Cambria" w:cs="Cambria"/>
+          <w:rFonts w:eastAsia="Times New Roman" w:cs="Cambria"/>
           <w:color w:val="000000" w:themeColor="text1"/>
           <w:kern w:val="0"/>
           <w:lang w:val="en-AT" w:eastAsia="en-GB"/>
@@ -1818,7 +3969,7 @@
       </w:r>
       <w:r>
         <w:rPr>
-          <w:rFonts w:ascii="Kannada Sangam MN" w:eastAsia="Times New Roman" w:hAnsi="Kannada Sangam MN" w:cs="Kannada Sangam MN"/>
+          <w:rFonts w:eastAsia="Times New Roman" w:cs="Kannada Sangam MN"/>
           <w:color w:val="000000" w:themeColor="text1"/>
           <w:kern w:val="0"/>
           <w:lang w:val="en-AT" w:eastAsia="en-GB"/>
@@ -1828,7 +3979,7 @@
       </w:r>
       <w:r>
         <w:rPr>
-          <w:rFonts w:ascii="Cambria" w:eastAsia="Times New Roman" w:hAnsi="Cambria" w:cs="Cambria"/>
+          <w:rFonts w:eastAsia="Times New Roman" w:cs="Cambria"/>
           <w:color w:val="000000" w:themeColor="text1"/>
           <w:kern w:val="0"/>
           <w:lang w:val="en-AT" w:eastAsia="en-GB"/>
@@ -1838,7 +3989,7 @@
       </w:r>
       <w:r>
         <w:rPr>
-          <w:rFonts w:ascii="Kannada Sangam MN" w:eastAsia="Times New Roman" w:hAnsi="Kannada Sangam MN" w:cs="Kannada Sangam MN"/>
+          <w:rFonts w:eastAsia="Times New Roman" w:cs="Kannada Sangam MN"/>
           <w:color w:val="000000" w:themeColor="text1"/>
           <w:kern w:val="0"/>
           <w:lang w:val="en-AT" w:eastAsia="en-GB"/>
@@ -1849,9 +4000,9 @@
     </w:p>
     <w:p>
       <w:pPr>
-        <w:spacing w:after="0" w:line="240" w:lineRule="auto"/>
-        <w:rPr>
-          <w:rFonts w:ascii="Kannada Sangam MN" w:eastAsia="Times New Roman" w:hAnsi="Kannada Sangam MN" w:cs="Kannada Sangam MN"/>
+        <w:spacing w:before="360" w:after="80" w:line="240" w:lineRule="auto"/>
+        <w:rPr>
+          <w:rFonts w:eastAsia="Times New Roman" w:cs="Kannada Sangam MN"/>
           <w:color w:val="000000" w:themeColor="text1"/>
           <w:kern w:val="0"/>
           <w:lang w:val="en-AT" w:eastAsia="en-GB"/>
@@ -1860,7 +4011,7 @@
       </w:pPr>
       <w:r>
         <w:rPr>
-          <w:rFonts w:ascii="Kannada Sangam MN" w:eastAsia="Times New Roman" w:hAnsi="Kannada Sangam MN" w:cs="Kannada Sangam MN"/>
+          <w:rFonts w:eastAsia="Times New Roman" w:cs="Kannada Sangam MN"/>
           <w:color w:val="000000" w:themeColor="text1"/>
           <w:kern w:val="0"/>
           <w:lang w:val="en-AT" w:eastAsia="en-GB"/>
@@ -1870,7 +4021,7 @@
       </w:r>
       <w:r>
         <w:rPr>
-          <w:rFonts w:ascii="Cambria" w:eastAsia="Times New Roman" w:hAnsi="Cambria" w:cs="Cambria"/>
+          <w:rFonts w:eastAsia="Times New Roman" w:cs="Cambria"/>
           <w:color w:val="000000" w:themeColor="text1"/>
           <w:kern w:val="0"/>
           <w:lang w:val="en-AT" w:eastAsia="en-GB"/>
@@ -1880,7 +4031,7 @@
       </w:r>
       <w:r>
         <w:rPr>
-          <w:rFonts w:ascii="Kannada Sangam MN" w:eastAsia="Times New Roman" w:hAnsi="Kannada Sangam MN" w:cs="Kannada Sangam MN"/>
+          <w:rFonts w:eastAsia="Times New Roman" w:cs="Kannada Sangam MN"/>
           <w:color w:val="000000" w:themeColor="text1"/>
           <w:kern w:val="0"/>
           <w:lang w:val="en-AT" w:eastAsia="en-GB"/>
@@ -1890,7 +4041,7 @@
       </w:r>
       <w:r>
         <w:rPr>
-          <w:rFonts w:ascii="Cambria" w:eastAsia="Times New Roman" w:hAnsi="Cambria" w:cs="Cambria"/>
+          <w:rFonts w:eastAsia="Times New Roman" w:cs="Cambria"/>
           <w:color w:val="000000" w:themeColor="text1"/>
           <w:kern w:val="0"/>
           <w:lang w:val="en-AT" w:eastAsia="en-GB"/>
@@ -1900,7 +4051,7 @@
       </w:r>
       <w:r>
         <w:rPr>
-          <w:rFonts w:ascii="Kannada Sangam MN" w:eastAsia="Times New Roman" w:hAnsi="Kannada Sangam MN" w:cs="Kannada Sangam MN"/>
+          <w:rFonts w:eastAsia="Times New Roman" w:cs="Kannada Sangam MN"/>
           <w:color w:val="000000" w:themeColor="text1"/>
           <w:kern w:val="0"/>
           <w:lang w:val="en-AT" w:eastAsia="en-GB"/>
@@ -1911,9 +4062,9 @@
     </w:p>
     <w:p>
       <w:pPr>
-        <w:spacing w:after="0" w:line="240" w:lineRule="auto"/>
-        <w:rPr>
-          <w:rFonts w:ascii="Kannada Sangam MN" w:eastAsia="Times New Roman" w:hAnsi="Kannada Sangam MN" w:cs="Kannada Sangam MN"/>
+        <w:spacing w:before="360" w:after="80" w:line="240" w:lineRule="auto"/>
+        <w:rPr>
+          <w:rFonts w:eastAsia="Times New Roman" w:cs="Kannada Sangam MN"/>
           <w:color w:val="000000" w:themeColor="text1"/>
           <w:kern w:val="0"/>
           <w:lang w:val="en-AT" w:eastAsia="en-GB"/>
@@ -1922,13 +4073,13 @@
       </w:pPr>
       <w:r>
         <w:rPr>
-          <w:rFonts w:ascii="Kannada Sangam MN" w:eastAsia="Times New Roman" w:hAnsi="Kannada Sangam MN" w:cs="Kannada Sangam MN"/>
+          <w:rFonts w:eastAsia="Times New Roman" w:cs="Kannada Sangam MN"/>
           <w:noProof/>
           <w:color w:val="000000" w:themeColor="text1"/>
           <w:kern w:val="0"/>
           <w:lang w:val="en-AT" w:eastAsia="en-GB"/>
         </w:rPr>
-        <w:pict w14:anchorId="3097EF8F">
+        <w:pict w14:anchorId="1E77C265">
           <v:rect id="_x0000_i1027" alt="" style="width:451.3pt;height:.05pt;mso-width-percent:0;mso-height-percent:0;mso-width-percent:0;mso-height-percent:0" o:hralign="center" o:hrstd="t" o:hr="t" fillcolor="#a0a0a0" stroked="f"/>
         </w:pict>
       </w:r>
@@ -1936,42 +4087,43 @@
     <w:p>
       <w:pPr>
         <w:pStyle w:val="Heading2"/>
-        <w:rPr>
-          <w:rFonts w:eastAsia="Times New Roman"/>
+        <w:spacing w:before="360" w:line="240" w:lineRule="auto"/>
+        <w:rPr>
+          <w:rFonts w:asciiTheme="minorHAnsi" w:eastAsia="Times New Roman" w:hAnsiTheme="minorHAnsi"/>
           <w:lang w:val="en-AT" w:eastAsia="en-GB"/>
         </w:rPr>
       </w:pPr>
       <w:r>
         <w:rPr>
-          <w:rFonts w:eastAsia="Times New Roman"/>
+          <w:rFonts w:asciiTheme="minorHAnsi" w:eastAsia="Times New Roman" w:hAnsiTheme="minorHAnsi"/>
           <w:lang w:val="en-AT" w:eastAsia="en-GB"/>
         </w:rPr>
         <w:t>Folie 8 – Ein Codebase f</w:t>
       </w:r>
       <w:r>
         <w:rPr>
-          <w:rFonts w:ascii="Cambria" w:eastAsia="Times New Roman" w:hAnsi="Cambria" w:cs="Cambria"/>
+          <w:rFonts w:asciiTheme="minorHAnsi" w:eastAsia="Times New Roman" w:hAnsiTheme="minorHAnsi" w:cs="Cambria"/>
           <w:lang w:val="en-AT" w:eastAsia="en-GB"/>
         </w:rPr>
         <w:t>ü</w:t>
       </w:r>
       <w:r>
         <w:rPr>
-          <w:rFonts w:eastAsia="Times New Roman"/>
+          <w:rFonts w:asciiTheme="minorHAnsi" w:eastAsia="Times New Roman" w:hAnsiTheme="minorHAnsi"/>
           <w:lang w:val="en-AT" w:eastAsia="en-GB"/>
         </w:rPr>
         <w:t>r alle Ger</w:t>
       </w:r>
       <w:r>
         <w:rPr>
-          <w:rFonts w:ascii="Cambria" w:eastAsia="Times New Roman" w:hAnsi="Cambria" w:cs="Cambria"/>
+          <w:rFonts w:asciiTheme="minorHAnsi" w:eastAsia="Times New Roman" w:hAnsiTheme="minorHAnsi" w:cs="Cambria"/>
           <w:lang w:val="en-AT" w:eastAsia="en-GB"/>
         </w:rPr>
         <w:t>ä</w:t>
       </w:r>
       <w:r>
         <w:rPr>
-          <w:rFonts w:eastAsia="Times New Roman"/>
+          <w:rFonts w:asciiTheme="minorHAnsi" w:eastAsia="Times New Roman" w:hAnsiTheme="minorHAnsi"/>
           <w:lang w:val="en-AT" w:eastAsia="en-GB"/>
         </w:rPr>
         <w:t>te</w:t>
@@ -1979,9 +4131,9 @@
     </w:p>
     <w:p>
       <w:pPr>
-        <w:spacing w:after="0" w:line="240" w:lineRule="auto"/>
-        <w:rPr>
-          <w:rFonts w:ascii="Kannada Sangam MN" w:eastAsia="Times New Roman" w:hAnsi="Kannada Sangam MN" w:cs="Kannada Sangam MN"/>
+        <w:spacing w:before="360" w:after="80" w:line="240" w:lineRule="auto"/>
+        <w:rPr>
+          <w:rFonts w:eastAsia="Times New Roman" w:cs="Kannada Sangam MN"/>
           <w:color w:val="000000" w:themeColor="text1"/>
           <w:kern w:val="0"/>
           <w:lang w:val="en-AT" w:eastAsia="en-GB"/>
@@ -1990,7 +4142,7 @@
       </w:pPr>
       <w:r>
         <w:rPr>
-          <w:rFonts w:ascii="Kannada Sangam MN" w:eastAsia="Times New Roman" w:hAnsi="Kannada Sangam MN" w:cs="Kannada Sangam MN"/>
+          <w:rFonts w:eastAsia="Times New Roman" w:cs="Kannada Sangam MN"/>
           <w:color w:val="000000" w:themeColor="text1"/>
           <w:kern w:val="0"/>
           <w:lang w:val="en-AT" w:eastAsia="en-GB"/>
@@ -2000,7 +4152,7 @@
       </w:r>
       <w:r>
         <w:rPr>
-          <w:rFonts w:ascii="Cambria" w:eastAsia="Times New Roman" w:hAnsi="Cambria" w:cs="Cambria"/>
+          <w:rFonts w:eastAsia="Times New Roman" w:cs="Cambria"/>
           <w:color w:val="000000" w:themeColor="text1"/>
           <w:kern w:val="0"/>
           <w:lang w:val="en-AT" w:eastAsia="en-GB"/>
@@ -2010,7 +4162,7 @@
       </w:r>
       <w:r>
         <w:rPr>
-          <w:rFonts w:ascii="Kannada Sangam MN" w:eastAsia="Times New Roman" w:hAnsi="Kannada Sangam MN" w:cs="Kannada Sangam MN"/>
+          <w:rFonts w:eastAsia="Times New Roman" w:cs="Kannada Sangam MN"/>
           <w:color w:val="000000" w:themeColor="text1"/>
           <w:kern w:val="0"/>
           <w:lang w:val="en-AT" w:eastAsia="en-GB"/>
@@ -2020,7 +4172,7 @@
       </w:r>
       <w:r>
         <w:rPr>
-          <w:rFonts w:ascii="Cambria" w:eastAsia="Times New Roman" w:hAnsi="Cambria" w:cs="Cambria"/>
+          <w:rFonts w:eastAsia="Times New Roman" w:cs="Cambria"/>
           <w:color w:val="000000" w:themeColor="text1"/>
           <w:kern w:val="0"/>
           <w:lang w:val="en-AT" w:eastAsia="en-GB"/>
@@ -2030,7 +4182,7 @@
       </w:r>
       <w:r>
         <w:rPr>
-          <w:rFonts w:ascii="Kannada Sangam MN" w:eastAsia="Times New Roman" w:hAnsi="Kannada Sangam MN" w:cs="Kannada Sangam MN"/>
+          <w:rFonts w:eastAsia="Times New Roman" w:cs="Kannada Sangam MN"/>
           <w:color w:val="000000" w:themeColor="text1"/>
           <w:kern w:val="0"/>
           <w:lang w:val="en-AT" w:eastAsia="en-GB"/>
@@ -2041,9 +4193,9 @@
     </w:p>
     <w:p>
       <w:pPr>
-        <w:spacing w:after="0" w:line="240" w:lineRule="auto"/>
-        <w:rPr>
-          <w:rFonts w:ascii="Kannada Sangam MN" w:eastAsia="Times New Roman" w:hAnsi="Kannada Sangam MN" w:cs="Kannada Sangam MN"/>
+        <w:spacing w:before="360" w:after="80" w:line="240" w:lineRule="auto"/>
+        <w:rPr>
+          <w:rFonts w:eastAsia="Times New Roman" w:cs="Kannada Sangam MN"/>
           <w:color w:val="000000" w:themeColor="text1"/>
           <w:kern w:val="0"/>
           <w:lang w:val="en-AT" w:eastAsia="en-GB"/>
@@ -2052,7 +4204,7 @@
       </w:pPr>
       <w:r>
         <w:rPr>
-          <w:rFonts w:ascii="Kannada Sangam MN" w:eastAsia="Times New Roman" w:hAnsi="Kannada Sangam MN" w:cs="Kannada Sangam MN"/>
+          <w:rFonts w:eastAsia="Times New Roman" w:cs="Kannada Sangam MN"/>
           <w:color w:val="000000" w:themeColor="text1"/>
           <w:kern w:val="0"/>
           <w:lang w:val="en-AT" w:eastAsia="en-GB"/>
@@ -2062,7 +4214,7 @@
       </w:r>
       <w:r>
         <w:rPr>
-          <w:rFonts w:ascii="Cambria" w:eastAsia="Times New Roman" w:hAnsi="Cambria" w:cs="Cambria"/>
+          <w:rFonts w:eastAsia="Times New Roman" w:cs="Cambria"/>
           <w:color w:val="000000" w:themeColor="text1"/>
           <w:kern w:val="0"/>
           <w:lang w:val="en-AT" w:eastAsia="en-GB"/>
@@ -2072,7 +4224,7 @@
       </w:r>
       <w:r>
         <w:rPr>
-          <w:rFonts w:ascii="Kannada Sangam MN" w:eastAsia="Times New Roman" w:hAnsi="Kannada Sangam MN" w:cs="Kannada Sangam MN"/>
+          <w:rFonts w:eastAsia="Times New Roman" w:cs="Kannada Sangam MN"/>
           <w:color w:val="000000" w:themeColor="text1"/>
           <w:kern w:val="0"/>
           <w:lang w:val="en-AT" w:eastAsia="en-GB"/>
@@ -2082,7 +4234,7 @@
       </w:r>
       <w:r>
         <w:rPr>
-          <w:rFonts w:ascii="Cambria" w:eastAsia="Times New Roman" w:hAnsi="Cambria" w:cs="Cambria"/>
+          <w:rFonts w:eastAsia="Times New Roman" w:cs="Cambria"/>
           <w:color w:val="000000" w:themeColor="text1"/>
           <w:kern w:val="0"/>
           <w:lang w:val="en-AT" w:eastAsia="en-GB"/>
@@ -2092,7 +4244,7 @@
       </w:r>
       <w:r>
         <w:rPr>
-          <w:rFonts w:ascii="Kannada Sangam MN" w:eastAsia="Times New Roman" w:hAnsi="Kannada Sangam MN" w:cs="Kannada Sangam MN"/>
+          <w:rFonts w:eastAsia="Times New Roman" w:cs="Kannada Sangam MN"/>
           <w:color w:val="000000" w:themeColor="text1"/>
           <w:kern w:val="0"/>
           <w:lang w:val="en-AT" w:eastAsia="en-GB"/>
@@ -2103,9 +4255,9 @@
     </w:p>
     <w:p>
       <w:pPr>
-        <w:spacing w:after="0" w:line="240" w:lineRule="auto"/>
-        <w:rPr>
-          <w:rFonts w:ascii="Kannada Sangam MN" w:eastAsia="Times New Roman" w:hAnsi="Kannada Sangam MN" w:cs="Kannada Sangam MN"/>
+        <w:spacing w:before="360" w:after="80" w:line="240" w:lineRule="auto"/>
+        <w:rPr>
+          <w:rFonts w:eastAsia="Times New Roman" w:cs="Kannada Sangam MN"/>
           <w:color w:val="000000" w:themeColor="text1"/>
           <w:kern w:val="0"/>
           <w:lang w:val="en-AT" w:eastAsia="en-GB"/>
@@ -2114,17 +4266,18 @@
       </w:pPr>
       <w:r>
         <w:rPr>
-          <w:rFonts w:ascii="Kannada Sangam MN" w:eastAsia="Times New Roman" w:hAnsi="Kannada Sangam MN" w:cs="Kannada Sangam MN"/>
-          <w:color w:val="000000" w:themeColor="text1"/>
-          <w:kern w:val="0"/>
-          <w:lang w:val="en-AT" w:eastAsia="en-GB"/>
-          <w14:ligatures w14:val="none"/>
-        </w:rPr>
+          <w:rFonts w:eastAsia="Times New Roman" w:cs="Kannada Sangam MN"/>
+          <w:color w:val="000000" w:themeColor="text1"/>
+          <w:kern w:val="0"/>
+          <w:lang w:val="en-AT" w:eastAsia="en-GB"/>
+          <w14:ligatures w14:val="none"/>
+        </w:rPr>
+        <w:lastRenderedPageBreak/>
         <w:t>Das spart laut Studien einen gro</w:t>
       </w:r>
       <w:r>
         <w:rPr>
-          <w:rFonts w:ascii="Cambria" w:eastAsia="Times New Roman" w:hAnsi="Cambria" w:cs="Cambria"/>
+          <w:rFonts w:eastAsia="Times New Roman" w:cs="Cambria"/>
           <w:color w:val="000000" w:themeColor="text1"/>
           <w:kern w:val="0"/>
           <w:lang w:val="en-AT" w:eastAsia="en-GB"/>
@@ -2134,7 +4287,7 @@
       </w:r>
       <w:r>
         <w:rPr>
-          <w:rFonts w:ascii="Kannada Sangam MN" w:eastAsia="Times New Roman" w:hAnsi="Kannada Sangam MN" w:cs="Kannada Sangam MN"/>
+          <w:rFonts w:eastAsia="Times New Roman" w:cs="Kannada Sangam MN"/>
           <w:color w:val="000000" w:themeColor="text1"/>
           <w:kern w:val="0"/>
           <w:lang w:val="en-AT" w:eastAsia="en-GB"/>
@@ -2145,9 +4298,9 @@
     </w:p>
     <w:p>
       <w:pPr>
-        <w:spacing w:after="0" w:line="240" w:lineRule="auto"/>
-        <w:rPr>
-          <w:rFonts w:ascii="Kannada Sangam MN" w:eastAsia="Times New Roman" w:hAnsi="Kannada Sangam MN" w:cs="Kannada Sangam MN"/>
+        <w:spacing w:before="360" w:after="80" w:line="240" w:lineRule="auto"/>
+        <w:rPr>
+          <w:rFonts w:eastAsia="Times New Roman" w:cs="Kannada Sangam MN"/>
           <w:color w:val="000000" w:themeColor="text1"/>
           <w:kern w:val="0"/>
           <w:lang w:val="en-AT" w:eastAsia="en-GB"/>
@@ -2156,7 +4309,7 @@
       </w:pPr>
       <w:r>
         <w:rPr>
-          <w:rFonts w:ascii="Kannada Sangam MN" w:eastAsia="Times New Roman" w:hAnsi="Kannada Sangam MN" w:cs="Kannada Sangam MN"/>
+          <w:rFonts w:eastAsia="Times New Roman" w:cs="Kannada Sangam MN"/>
           <w:color w:val="000000" w:themeColor="text1"/>
           <w:kern w:val="0"/>
           <w:lang w:val="en-AT" w:eastAsia="en-GB"/>
@@ -2166,7 +4319,7 @@
       </w:r>
       <w:r>
         <w:rPr>
-          <w:rFonts w:ascii="Cambria" w:eastAsia="Times New Roman" w:hAnsi="Cambria" w:cs="Cambria"/>
+          <w:rFonts w:eastAsia="Times New Roman" w:cs="Cambria"/>
           <w:color w:val="000000" w:themeColor="text1"/>
           <w:kern w:val="0"/>
           <w:lang w:val="en-AT" w:eastAsia="en-GB"/>
@@ -2176,7 +4329,7 @@
       </w:r>
       <w:r>
         <w:rPr>
-          <w:rFonts w:ascii="Kannada Sangam MN" w:eastAsia="Times New Roman" w:hAnsi="Kannada Sangam MN" w:cs="Kannada Sangam MN"/>
+          <w:rFonts w:eastAsia="Times New Roman" w:cs="Kannada Sangam MN"/>
           <w:color w:val="000000" w:themeColor="text1"/>
           <w:kern w:val="0"/>
           <w:lang w:val="en-AT" w:eastAsia="en-GB"/>
@@ -2187,9 +4340,9 @@
     </w:p>
     <w:p>
       <w:pPr>
-        <w:spacing w:after="0" w:line="240" w:lineRule="auto"/>
-        <w:rPr>
-          <w:rFonts w:ascii="Kannada Sangam MN" w:eastAsia="Times New Roman" w:hAnsi="Kannada Sangam MN" w:cs="Kannada Sangam MN"/>
+        <w:spacing w:before="360" w:after="80" w:line="240" w:lineRule="auto"/>
+        <w:rPr>
+          <w:rFonts w:eastAsia="Times New Roman" w:cs="Kannada Sangam MN"/>
           <w:color w:val="000000" w:themeColor="text1"/>
           <w:kern w:val="0"/>
           <w:lang w:val="en-AT" w:eastAsia="en-GB"/>
@@ -2198,13 +4351,13 @@
       </w:pPr>
       <w:r>
         <w:rPr>
-          <w:rFonts w:ascii="Kannada Sangam MN" w:eastAsia="Times New Roman" w:hAnsi="Kannada Sangam MN" w:cs="Kannada Sangam MN"/>
+          <w:rFonts w:eastAsia="Times New Roman" w:cs="Kannada Sangam MN"/>
           <w:noProof/>
           <w:color w:val="000000" w:themeColor="text1"/>
           <w:kern w:val="0"/>
           <w:lang w:val="en-AT" w:eastAsia="en-GB"/>
         </w:rPr>
-        <w:pict w14:anchorId="37BA8E79">
+        <w:pict w14:anchorId="7B7F2F6D">
           <v:rect id="_x0000_i1026" alt="" style="width:451.3pt;height:.05pt;mso-width-percent:0;mso-height-percent:0;mso-width-percent:0;mso-height-percent:0" o:hralign="center" o:hrstd="t" o:hr="t" fillcolor="#a0a0a0" stroked="f"/>
         </w:pict>
       </w:r>
@@ -2212,28 +4365,29 @@
     <w:p>
       <w:pPr>
         <w:pStyle w:val="Heading2"/>
-        <w:rPr>
-          <w:rFonts w:eastAsia="Times New Roman"/>
+        <w:spacing w:before="360" w:line="240" w:lineRule="auto"/>
+        <w:rPr>
+          <w:rFonts w:asciiTheme="minorHAnsi" w:eastAsia="Times New Roman" w:hAnsiTheme="minorHAnsi"/>
           <w:lang w:val="en-AT" w:eastAsia="en-GB"/>
         </w:rPr>
       </w:pPr>
       <w:r>
         <w:rPr>
-          <w:rFonts w:eastAsia="Times New Roman"/>
+          <w:rFonts w:asciiTheme="minorHAnsi" w:eastAsia="Times New Roman" w:hAnsiTheme="minorHAnsi"/>
           <w:lang w:val="en-AT" w:eastAsia="en-GB"/>
         </w:rPr>
         <w:t xml:space="preserve">Folie 9 – Tools und </w:t>
       </w:r>
       <w:r>
         <w:rPr>
-          <w:rFonts w:ascii="Cambria" w:eastAsia="Times New Roman" w:hAnsi="Cambria" w:cs="Cambria"/>
+          <w:rFonts w:asciiTheme="minorHAnsi" w:eastAsia="Times New Roman" w:hAnsiTheme="minorHAnsi" w:cs="Cambria"/>
           <w:lang w:val="en-AT" w:eastAsia="en-GB"/>
         </w:rPr>
         <w:t>Ö</w:t>
       </w:r>
       <w:r>
         <w:rPr>
-          <w:rFonts w:eastAsia="Times New Roman"/>
+          <w:rFonts w:asciiTheme="minorHAnsi" w:eastAsia="Times New Roman" w:hAnsiTheme="minorHAnsi"/>
           <w:lang w:val="en-AT" w:eastAsia="en-GB"/>
         </w:rPr>
         <w:t>kosystem</w:t>
@@ -2241,9 +4395,9 @@
     </w:p>
     <w:p>
       <w:pPr>
-        <w:spacing w:after="0" w:line="240" w:lineRule="auto"/>
-        <w:rPr>
-          <w:rFonts w:ascii="Kannada Sangam MN" w:eastAsia="Times New Roman" w:hAnsi="Kannada Sangam MN" w:cs="Kannada Sangam MN"/>
+        <w:spacing w:before="360" w:after="80" w:line="240" w:lineRule="auto"/>
+        <w:rPr>
+          <w:rFonts w:eastAsia="Times New Roman" w:cs="Kannada Sangam MN"/>
           <w:color w:val="000000" w:themeColor="text1"/>
           <w:kern w:val="0"/>
           <w:lang w:val="en-AT" w:eastAsia="en-GB"/>
@@ -2252,7 +4406,7 @@
       </w:pPr>
       <w:r>
         <w:rPr>
-          <w:rFonts w:ascii="Kannada Sangam MN" w:eastAsia="Times New Roman" w:hAnsi="Kannada Sangam MN" w:cs="Kannada Sangam MN"/>
+          <w:rFonts w:eastAsia="Times New Roman" w:cs="Kannada Sangam MN"/>
           <w:color w:val="000000" w:themeColor="text1"/>
           <w:kern w:val="0"/>
           <w:lang w:val="en-AT" w:eastAsia="en-GB"/>
@@ -2262,7 +4416,7 @@
       </w:r>
       <w:r>
         <w:rPr>
-          <w:rFonts w:ascii="Cambria" w:eastAsia="Times New Roman" w:hAnsi="Cambria" w:cs="Cambria"/>
+          <w:rFonts w:eastAsia="Times New Roman" w:cs="Cambria"/>
           <w:color w:val="000000" w:themeColor="text1"/>
           <w:kern w:val="0"/>
           <w:lang w:val="en-AT" w:eastAsia="en-GB"/>
@@ -2272,7 +4426,7 @@
       </w:r>
       <w:r>
         <w:rPr>
-          <w:rFonts w:ascii="Kannada Sangam MN" w:eastAsia="Times New Roman" w:hAnsi="Kannada Sangam MN" w:cs="Kannada Sangam MN"/>
+          <w:rFonts w:eastAsia="Times New Roman" w:cs="Kannada Sangam MN"/>
           <w:color w:val="000000" w:themeColor="text1"/>
           <w:kern w:val="0"/>
           <w:lang w:val="en-AT" w:eastAsia="en-GB"/>
@@ -2282,7 +4436,7 @@
       </w:r>
       <w:r>
         <w:rPr>
-          <w:rFonts w:ascii="Cambria" w:eastAsia="Times New Roman" w:hAnsi="Cambria" w:cs="Cambria"/>
+          <w:rFonts w:eastAsia="Times New Roman" w:cs="Cambria"/>
           <w:color w:val="000000" w:themeColor="text1"/>
           <w:kern w:val="0"/>
           <w:lang w:val="en-AT" w:eastAsia="en-GB"/>
@@ -2292,7 +4446,7 @@
       </w:r>
       <w:r>
         <w:rPr>
-          <w:rFonts w:ascii="Kannada Sangam MN" w:eastAsia="Times New Roman" w:hAnsi="Kannada Sangam MN" w:cs="Kannada Sangam MN"/>
+          <w:rFonts w:eastAsia="Times New Roman" w:cs="Kannada Sangam MN"/>
           <w:color w:val="000000" w:themeColor="text1"/>
           <w:kern w:val="0"/>
           <w:lang w:val="en-AT" w:eastAsia="en-GB"/>
@@ -2303,9 +4457,9 @@
     </w:p>
     <w:p>
       <w:pPr>
-        <w:spacing w:after="0" w:line="240" w:lineRule="auto"/>
-        <w:rPr>
-          <w:rFonts w:ascii="Kannada Sangam MN" w:eastAsia="Times New Roman" w:hAnsi="Kannada Sangam MN" w:cs="Kannada Sangam MN"/>
+        <w:spacing w:before="360" w:after="80" w:line="240" w:lineRule="auto"/>
+        <w:rPr>
+          <w:rFonts w:eastAsia="Times New Roman" w:cs="Kannada Sangam MN"/>
           <w:color w:val="000000" w:themeColor="text1"/>
           <w:kern w:val="0"/>
           <w:lang w:val="en-AT" w:eastAsia="en-GB"/>
@@ -2314,7 +4468,7 @@
       </w:pPr>
       <w:r>
         <w:rPr>
-          <w:rFonts w:ascii="Kannada Sangam MN" w:eastAsia="Times New Roman" w:hAnsi="Kannada Sangam MN" w:cs="Kannada Sangam MN"/>
+          <w:rFonts w:eastAsia="Times New Roman" w:cs="Kannada Sangam MN"/>
           <w:color w:val="000000" w:themeColor="text1"/>
           <w:kern w:val="0"/>
           <w:lang w:val="en-AT" w:eastAsia="en-GB"/>
@@ -2324,7 +4478,7 @@
       </w:r>
       <w:r>
         <w:rPr>
-          <w:rFonts w:ascii="Cambria" w:eastAsia="Times New Roman" w:hAnsi="Cambria" w:cs="Cambria"/>
+          <w:rFonts w:eastAsia="Times New Roman" w:cs="Cambria"/>
           <w:color w:val="000000" w:themeColor="text1"/>
           <w:kern w:val="0"/>
           <w:lang w:val="en-AT" w:eastAsia="en-GB"/>
@@ -2334,7 +4488,7 @@
       </w:r>
       <w:r>
         <w:rPr>
-          <w:rFonts w:ascii="Kannada Sangam MN" w:eastAsia="Times New Roman" w:hAnsi="Kannada Sangam MN" w:cs="Kannada Sangam MN"/>
+          <w:rFonts w:eastAsia="Times New Roman" w:cs="Kannada Sangam MN"/>
           <w:color w:val="000000" w:themeColor="text1"/>
           <w:kern w:val="0"/>
           <w:lang w:val="en-AT" w:eastAsia="en-GB"/>
@@ -2344,7 +4498,7 @@
       </w:r>
       <w:r>
         <w:rPr>
-          <w:rFonts w:ascii="Kannada Sangam MN" w:eastAsia="Times New Roman" w:hAnsi="Kannada Sangam MN" w:cs="Kannada Sangam MN"/>
+          <w:rFonts w:eastAsia="Times New Roman" w:cs="Kannada Sangam MN"/>
           <w:color w:val="000000" w:themeColor="text1"/>
           <w:kern w:val="0"/>
           <w:lang w:val="en-AT" w:eastAsia="en-GB"/>
@@ -2355,7 +4509,7 @@
       </w:r>
       <w:r>
         <w:rPr>
-          <w:rFonts w:ascii="Cambria" w:eastAsia="Times New Roman" w:hAnsi="Cambria" w:cs="Cambria"/>
+          <w:rFonts w:eastAsia="Times New Roman" w:cs="Cambria"/>
           <w:color w:val="000000" w:themeColor="text1"/>
           <w:kern w:val="0"/>
           <w:lang w:val="en-AT" w:eastAsia="en-GB"/>
@@ -2365,7 +4519,7 @@
       </w:r>
       <w:r>
         <w:rPr>
-          <w:rFonts w:ascii="Kannada Sangam MN" w:eastAsia="Times New Roman" w:hAnsi="Kannada Sangam MN" w:cs="Kannada Sangam MN"/>
+          <w:rFonts w:eastAsia="Times New Roman" w:cs="Kannada Sangam MN"/>
           <w:color w:val="000000" w:themeColor="text1"/>
           <w:kern w:val="0"/>
           <w:lang w:val="en-AT" w:eastAsia="en-GB"/>
@@ -2376,9 +4530,9 @@
     </w:p>
     <w:p>
       <w:pPr>
-        <w:spacing w:after="0" w:line="240" w:lineRule="auto"/>
-        <w:rPr>
-          <w:rFonts w:ascii="Kannada Sangam MN" w:eastAsia="Times New Roman" w:hAnsi="Kannada Sangam MN" w:cs="Kannada Sangam MN"/>
+        <w:spacing w:before="360" w:after="80" w:line="240" w:lineRule="auto"/>
+        <w:rPr>
+          <w:rFonts w:eastAsia="Times New Roman" w:cs="Kannada Sangam MN"/>
           <w:color w:val="000000" w:themeColor="text1"/>
           <w:kern w:val="0"/>
           <w:lang w:val="en-AT" w:eastAsia="en-GB"/>
@@ -2387,7 +4541,7 @@
       </w:pPr>
       <w:r>
         <w:rPr>
-          <w:rFonts w:ascii="Kannada Sangam MN" w:eastAsia="Times New Roman" w:hAnsi="Kannada Sangam MN" w:cs="Kannada Sangam MN"/>
+          <w:rFonts w:eastAsia="Times New Roman" w:cs="Kannada Sangam MN"/>
           <w:color w:val="000000" w:themeColor="text1"/>
           <w:kern w:val="0"/>
           <w:lang w:val="en-AT" w:eastAsia="en-GB"/>
@@ -2397,7 +4551,7 @@
       </w:r>
       <w:r>
         <w:rPr>
-          <w:rFonts w:ascii="Kannada Sangam MN" w:eastAsia="Times New Roman" w:hAnsi="Kannada Sangam MN" w:cs="Kannada Sangam MN"/>
+          <w:rFonts w:eastAsia="Times New Roman" w:cs="Kannada Sangam MN"/>
           <w:color w:val="000000" w:themeColor="text1"/>
           <w:kern w:val="0"/>
           <w:lang w:val="en-AT" w:eastAsia="en-GB"/>
@@ -2408,7 +4562,7 @@
       </w:r>
       <w:r>
         <w:rPr>
-          <w:rFonts w:ascii="Cambria" w:eastAsia="Times New Roman" w:hAnsi="Cambria" w:cs="Cambria"/>
+          <w:rFonts w:eastAsia="Times New Roman" w:cs="Cambria"/>
           <w:color w:val="000000" w:themeColor="text1"/>
           <w:kern w:val="0"/>
           <w:lang w:val="en-AT" w:eastAsia="en-GB"/>
@@ -2418,7 +4572,7 @@
       </w:r>
       <w:r>
         <w:rPr>
-          <w:rFonts w:ascii="Kannada Sangam MN" w:eastAsia="Times New Roman" w:hAnsi="Kannada Sangam MN" w:cs="Kannada Sangam MN"/>
+          <w:rFonts w:eastAsia="Times New Roman" w:cs="Kannada Sangam MN"/>
           <w:color w:val="000000" w:themeColor="text1"/>
           <w:kern w:val="0"/>
           <w:lang w:val="en-AT" w:eastAsia="en-GB"/>
@@ -2428,7 +4582,7 @@
       </w:r>
       <w:r>
         <w:rPr>
-          <w:rFonts w:ascii="Cambria" w:eastAsia="Times New Roman" w:hAnsi="Cambria" w:cs="Cambria"/>
+          <w:rFonts w:eastAsia="Times New Roman" w:cs="Cambria"/>
           <w:color w:val="000000" w:themeColor="text1"/>
           <w:kern w:val="0"/>
           <w:lang w:val="en-AT" w:eastAsia="en-GB"/>
@@ -2438,7 +4592,7 @@
       </w:r>
       <w:r>
         <w:rPr>
-          <w:rFonts w:ascii="Kannada Sangam MN" w:eastAsia="Times New Roman" w:hAnsi="Kannada Sangam MN" w:cs="Kannada Sangam MN"/>
+          <w:rFonts w:eastAsia="Times New Roman" w:cs="Kannada Sangam MN"/>
           <w:color w:val="000000" w:themeColor="text1"/>
           <w:kern w:val="0"/>
           <w:lang w:val="en-AT" w:eastAsia="en-GB"/>
@@ -2449,9 +4603,9 @@
     </w:p>
     <w:p>
       <w:pPr>
-        <w:spacing w:after="0" w:line="240" w:lineRule="auto"/>
-        <w:rPr>
-          <w:rFonts w:ascii="Kannada Sangam MN" w:eastAsia="Times New Roman" w:hAnsi="Kannada Sangam MN" w:cs="Kannada Sangam MN"/>
+        <w:spacing w:before="360" w:after="80" w:line="240" w:lineRule="auto"/>
+        <w:rPr>
+          <w:rFonts w:eastAsia="Times New Roman" w:cs="Kannada Sangam MN"/>
           <w:color w:val="000000" w:themeColor="text1"/>
           <w:kern w:val="0"/>
           <w:lang w:val="en-AT" w:eastAsia="en-GB"/>
@@ -2460,7 +4614,7 @@
       </w:pPr>
       <w:r>
         <w:rPr>
-          <w:rFonts w:ascii="Kannada Sangam MN" w:eastAsia="Times New Roman" w:hAnsi="Kannada Sangam MN" w:cs="Kannada Sangam MN"/>
+          <w:rFonts w:eastAsia="Times New Roman" w:cs="Kannada Sangam MN"/>
           <w:color w:val="000000" w:themeColor="text1"/>
           <w:kern w:val="0"/>
           <w:lang w:val="en-AT" w:eastAsia="en-GB"/>
@@ -2470,7 +4624,7 @@
       </w:r>
       <w:r>
         <w:rPr>
-          <w:rFonts w:ascii="Cambria" w:eastAsia="Times New Roman" w:hAnsi="Cambria" w:cs="Cambria"/>
+          <w:rFonts w:eastAsia="Times New Roman" w:cs="Cambria"/>
           <w:color w:val="000000" w:themeColor="text1"/>
           <w:kern w:val="0"/>
           <w:lang w:val="en-AT" w:eastAsia="en-GB"/>
@@ -2480,7 +4634,7 @@
       </w:r>
       <w:r>
         <w:rPr>
-          <w:rFonts w:ascii="Kannada Sangam MN" w:eastAsia="Times New Roman" w:hAnsi="Kannada Sangam MN" w:cs="Kannada Sangam MN"/>
+          <w:rFonts w:eastAsia="Times New Roman" w:cs="Kannada Sangam MN"/>
           <w:color w:val="000000" w:themeColor="text1"/>
           <w:kern w:val="0"/>
           <w:lang w:val="en-AT" w:eastAsia="en-GB"/>
@@ -2490,7 +4644,7 @@
       </w:r>
       <w:r>
         <w:rPr>
-          <w:rFonts w:ascii="Kannada Sangam MN" w:eastAsia="Times New Roman" w:hAnsi="Kannada Sangam MN" w:cs="Kannada Sangam MN"/>
+          <w:rFonts w:eastAsia="Times New Roman" w:cs="Kannada Sangam MN"/>
           <w:color w:val="000000" w:themeColor="text1"/>
           <w:kern w:val="0"/>
           <w:lang w:val="en-AT" w:eastAsia="en-GB"/>
@@ -2501,7 +4655,7 @@
       </w:r>
       <w:r>
         <w:rPr>
-          <w:rFonts w:ascii="Cambria" w:eastAsia="Times New Roman" w:hAnsi="Cambria" w:cs="Cambria"/>
+          <w:rFonts w:eastAsia="Times New Roman" w:cs="Cambria"/>
           <w:color w:val="000000" w:themeColor="text1"/>
           <w:kern w:val="0"/>
           <w:lang w:val="en-AT" w:eastAsia="en-GB"/>
@@ -2511,7 +4665,7 @@
       </w:r>
       <w:r>
         <w:rPr>
-          <w:rFonts w:ascii="Kannada Sangam MN" w:eastAsia="Times New Roman" w:hAnsi="Kannada Sangam MN" w:cs="Kannada Sangam MN"/>
+          <w:rFonts w:eastAsia="Times New Roman" w:cs="Kannada Sangam MN"/>
           <w:color w:val="000000" w:themeColor="text1"/>
           <w:kern w:val="0"/>
           <w:lang w:val="en-AT" w:eastAsia="en-GB"/>
@@ -2522,9 +4676,9 @@
     </w:p>
     <w:p>
       <w:pPr>
-        <w:spacing w:after="0" w:line="240" w:lineRule="auto"/>
-        <w:rPr>
-          <w:rFonts w:ascii="Kannada Sangam MN" w:eastAsia="Times New Roman" w:hAnsi="Kannada Sangam MN" w:cs="Kannada Sangam MN"/>
+        <w:spacing w:before="360" w:after="80" w:line="240" w:lineRule="auto"/>
+        <w:rPr>
+          <w:rFonts w:eastAsia="Times New Roman" w:cs="Kannada Sangam MN"/>
           <w:color w:val="000000" w:themeColor="text1"/>
           <w:kern w:val="0"/>
           <w:lang w:val="en-AT" w:eastAsia="en-GB"/>
@@ -2533,13 +4687,13 @@
       </w:pPr>
       <w:r>
         <w:rPr>
-          <w:rFonts w:ascii="Kannada Sangam MN" w:eastAsia="Times New Roman" w:hAnsi="Kannada Sangam MN" w:cs="Kannada Sangam MN"/>
+          <w:rFonts w:eastAsia="Times New Roman" w:cs="Kannada Sangam MN"/>
           <w:noProof/>
           <w:color w:val="000000" w:themeColor="text1"/>
           <w:kern w:val="0"/>
           <w:lang w:val="en-AT" w:eastAsia="en-GB"/>
         </w:rPr>
-        <w:pict w14:anchorId="56E481B1">
+        <w:pict w14:anchorId="79AAC418">
           <v:rect id="_x0000_i1025" alt="" style="width:451.3pt;height:.05pt;mso-width-percent:0;mso-height-percent:0;mso-width-percent:0;mso-height-percent:0" o:hralign="center" o:hrstd="t" o:hr="t" fillcolor="#a0a0a0" stroked="f"/>
         </w:pict>
       </w:r>
@@ -2547,25 +4701,25 @@
     <w:p>
       <w:pPr>
         <w:pStyle w:val="Heading2"/>
-        <w:rPr>
-          <w:rFonts w:eastAsia="Times New Roman"/>
+        <w:spacing w:before="360" w:line="240" w:lineRule="auto"/>
+        <w:rPr>
+          <w:rFonts w:asciiTheme="minorHAnsi" w:eastAsia="Times New Roman" w:hAnsiTheme="minorHAnsi"/>
           <w:lang w:val="en-AT" w:eastAsia="en-GB"/>
         </w:rPr>
       </w:pPr>
       <w:r>
         <w:rPr>
-          <w:rFonts w:eastAsia="Times New Roman"/>
-          <w:lang w:val="en-AT" w:eastAsia="en-GB"/>
-        </w:rPr>
-        <w:lastRenderedPageBreak/>
+          <w:rFonts w:asciiTheme="minorHAnsi" w:eastAsia="Times New Roman" w:hAnsiTheme="minorHAnsi"/>
+          <w:lang w:val="en-AT" w:eastAsia="en-GB"/>
+        </w:rPr>
         <w:t>Folie 10 – Fazit</w:t>
       </w:r>
     </w:p>
     <w:p>
       <w:pPr>
-        <w:spacing w:after="0" w:line="240" w:lineRule="auto"/>
-        <w:rPr>
-          <w:rFonts w:ascii="Kannada Sangam MN" w:eastAsia="Times New Roman" w:hAnsi="Kannada Sangam MN" w:cs="Kannada Sangam MN"/>
+        <w:spacing w:before="360" w:after="80" w:line="240" w:lineRule="auto"/>
+        <w:rPr>
+          <w:rFonts w:eastAsia="Times New Roman" w:cs="Kannada Sangam MN"/>
           <w:color w:val="000000" w:themeColor="text1"/>
           <w:kern w:val="0"/>
           <w:lang w:val="en-AT" w:eastAsia="en-GB"/>
@@ -2574,7 +4728,7 @@
       </w:pPr>
       <w:r>
         <w:rPr>
-          <w:rFonts w:ascii="Kannada Sangam MN" w:eastAsia="Times New Roman" w:hAnsi="Kannada Sangam MN" w:cs="Kannada Sangam MN"/>
+          <w:rFonts w:eastAsia="Times New Roman" w:cs="Kannada Sangam MN"/>
           <w:color w:val="000000" w:themeColor="text1"/>
           <w:kern w:val="0"/>
           <w:lang w:val="en-AT" w:eastAsia="en-GB"/>
@@ -2584,7 +4738,7 @@
       </w:r>
       <w:r>
         <w:rPr>
-          <w:rFonts w:ascii="Kannada Sangam MN" w:eastAsia="Times New Roman" w:hAnsi="Kannada Sangam MN" w:cs="Kannada Sangam MN"/>
+          <w:rFonts w:eastAsia="Times New Roman" w:cs="Kannada Sangam MN"/>
           <w:color w:val="000000" w:themeColor="text1"/>
           <w:kern w:val="0"/>
           <w:lang w:val="en-AT" w:eastAsia="en-GB"/>
@@ -2596,9 +4750,9 @@
     </w:p>
     <w:p>
       <w:pPr>
-        <w:spacing w:after="0" w:line="240" w:lineRule="auto"/>
-        <w:rPr>
-          <w:rFonts w:ascii="Kannada Sangam MN" w:eastAsia="Times New Roman" w:hAnsi="Kannada Sangam MN" w:cs="Kannada Sangam MN"/>
+        <w:spacing w:before="360" w:after="80" w:line="240" w:lineRule="auto"/>
+        <w:rPr>
+          <w:rFonts w:eastAsia="Times New Roman" w:cs="Kannada Sangam MN"/>
           <w:color w:val="000000" w:themeColor="text1"/>
           <w:kern w:val="0"/>
           <w:lang w:val="en-AT" w:eastAsia="en-GB"/>
@@ -2607,7 +4761,7 @@
       </w:pPr>
       <w:r>
         <w:rPr>
-          <w:rFonts w:ascii="Kannada Sangam MN" w:eastAsia="Times New Roman" w:hAnsi="Kannada Sangam MN" w:cs="Kannada Sangam MN"/>
+          <w:rFonts w:eastAsia="Times New Roman" w:cs="Kannada Sangam MN"/>
           <w:color w:val="000000" w:themeColor="text1"/>
           <w:kern w:val="0"/>
           <w:lang w:val="en-AT" w:eastAsia="en-GB"/>
@@ -2618,9 +4772,9 @@
     </w:p>
     <w:p>
       <w:pPr>
-        <w:spacing w:after="0" w:line="240" w:lineRule="auto"/>
-        <w:rPr>
-          <w:rFonts w:ascii="Kannada Sangam MN" w:eastAsia="Times New Roman" w:hAnsi="Kannada Sangam MN" w:cs="Kannada Sangam MN"/>
+        <w:spacing w:before="360" w:after="80" w:line="240" w:lineRule="auto"/>
+        <w:rPr>
+          <w:rFonts w:eastAsia="Times New Roman" w:cs="Kannada Sangam MN"/>
           <w:color w:val="000000" w:themeColor="text1"/>
           <w:kern w:val="0"/>
           <w:lang w:val="en-AT" w:eastAsia="en-GB"/>
@@ -2629,7 +4783,7 @@
       </w:pPr>
       <w:r>
         <w:rPr>
-          <w:rFonts w:ascii="Kannada Sangam MN" w:eastAsia="Times New Roman" w:hAnsi="Kannada Sangam MN" w:cs="Kannada Sangam MN"/>
+          <w:rFonts w:eastAsia="Times New Roman" w:cs="Kannada Sangam MN"/>
           <w:color w:val="000000" w:themeColor="text1"/>
           <w:kern w:val="0"/>
           <w:lang w:val="en-AT" w:eastAsia="en-GB"/>
@@ -2639,7 +4793,7 @@
       </w:r>
       <w:r>
         <w:rPr>
-          <w:rFonts w:ascii="Cambria" w:eastAsia="Times New Roman" w:hAnsi="Cambria" w:cs="Cambria"/>
+          <w:rFonts w:eastAsia="Times New Roman" w:cs="Cambria"/>
           <w:color w:val="000000" w:themeColor="text1"/>
           <w:kern w:val="0"/>
           <w:lang w:val="en-AT" w:eastAsia="en-GB"/>
@@ -2649,7 +4803,7 @@
       </w:r>
       <w:r>
         <w:rPr>
-          <w:rFonts w:ascii="Kannada Sangam MN" w:eastAsia="Times New Roman" w:hAnsi="Kannada Sangam MN" w:cs="Kannada Sangam MN"/>
+          <w:rFonts w:eastAsia="Times New Roman" w:cs="Kannada Sangam MN"/>
           <w:color w:val="000000" w:themeColor="text1"/>
           <w:kern w:val="0"/>
           <w:lang w:val="en-AT" w:eastAsia="en-GB"/>
@@ -2659,7 +4813,7 @@
       </w:r>
       <w:r>
         <w:rPr>
-          <w:rFonts w:ascii="Cambria" w:eastAsia="Times New Roman" w:hAnsi="Cambria" w:cs="Cambria"/>
+          <w:rFonts w:eastAsia="Times New Roman" w:cs="Cambria"/>
           <w:color w:val="000000" w:themeColor="text1"/>
           <w:kern w:val="0"/>
           <w:lang w:val="en-AT" w:eastAsia="en-GB"/>
@@ -2669,7 +4823,7 @@
       </w:r>
       <w:r>
         <w:rPr>
-          <w:rFonts w:ascii="Kannada Sangam MN" w:eastAsia="Times New Roman" w:hAnsi="Kannada Sangam MN" w:cs="Kannada Sangam MN"/>
+          <w:rFonts w:eastAsia="Times New Roman" w:cs="Kannada Sangam MN"/>
           <w:color w:val="000000" w:themeColor="text1"/>
           <w:kern w:val="0"/>
           <w:lang w:val="en-AT" w:eastAsia="en-GB"/>
@@ -2679,7 +4833,7 @@
       </w:r>
       <w:r>
         <w:rPr>
-          <w:rFonts w:ascii="Kannada Sangam MN" w:eastAsia="Times New Roman" w:hAnsi="Kannada Sangam MN" w:cs="Kannada Sangam MN"/>
+          <w:rFonts w:eastAsia="Times New Roman" w:cs="Kannada Sangam MN"/>
           <w:color w:val="000000" w:themeColor="text1"/>
           <w:kern w:val="0"/>
           <w:lang w:val="en-AT" w:eastAsia="en-GB"/>
@@ -2690,7 +4844,7 @@
       </w:r>
       <w:r>
         <w:rPr>
-          <w:rFonts w:ascii="Cambria" w:eastAsia="Times New Roman" w:hAnsi="Cambria" w:cs="Cambria"/>
+          <w:rFonts w:eastAsia="Times New Roman" w:cs="Cambria"/>
           <w:color w:val="000000" w:themeColor="text1"/>
           <w:kern w:val="0"/>
           <w:lang w:val="en-AT" w:eastAsia="en-GB"/>
@@ -2700,7 +4854,7 @@
       </w:r>
       <w:r>
         <w:rPr>
-          <w:rFonts w:ascii="Kannada Sangam MN" w:eastAsia="Times New Roman" w:hAnsi="Kannada Sangam MN" w:cs="Kannada Sangam MN"/>
+          <w:rFonts w:eastAsia="Times New Roman" w:cs="Kannada Sangam MN"/>
           <w:color w:val="000000" w:themeColor="text1"/>
           <w:kern w:val="0"/>
           <w:lang w:val="en-AT" w:eastAsia="en-GB"/>
@@ -2710,7 +4864,7 @@
       </w:r>
       <w:r>
         <w:rPr>
-          <w:rFonts w:ascii="Cambria" w:eastAsia="Times New Roman" w:hAnsi="Cambria" w:cs="Cambria"/>
+          <w:rFonts w:eastAsia="Times New Roman" w:cs="Cambria"/>
           <w:color w:val="000000" w:themeColor="text1"/>
           <w:kern w:val="0"/>
           <w:lang w:val="en-AT" w:eastAsia="en-GB"/>
@@ -2720,7 +4874,7 @@
       </w:r>
       <w:r>
         <w:rPr>
-          <w:rFonts w:ascii="Kannada Sangam MN" w:eastAsia="Times New Roman" w:hAnsi="Kannada Sangam MN" w:cs="Kannada Sangam MN"/>
+          <w:rFonts w:eastAsia="Times New Roman" w:cs="Kannada Sangam MN"/>
           <w:color w:val="000000" w:themeColor="text1"/>
           <w:kern w:val="0"/>
           <w:lang w:val="en-AT" w:eastAsia="en-GB"/>
@@ -2731,9 +4885,9 @@
     </w:p>
     <w:p>
       <w:pPr>
-        <w:spacing w:after="0" w:line="240" w:lineRule="auto"/>
-        <w:rPr>
-          <w:rFonts w:ascii="Kannada Sangam MN" w:eastAsia="Times New Roman" w:hAnsi="Kannada Sangam MN" w:cs="Kannada Sangam MN"/>
+        <w:spacing w:before="360" w:after="80" w:line="240" w:lineRule="auto"/>
+        <w:rPr>
+          <w:rFonts w:eastAsia="Times New Roman" w:cs="Kannada Sangam MN"/>
           <w:color w:val="000000" w:themeColor="text1"/>
           <w:kern w:val="0"/>
           <w:lang w:val="en-AT" w:eastAsia="en-GB"/>
@@ -2742,7 +4896,7 @@
       </w:pPr>
       <w:r>
         <w:rPr>
-          <w:rFonts w:ascii="Kannada Sangam MN" w:eastAsia="Times New Roman" w:hAnsi="Kannada Sangam MN" w:cs="Kannada Sangam MN"/>
+          <w:rFonts w:eastAsia="Times New Roman" w:cs="Kannada Sangam MN"/>
           <w:color w:val="000000" w:themeColor="text1"/>
           <w:kern w:val="0"/>
           <w:lang w:val="en-AT" w:eastAsia="en-GB"/>
@@ -2752,7 +4906,7 @@
       </w:r>
       <w:r>
         <w:rPr>
-          <w:rFonts w:ascii="Cambria" w:eastAsia="Times New Roman" w:hAnsi="Cambria" w:cs="Cambria"/>
+          <w:rFonts w:eastAsia="Times New Roman" w:cs="Cambria"/>
           <w:color w:val="000000" w:themeColor="text1"/>
           <w:kern w:val="0"/>
           <w:lang w:val="en-AT" w:eastAsia="en-GB"/>
@@ -2762,7 +4916,7 @@
       </w:r>
       <w:r>
         <w:rPr>
-          <w:rFonts w:ascii="Kannada Sangam MN" w:eastAsia="Times New Roman" w:hAnsi="Kannada Sangam MN" w:cs="Kannada Sangam MN"/>
+          <w:rFonts w:eastAsia="Times New Roman" w:cs="Kannada Sangam MN"/>
           <w:color w:val="000000" w:themeColor="text1"/>
           <w:kern w:val="0"/>
           <w:lang w:val="en-AT" w:eastAsia="en-GB"/>
@@ -2772,7 +4926,7 @@
       </w:r>
       <w:r>
         <w:rPr>
-          <w:rFonts w:ascii="Cambria" w:eastAsia="Times New Roman" w:hAnsi="Cambria" w:cs="Cambria"/>
+          <w:rFonts w:eastAsia="Times New Roman" w:cs="Cambria"/>
           <w:color w:val="000000" w:themeColor="text1"/>
           <w:kern w:val="0"/>
           <w:lang w:val="en-AT" w:eastAsia="en-GB"/>
@@ -2782,7 +4936,7 @@
       </w:r>
       <w:r>
         <w:rPr>
-          <w:rFonts w:ascii="Kannada Sangam MN" w:eastAsia="Times New Roman" w:hAnsi="Kannada Sangam MN" w:cs="Kannada Sangam MN"/>
+          <w:rFonts w:eastAsia="Times New Roman" w:cs="Kannada Sangam MN"/>
           <w:color w:val="000000" w:themeColor="text1"/>
           <w:kern w:val="0"/>
           <w:lang w:val="en-AT" w:eastAsia="en-GB"/>
@@ -2792,7 +4946,7 @@
       </w:r>
       <w:r>
         <w:rPr>
-          <w:rFonts w:ascii="Cambria" w:eastAsia="Times New Roman" w:hAnsi="Cambria" w:cs="Cambria"/>
+          <w:rFonts w:eastAsia="Times New Roman" w:cs="Cambria"/>
           <w:color w:val="000000" w:themeColor="text1"/>
           <w:kern w:val="0"/>
           <w:lang w:val="en-AT" w:eastAsia="en-GB"/>
@@ -2802,7 +4956,7 @@
       </w:r>
       <w:r>
         <w:rPr>
-          <w:rFonts w:ascii="Kannada Sangam MN" w:eastAsia="Times New Roman" w:hAnsi="Kannada Sangam MN" w:cs="Kannada Sangam MN"/>
+          <w:rFonts w:eastAsia="Times New Roman" w:cs="Kannada Sangam MN"/>
           <w:color w:val="000000" w:themeColor="text1"/>
           <w:kern w:val="0"/>
           <w:lang w:val="en-AT" w:eastAsia="en-GB"/>
